--- a/Cahier des ateliers MongoDB NET.docx
+++ b/Cahier des ateliers MongoDB NET.docx
@@ -16,12 +16,6 @@
         <w:gridCol w:w="4873"/>
       </w:tblGrid>
       <w:tr>
-        <w:tblPrEx>
-          <w:tblCellMar>
-            <w:top w:w="0" w:type="dxa"/>
-            <w:bottom w:w="0" w:type="dxa"/>
-          </w:tblCellMar>
-        </w:tblPrEx>
         <w:tc>
           <w:tcPr>
             <w:tcW w:w="4873" w:type="dxa"/>
@@ -37,60 +31,6 @@
                   <wp:extent cx="1619250" cy="571500"/>
                   <wp:effectExtent l="0" t="0" r="0" b="0"/>
                   <wp:docPr id="1" name="Picture 1"/>
-                  <wp:cNvGraphicFramePr>
-                    <a:graphicFrameLocks xmlns:a="http://schemas.openxmlformats.org/drawingml/2006/main" noChangeAspect="1"/>
-                  </wp:cNvGraphicFramePr>
-                  <a:graphic xmlns:a="http://schemas.openxmlformats.org/drawingml/2006/main">
-                    <a:graphicData uri="http://schemas.openxmlformats.org/drawingml/2006/picture">
-                      <pic:pic xmlns:pic="http://schemas.openxmlformats.org/drawingml/2006/picture">
-                        <pic:nvPicPr>
-                          <pic:cNvPr id="0" name=""/>
-                          <pic:cNvPicPr>
-                            <a:picLocks noChangeAspect="1" noChangeArrowheads="1"/>
-                          </pic:cNvPicPr>
-                        </pic:nvPicPr>
-                        <pic:blipFill>
-                          <a:blip r:embed="rId7"/>
-                          <a:srcRect/>
-                          <a:stretch>
-                            <a:fillRect/>
-                          </a:stretch>
-                        </pic:blipFill>
-                        <pic:spPr bwMode="auto">
-                          <a:xfrm>
-                            <a:off x="0" y="0"/>
-                            <a:ext cx="1619250" cy="571500"/>
-                          </a:xfrm>
-                          <a:prstGeom prst="rect">
-                            <a:avLst/>
-                          </a:prstGeom>
-                        </pic:spPr>
-                      </pic:pic>
-                    </a:graphicData>
-                  </a:graphic>
-                </wp:inline>
-              </w:drawing>
-            </w:r>
-          </w:p>
-        </w:tc>
-        <w:tc>
-          <w:tcPr>
-            <w:tcW w:w="4873" w:type="dxa"/>
-            <w:vAlign w:val="center"/>
-          </w:tcPr>
-          <w:p>
-            <w:pPr>
-              <w:jc w:val="right"/>
-            </w:pPr>
-            <w:r>
-              <w:rPr>
-                <w:noProof/>
-              </w:rPr>
-              <w:drawing>
-                <wp:inline distT="0" distB="0" distL="0" distR="0" wp14:anchorId="5EDB5AC5" wp14:editId="07777777">
-                  <wp:extent cx="838200" cy="561975"/>
-                  <wp:effectExtent l="0" t="0" r="0" b="0"/>
-                  <wp:docPr id="871470149" name="Picture 871470149"/>
                   <wp:cNvGraphicFramePr>
                     <a:graphicFrameLocks xmlns:a="http://schemas.openxmlformats.org/drawingml/2006/main" noChangeAspect="1"/>
                   </wp:cNvGraphicFramePr>
@@ -113,6 +53,60 @@
                         <pic:spPr bwMode="auto">
                           <a:xfrm>
                             <a:off x="0" y="0"/>
+                            <a:ext cx="1619250" cy="571500"/>
+                          </a:xfrm>
+                          <a:prstGeom prst="rect">
+                            <a:avLst/>
+                          </a:prstGeom>
+                        </pic:spPr>
+                      </pic:pic>
+                    </a:graphicData>
+                  </a:graphic>
+                </wp:inline>
+              </w:drawing>
+            </w:r>
+          </w:p>
+        </w:tc>
+        <w:tc>
+          <w:tcPr>
+            <w:tcW w:w="4873" w:type="dxa"/>
+            <w:vAlign w:val="center"/>
+          </w:tcPr>
+          <w:p>
+            <w:pPr>
+              <w:jc w:val="right"/>
+            </w:pPr>
+            <w:r>
+              <w:rPr>
+                <w:noProof/>
+              </w:rPr>
+              <w:drawing>
+                <wp:inline distT="0" distB="0" distL="0" distR="0" wp14:anchorId="5EDB5AC5" wp14:editId="07777777">
+                  <wp:extent cx="838200" cy="561975"/>
+                  <wp:effectExtent l="0" t="0" r="0" b="0"/>
+                  <wp:docPr id="871470149" name="Picture 871470149"/>
+                  <wp:cNvGraphicFramePr>
+                    <a:graphicFrameLocks xmlns:a="http://schemas.openxmlformats.org/drawingml/2006/main" noChangeAspect="1"/>
+                  </wp:cNvGraphicFramePr>
+                  <a:graphic xmlns:a="http://schemas.openxmlformats.org/drawingml/2006/main">
+                    <a:graphicData uri="http://schemas.openxmlformats.org/drawingml/2006/picture">
+                      <pic:pic xmlns:pic="http://schemas.openxmlformats.org/drawingml/2006/picture">
+                        <pic:nvPicPr>
+                          <pic:cNvPr id="0" name=""/>
+                          <pic:cNvPicPr>
+                            <a:picLocks noChangeAspect="1" noChangeArrowheads="1"/>
+                          </pic:cNvPicPr>
+                        </pic:nvPicPr>
+                        <pic:blipFill>
+                          <a:blip r:embed="rId9"/>
+                          <a:srcRect/>
+                          <a:stretch>
+                            <a:fillRect/>
+                          </a:stretch>
+                        </pic:blipFill>
+                        <pic:spPr bwMode="auto">
+                          <a:xfrm>
+                            <a:off x="0" y="0"/>
                             <a:ext cx="838200" cy="561975"/>
                           </a:xfrm>
                           <a:prstGeom prst="rect">
@@ -160,7 +154,7 @@
                     </pic:cNvPicPr>
                   </pic:nvPicPr>
                   <pic:blipFill>
-                    <a:blip r:embed="rId9"/>
+                    <a:blip r:embed="rId10"/>
                     <a:srcRect/>
                     <a:stretch>
                       <a:fillRect/>
@@ -254,31 +248,7 @@
           <w:szCs w:val="22"/>
           <w:lang w:val="fr-FR"/>
         </w:rPr>
-        <w:t xml:space="preserve"> </w:t>
-      </w:r>
-      <w:proofErr w:type="gramStart"/>
-      <w:r>
-        <w:rPr>
-          <w:i/>
-          <w:iCs/>
-          <w:color w:val="5A6470"/>
-          <w:sz w:val="22"/>
-          <w:szCs w:val="22"/>
-          <w:lang w:val="fr-FR"/>
-        </w:rPr>
-        <w:t>dédié</w:t>
-      </w:r>
-      <w:proofErr w:type="gramEnd"/>
-      <w:r>
-        <w:rPr>
-          <w:i/>
-          <w:iCs/>
-          <w:color w:val="5A6470"/>
-          <w:sz w:val="22"/>
-          <w:szCs w:val="22"/>
-          <w:lang w:val="fr-FR"/>
-        </w:rPr>
-        <w:t xml:space="preserve"> aux développeurs .NET</w:t>
+        <w:t xml:space="preserve"> dédié aux développeurs .NET</w:t>
       </w:r>
     </w:p>
     <w:p>
@@ -305,8 +275,10 @@
     <w:p>
       <w:pPr>
         <w:spacing w:after="120"/>
-      </w:pPr>
-      <w:proofErr w:type="spellStart"/>
+        <w:rPr>
+          <w:lang w:val="fr-FR"/>
+        </w:rPr>
+      </w:pPr>
       <w:r>
         <w:rPr>
           <w:b/>
@@ -314,11 +286,11 @@
           <w:color w:val="16386B"/>
           <w:sz w:val="34"/>
           <w:szCs w:val="34"/>
+          <w:lang w:val="fr-FR"/>
         </w:rPr>
         <w:lastRenderedPageBreak/>
         <w:t>Sommaire</w:t>
       </w:r>
-      <w:proofErr w:type="spellEnd"/>
     </w:p>
     <w:tbl>
       <w:tblPr>
@@ -342,12 +314,6 @@
         <w:gridCol w:w="1949"/>
       </w:tblGrid>
       <w:tr>
-        <w:tblPrEx>
-          <w:tblCellMar>
-            <w:top w:w="0" w:type="dxa"/>
-            <w:bottom w:w="0" w:type="dxa"/>
-          </w:tblCellMar>
-        </w:tblPrEx>
         <w:tc>
           <w:tcPr>
             <w:tcW w:w="9746" w:type="dxa"/>
@@ -373,12 +339,6 @@
         </w:tc>
       </w:tr>
       <w:tr>
-        <w:tblPrEx>
-          <w:tblCellMar>
-            <w:top w:w="0" w:type="dxa"/>
-            <w:bottom w:w="0" w:type="dxa"/>
-          </w:tblCellMar>
-        </w:tblPrEx>
         <w:tc>
           <w:tcPr>
             <w:tcW w:w="7797" w:type="dxa"/>
@@ -434,12 +394,6 @@
         </w:tc>
       </w:tr>
       <w:tr>
-        <w:tblPrEx>
-          <w:tblCellMar>
-            <w:top w:w="0" w:type="dxa"/>
-            <w:bottom w:w="0" w:type="dxa"/>
-          </w:tblCellMar>
-        </w:tblPrEx>
         <w:tc>
           <w:tcPr>
             <w:tcW w:w="7797" w:type="dxa"/>
@@ -463,27 +417,7 @@
                 <w:szCs w:val="20"/>
                 <w:lang w:val="fr-FR"/>
               </w:rPr>
-              <w:t xml:space="preserve">Atelier 1.2 — Explorer les types BSON : </w:t>
-            </w:r>
-            <w:proofErr w:type="spellStart"/>
-            <w:r>
-              <w:rPr>
-                <w:color w:val="222222"/>
-                <w:sz w:val="20"/>
-                <w:szCs w:val="20"/>
-                <w:lang w:val="fr-FR"/>
-              </w:rPr>
-              <w:t>ObjectId</w:t>
-            </w:r>
-            <w:proofErr w:type="spellEnd"/>
-            <w:r>
-              <w:rPr>
-                <w:color w:val="222222"/>
-                <w:sz w:val="20"/>
-                <w:szCs w:val="20"/>
-                <w:lang w:val="fr-FR"/>
-              </w:rPr>
-              <w:t xml:space="preserve"> &amp; Date</w:t>
+              <w:t>Atelier 1.2 — Explorer les types BSON : ObjectId &amp; Date</w:t>
             </w:r>
           </w:p>
         </w:tc>
@@ -515,12 +449,6 @@
         </w:tc>
       </w:tr>
       <w:tr>
-        <w:tblPrEx>
-          <w:tblCellMar>
-            <w:top w:w="0" w:type="dxa"/>
-            <w:bottom w:w="0" w:type="dxa"/>
-          </w:tblCellMar>
-        </w:tblPrEx>
         <w:tc>
           <w:tcPr>
             <w:tcW w:w="7797" w:type="dxa"/>
@@ -538,25 +466,7 @@
                 <w:sz w:val="20"/>
                 <w:szCs w:val="20"/>
               </w:rPr>
-              <w:t xml:space="preserve">Atelier 1.3 — Installer MongoDB, </w:t>
-            </w:r>
-            <w:proofErr w:type="spellStart"/>
-            <w:r>
-              <w:rPr>
-                <w:color w:val="222222"/>
-                <w:sz w:val="20"/>
-                <w:szCs w:val="20"/>
-              </w:rPr>
-              <w:t>mongosh</w:t>
-            </w:r>
-            <w:proofErr w:type="spellEnd"/>
-            <w:r>
-              <w:rPr>
-                <w:color w:val="222222"/>
-                <w:sz w:val="20"/>
-                <w:szCs w:val="20"/>
-              </w:rPr>
-              <w:t xml:space="preserve"> &amp; Compass</w:t>
+              <w:t>Atelier 1.3 — Installer MongoDB, mongosh &amp; Compass</w:t>
             </w:r>
           </w:p>
         </w:tc>
@@ -588,12 +498,6 @@
         </w:tc>
       </w:tr>
       <w:tr>
-        <w:tblPrEx>
-          <w:tblCellMar>
-            <w:top w:w="0" w:type="dxa"/>
-            <w:bottom w:w="0" w:type="dxa"/>
-          </w:tblCellMar>
-        </w:tblPrEx>
         <w:tc>
           <w:tcPr>
             <w:tcW w:w="9746" w:type="dxa"/>
@@ -625,12 +529,6 @@
         </w:tc>
       </w:tr>
       <w:tr>
-        <w:tblPrEx>
-          <w:tblCellMar>
-            <w:top w:w="0" w:type="dxa"/>
-            <w:bottom w:w="0" w:type="dxa"/>
-          </w:tblCellMar>
-        </w:tblPrEx>
         <w:tc>
           <w:tcPr>
             <w:tcW w:w="7797" w:type="dxa"/>
@@ -654,19 +552,8 @@
                 <w:szCs w:val="20"/>
                 <w:lang w:val="fr-FR"/>
               </w:rPr>
-              <w:t xml:space="preserve">Atelier 2.1 — Premiers pas avec </w:t>
-            </w:r>
-            <w:proofErr w:type="spellStart"/>
-            <w:r>
-              <w:rPr>
-                <w:color w:val="222222"/>
-                <w:sz w:val="20"/>
-                <w:szCs w:val="20"/>
-                <w:lang w:val="fr-FR"/>
-              </w:rPr>
-              <w:t>mongosh</w:t>
-            </w:r>
-            <w:proofErr w:type="spellEnd"/>
+              <w:t>Atelier 2.1 — Premiers pas avec mongosh</w:t>
+            </w:r>
           </w:p>
         </w:tc>
         <w:tc>
@@ -697,12 +584,6 @@
         </w:tc>
       </w:tr>
       <w:tr>
-        <w:tblPrEx>
-          <w:tblCellMar>
-            <w:top w:w="0" w:type="dxa"/>
-            <w:bottom w:w="0" w:type="dxa"/>
-          </w:tblCellMar>
-        </w:tblPrEx>
         <w:tc>
           <w:tcPr>
             <w:tcW w:w="7797" w:type="dxa"/>
@@ -758,12 +639,6 @@
         </w:tc>
       </w:tr>
       <w:tr>
-        <w:tblPrEx>
-          <w:tblCellMar>
-            <w:top w:w="0" w:type="dxa"/>
-            <w:bottom w:w="0" w:type="dxa"/>
-          </w:tblCellMar>
-        </w:tblPrEx>
         <w:tc>
           <w:tcPr>
             <w:tcW w:w="7797" w:type="dxa"/>
@@ -819,12 +694,6 @@
         </w:tc>
       </w:tr>
       <w:tr>
-        <w:tblPrEx>
-          <w:tblCellMar>
-            <w:top w:w="0" w:type="dxa"/>
-            <w:bottom w:w="0" w:type="dxa"/>
-          </w:tblCellMar>
-        </w:tblPrEx>
         <w:tc>
           <w:tcPr>
             <w:tcW w:w="7797" w:type="dxa"/>
@@ -880,12 +749,6 @@
         </w:tc>
       </w:tr>
       <w:tr>
-        <w:tblPrEx>
-          <w:tblCellMar>
-            <w:top w:w="0" w:type="dxa"/>
-            <w:bottom w:w="0" w:type="dxa"/>
-          </w:tblCellMar>
-        </w:tblPrEx>
         <w:tc>
           <w:tcPr>
             <w:tcW w:w="7797" w:type="dxa"/>
@@ -909,39 +772,8 @@
                 <w:szCs w:val="20"/>
                 <w:lang w:val="fr-FR"/>
               </w:rPr>
-              <w:t xml:space="preserve">Atelier 2.5 — Scripts </w:t>
-            </w:r>
-            <w:proofErr w:type="spellStart"/>
-            <w:r>
-              <w:rPr>
-                <w:color w:val="222222"/>
-                <w:sz w:val="20"/>
-                <w:szCs w:val="20"/>
-                <w:lang w:val="fr-FR"/>
-              </w:rPr>
-              <w:t>mongosh</w:t>
-            </w:r>
-            <w:proofErr w:type="spellEnd"/>
-            <w:r>
-              <w:rPr>
-                <w:color w:val="222222"/>
-                <w:sz w:val="20"/>
-                <w:szCs w:val="20"/>
-                <w:lang w:val="fr-FR"/>
-              </w:rPr>
-              <w:t xml:space="preserve"> &amp; personnalisation du </w:t>
-            </w:r>
-            <w:proofErr w:type="spellStart"/>
-            <w:r>
-              <w:rPr>
-                <w:color w:val="222222"/>
-                <w:sz w:val="20"/>
-                <w:szCs w:val="20"/>
-                <w:lang w:val="fr-FR"/>
-              </w:rPr>
-              <w:t>shell</w:t>
-            </w:r>
-            <w:proofErr w:type="spellEnd"/>
+              <w:t>Atelier 2.5 — Scripts mongosh &amp; personnalisation du shell</w:t>
+            </w:r>
           </w:p>
         </w:tc>
         <w:tc>
@@ -972,12 +804,6 @@
         </w:tc>
       </w:tr>
       <w:tr>
-        <w:tblPrEx>
-          <w:tblCellMar>
-            <w:top w:w="0" w:type="dxa"/>
-            <w:bottom w:w="0" w:type="dxa"/>
-          </w:tblCellMar>
-        </w:tblPrEx>
         <w:tc>
           <w:tcPr>
             <w:tcW w:w="9746" w:type="dxa"/>
@@ -1003,12 +829,6 @@
         </w:tc>
       </w:tr>
       <w:tr>
-        <w:tblPrEx>
-          <w:tblCellMar>
-            <w:top w:w="0" w:type="dxa"/>
-            <w:bottom w:w="0" w:type="dxa"/>
-          </w:tblCellMar>
-        </w:tblPrEx>
         <w:tc>
           <w:tcPr>
             <w:tcW w:w="7797" w:type="dxa"/>
@@ -1064,12 +884,6 @@
         </w:tc>
       </w:tr>
       <w:tr>
-        <w:tblPrEx>
-          <w:tblCellMar>
-            <w:top w:w="0" w:type="dxa"/>
-            <w:bottom w:w="0" w:type="dxa"/>
-          </w:tblCellMar>
-        </w:tblPrEx>
         <w:tc>
           <w:tcPr>
             <w:tcW w:w="7797" w:type="dxa"/>
@@ -1125,12 +939,6 @@
         </w:tc>
       </w:tr>
       <w:tr>
-        <w:tblPrEx>
-          <w:tblCellMar>
-            <w:top w:w="0" w:type="dxa"/>
-            <w:bottom w:w="0" w:type="dxa"/>
-          </w:tblCellMar>
-        </w:tblPrEx>
         <w:tc>
           <w:tcPr>
             <w:tcW w:w="7797" w:type="dxa"/>
@@ -1186,12 +994,6 @@
         </w:tc>
       </w:tr>
       <w:tr>
-        <w:tblPrEx>
-          <w:tblCellMar>
-            <w:top w:w="0" w:type="dxa"/>
-            <w:bottom w:w="0" w:type="dxa"/>
-          </w:tblCellMar>
-        </w:tblPrEx>
         <w:tc>
           <w:tcPr>
             <w:tcW w:w="7797" w:type="dxa"/>
@@ -1247,12 +1049,6 @@
         </w:tc>
       </w:tr>
       <w:tr>
-        <w:tblPrEx>
-          <w:tblCellMar>
-            <w:top w:w="0" w:type="dxa"/>
-            <w:bottom w:w="0" w:type="dxa"/>
-          </w:tblCellMar>
-        </w:tblPrEx>
         <w:tc>
           <w:tcPr>
             <w:tcW w:w="9746" w:type="dxa"/>
@@ -1284,12 +1080,6 @@
         </w:tc>
       </w:tr>
       <w:tr>
-        <w:tblPrEx>
-          <w:tblCellMar>
-            <w:top w:w="0" w:type="dxa"/>
-            <w:bottom w:w="0" w:type="dxa"/>
-          </w:tblCellMar>
-        </w:tblPrEx>
         <w:tc>
           <w:tcPr>
             <w:tcW w:w="7797" w:type="dxa"/>
@@ -1307,35 +1097,7 @@
                 <w:sz w:val="20"/>
                 <w:szCs w:val="20"/>
               </w:rPr>
-              <w:t xml:space="preserve">Atelier 4.1 — </w:t>
-            </w:r>
-            <w:proofErr w:type="spellStart"/>
-            <w:proofErr w:type="gramStart"/>
-            <w:r>
-              <w:rPr>
-                <w:color w:val="222222"/>
-                <w:sz w:val="20"/>
-                <w:szCs w:val="20"/>
-              </w:rPr>
-              <w:t>Modélisation</w:t>
-            </w:r>
-            <w:proofErr w:type="spellEnd"/>
-            <w:r>
-              <w:rPr>
-                <w:color w:val="222222"/>
-                <w:sz w:val="20"/>
-                <w:szCs w:val="20"/>
-              </w:rPr>
-              <w:t xml:space="preserve"> :</w:t>
-            </w:r>
-            <w:proofErr w:type="gramEnd"/>
-            <w:r>
-              <w:rPr>
-                <w:color w:val="222222"/>
-                <w:sz w:val="20"/>
-                <w:szCs w:val="20"/>
-              </w:rPr>
-              <w:t xml:space="preserve"> embedded vs referenced</w:t>
+              <w:t>Atelier 4.1 — Modélisation : embedded vs referenced</w:t>
             </w:r>
           </w:p>
         </w:tc>
@@ -1367,12 +1129,6 @@
         </w:tc>
       </w:tr>
       <w:tr>
-        <w:tblPrEx>
-          <w:tblCellMar>
-            <w:top w:w="0" w:type="dxa"/>
-            <w:bottom w:w="0" w:type="dxa"/>
-          </w:tblCellMar>
-        </w:tblPrEx>
         <w:tc>
           <w:tcPr>
             <w:tcW w:w="7797" w:type="dxa"/>
@@ -1428,12 +1184,6 @@
         </w:tc>
       </w:tr>
       <w:tr>
-        <w:tblPrEx>
-          <w:tblCellMar>
-            <w:top w:w="0" w:type="dxa"/>
-            <w:bottom w:w="0" w:type="dxa"/>
-          </w:tblCellMar>
-        </w:tblPrEx>
         <w:tc>
           <w:tcPr>
             <w:tcW w:w="7797" w:type="dxa"/>
@@ -1489,12 +1239,6 @@
         </w:tc>
       </w:tr>
       <w:tr>
-        <w:tblPrEx>
-          <w:tblCellMar>
-            <w:top w:w="0" w:type="dxa"/>
-            <w:bottom w:w="0" w:type="dxa"/>
-          </w:tblCellMar>
-        </w:tblPrEx>
         <w:tc>
           <w:tcPr>
             <w:tcW w:w="7797" w:type="dxa"/>
@@ -1550,12 +1294,6 @@
         </w:tc>
       </w:tr>
       <w:tr>
-        <w:tblPrEx>
-          <w:tblCellMar>
-            <w:top w:w="0" w:type="dxa"/>
-            <w:bottom w:w="0" w:type="dxa"/>
-          </w:tblCellMar>
-        </w:tblPrEx>
         <w:tc>
           <w:tcPr>
             <w:tcW w:w="9746" w:type="dxa"/>
@@ -1575,36 +1313,12 @@
                 <w:bCs/>
                 <w:color w:val="16386B"/>
               </w:rPr>
-              <w:t xml:space="preserve">Module 5 — </w:t>
-            </w:r>
-            <w:proofErr w:type="spellStart"/>
-            <w:r>
-              <w:rPr>
-                <w:b/>
-                <w:bCs/>
-                <w:color w:val="16386B"/>
-              </w:rPr>
-              <w:t>Réplication</w:t>
-            </w:r>
-            <w:proofErr w:type="spellEnd"/>
-            <w:r>
-              <w:rPr>
-                <w:b/>
-                <w:bCs/>
-                <w:color w:val="16386B"/>
-              </w:rPr>
-              <w:t xml:space="preserve"> et sharding</w:t>
+              <w:t>Module 5 — Réplication et sharding</w:t>
             </w:r>
           </w:p>
         </w:tc>
       </w:tr>
       <w:tr>
-        <w:tblPrEx>
-          <w:tblCellMar>
-            <w:top w:w="0" w:type="dxa"/>
-            <w:bottom w:w="0" w:type="dxa"/>
-          </w:tblCellMar>
-        </w:tblPrEx>
         <w:tc>
           <w:tcPr>
             <w:tcW w:w="7797" w:type="dxa"/>
@@ -1622,25 +1336,7 @@
                 <w:sz w:val="20"/>
                 <w:szCs w:val="20"/>
               </w:rPr>
-              <w:t xml:space="preserve">Atelier 5.1 — Monter </w:t>
-            </w:r>
-            <w:proofErr w:type="gramStart"/>
-            <w:r>
-              <w:rPr>
-                <w:color w:val="222222"/>
-                <w:sz w:val="20"/>
-                <w:szCs w:val="20"/>
-              </w:rPr>
-              <w:t>un Replica</w:t>
-            </w:r>
-            <w:proofErr w:type="gramEnd"/>
-            <w:r>
-              <w:rPr>
-                <w:color w:val="222222"/>
-                <w:sz w:val="20"/>
-                <w:szCs w:val="20"/>
-              </w:rPr>
-              <w:t xml:space="preserve"> Set (Docker)</w:t>
+              <w:t>Atelier 5.1 — Monter un Replica Set (Docker)</w:t>
             </w:r>
           </w:p>
         </w:tc>
@@ -1672,12 +1368,6 @@
         </w:tc>
       </w:tr>
       <w:tr>
-        <w:tblPrEx>
-          <w:tblCellMar>
-            <w:top w:w="0" w:type="dxa"/>
-            <w:bottom w:w="0" w:type="dxa"/>
-          </w:tblCellMar>
-        </w:tblPrEx>
         <w:tc>
           <w:tcPr>
             <w:tcW w:w="7797" w:type="dxa"/>
@@ -1733,12 +1423,6 @@
         </w:tc>
       </w:tr>
       <w:tr>
-        <w:tblPrEx>
-          <w:tblCellMar>
-            <w:top w:w="0" w:type="dxa"/>
-            <w:bottom w:w="0" w:type="dxa"/>
-          </w:tblCellMar>
-        </w:tblPrEx>
         <w:tc>
           <w:tcPr>
             <w:tcW w:w="7797" w:type="dxa"/>
@@ -1794,12 +1478,6 @@
         </w:tc>
       </w:tr>
       <w:tr>
-        <w:tblPrEx>
-          <w:tblCellMar>
-            <w:top w:w="0" w:type="dxa"/>
-            <w:bottom w:w="0" w:type="dxa"/>
-          </w:tblCellMar>
-        </w:tblPrEx>
         <w:tc>
           <w:tcPr>
             <w:tcW w:w="7797" w:type="dxa"/>
@@ -1817,25 +1495,7 @@
                 <w:sz w:val="20"/>
                 <w:szCs w:val="20"/>
               </w:rPr>
-              <w:t xml:space="preserve">Atelier 5.4 — Monter un cluster </w:t>
-            </w:r>
-            <w:proofErr w:type="spellStart"/>
-            <w:r>
-              <w:rPr>
-                <w:color w:val="222222"/>
-                <w:sz w:val="20"/>
-                <w:szCs w:val="20"/>
-              </w:rPr>
-              <w:t>shardé</w:t>
-            </w:r>
-            <w:proofErr w:type="spellEnd"/>
-            <w:r>
-              <w:rPr>
-                <w:color w:val="222222"/>
-                <w:sz w:val="20"/>
-                <w:szCs w:val="20"/>
-              </w:rPr>
-              <w:t xml:space="preserve"> (Docker)</w:t>
+              <w:t>Atelier 5.4 — Monter un cluster shardé (Docker)</w:t>
             </w:r>
           </w:p>
         </w:tc>
@@ -1867,12 +1527,6 @@
         </w:tc>
       </w:tr>
       <w:tr>
-        <w:tblPrEx>
-          <w:tblCellMar>
-            <w:top w:w="0" w:type="dxa"/>
-            <w:bottom w:w="0" w:type="dxa"/>
-          </w:tblCellMar>
-        </w:tblPrEx>
         <w:tc>
           <w:tcPr>
             <w:tcW w:w="7797" w:type="dxa"/>
@@ -1896,47 +1550,7 @@
                 <w:szCs w:val="20"/>
                 <w:lang w:val="fr-FR"/>
               </w:rPr>
-              <w:t xml:space="preserve">Atelier 5.5 — </w:t>
-            </w:r>
-            <w:proofErr w:type="spellStart"/>
-            <w:r>
-              <w:rPr>
-                <w:color w:val="222222"/>
-                <w:sz w:val="20"/>
-                <w:szCs w:val="20"/>
-                <w:lang w:val="fr-FR"/>
-              </w:rPr>
-              <w:t>Sharder</w:t>
-            </w:r>
-            <w:proofErr w:type="spellEnd"/>
-            <w:r>
-              <w:rPr>
-                <w:color w:val="222222"/>
-                <w:sz w:val="20"/>
-                <w:szCs w:val="20"/>
-                <w:lang w:val="fr-FR"/>
-              </w:rPr>
-              <w:t xml:space="preserve"> une collection </w:t>
-            </w:r>
-            <w:proofErr w:type="spellStart"/>
-            <w:r>
-              <w:rPr>
-                <w:color w:val="222222"/>
-                <w:sz w:val="20"/>
-                <w:szCs w:val="20"/>
-                <w:lang w:val="fr-FR"/>
-              </w:rPr>
-              <w:t>BilletFlux</w:t>
-            </w:r>
-            <w:proofErr w:type="spellEnd"/>
-            <w:r>
-              <w:rPr>
-                <w:color w:val="222222"/>
-                <w:sz w:val="20"/>
-                <w:szCs w:val="20"/>
-                <w:lang w:val="fr-FR"/>
-              </w:rPr>
-              <w:t xml:space="preserve"> et choisir la clé</w:t>
+              <w:t>Atelier 5.5 — Sharder une collection BilletFlux et choisir la clé</w:t>
             </w:r>
           </w:p>
         </w:tc>
@@ -1968,12 +1582,6 @@
         </w:tc>
       </w:tr>
       <w:tr>
-        <w:tblPrEx>
-          <w:tblCellMar>
-            <w:top w:w="0" w:type="dxa"/>
-            <w:bottom w:w="0" w:type="dxa"/>
-          </w:tblCellMar>
-        </w:tblPrEx>
         <w:tc>
           <w:tcPr>
             <w:tcW w:w="9746" w:type="dxa"/>
@@ -2005,12 +1613,6 @@
         </w:tc>
       </w:tr>
       <w:tr>
-        <w:tblPrEx>
-          <w:tblCellMar>
-            <w:top w:w="0" w:type="dxa"/>
-            <w:bottom w:w="0" w:type="dxa"/>
-          </w:tblCellMar>
-        </w:tblPrEx>
         <w:tc>
           <w:tcPr>
             <w:tcW w:w="7797" w:type="dxa"/>
@@ -2066,12 +1668,6 @@
         </w:tc>
       </w:tr>
       <w:tr>
-        <w:tblPrEx>
-          <w:tblCellMar>
-            <w:top w:w="0" w:type="dxa"/>
-            <w:bottom w:w="0" w:type="dxa"/>
-          </w:tblCellMar>
-        </w:tblPrEx>
         <w:tc>
           <w:tcPr>
             <w:tcW w:w="9746" w:type="dxa"/>
@@ -2103,12 +1699,6 @@
         </w:tc>
       </w:tr>
       <w:tr>
-        <w:tblPrEx>
-          <w:tblCellMar>
-            <w:top w:w="0" w:type="dxa"/>
-            <w:bottom w:w="0" w:type="dxa"/>
-          </w:tblCellMar>
-        </w:tblPrEx>
         <w:tc>
           <w:tcPr>
             <w:tcW w:w="7797" w:type="dxa"/>
@@ -2126,25 +1716,7 @@
                 <w:sz w:val="20"/>
                 <w:szCs w:val="20"/>
               </w:rPr>
-              <w:t xml:space="preserve">Atelier 7.1 — Aggregation Framework </w:t>
-            </w:r>
-            <w:proofErr w:type="spellStart"/>
-            <w:r>
-              <w:rPr>
-                <w:color w:val="222222"/>
-                <w:sz w:val="20"/>
-                <w:szCs w:val="20"/>
-              </w:rPr>
-              <w:t>en</w:t>
-            </w:r>
-            <w:proofErr w:type="spellEnd"/>
-            <w:r>
-              <w:rPr>
-                <w:color w:val="222222"/>
-                <w:sz w:val="20"/>
-                <w:szCs w:val="20"/>
-              </w:rPr>
-              <w:t xml:space="preserve"> C#</w:t>
+              <w:t>Atelier 7.1 — Aggregation Framework en C#</w:t>
             </w:r>
           </w:p>
         </w:tc>
@@ -2176,12 +1748,6 @@
         </w:tc>
       </w:tr>
       <w:tr>
-        <w:tblPrEx>
-          <w:tblCellMar>
-            <w:top w:w="0" w:type="dxa"/>
-            <w:bottom w:w="0" w:type="dxa"/>
-          </w:tblCellMar>
-        </w:tblPrEx>
         <w:tc>
           <w:tcPr>
             <w:tcW w:w="7797" w:type="dxa"/>
@@ -2205,47 +1771,7 @@
                 <w:szCs w:val="20"/>
                 <w:lang w:val="fr-FR"/>
               </w:rPr>
-              <w:t xml:space="preserve">Atelier 7.2 — </w:t>
-            </w:r>
-            <w:proofErr w:type="spellStart"/>
-            <w:r>
-              <w:rPr>
-                <w:color w:val="222222"/>
-                <w:sz w:val="20"/>
-                <w:szCs w:val="20"/>
-                <w:lang w:val="fr-FR"/>
-              </w:rPr>
-              <w:t>Capstone</w:t>
-            </w:r>
-            <w:proofErr w:type="spellEnd"/>
-            <w:r>
-              <w:rPr>
-                <w:color w:val="222222"/>
-                <w:sz w:val="20"/>
-                <w:szCs w:val="20"/>
-                <w:lang w:val="fr-FR"/>
-              </w:rPr>
-              <w:t xml:space="preserve"> — l'application </w:t>
-            </w:r>
-            <w:proofErr w:type="spellStart"/>
-            <w:r>
-              <w:rPr>
-                <w:color w:val="222222"/>
-                <w:sz w:val="20"/>
-                <w:szCs w:val="20"/>
-                <w:lang w:val="fr-FR"/>
-              </w:rPr>
-              <w:t>BilletFlux</w:t>
-            </w:r>
-            <w:proofErr w:type="spellEnd"/>
-            <w:r>
-              <w:rPr>
-                <w:color w:val="222222"/>
-                <w:sz w:val="20"/>
-                <w:szCs w:val="20"/>
-                <w:lang w:val="fr-FR"/>
-              </w:rPr>
-              <w:t xml:space="preserve"> complète</w:t>
+              <w:t>Atelier 7.2 — Capstone — l'application BilletFlux complète</w:t>
             </w:r>
           </w:p>
         </w:tc>
@@ -2308,12 +1834,6 @@
         <w:gridCol w:w="9746"/>
       </w:tblGrid>
       <w:tr>
-        <w:tblPrEx>
-          <w:tblCellMar>
-            <w:top w:w="0" w:type="dxa"/>
-            <w:bottom w:w="0" w:type="dxa"/>
-          </w:tblCellMar>
-        </w:tblPrEx>
         <w:tc>
           <w:tcPr>
             <w:tcW w:w="9746" w:type="dxa"/>
@@ -2353,91 +1873,37 @@
                 <w:sz w:val="20"/>
                 <w:szCs w:val="20"/>
               </w:rPr>
-              <w:t xml:space="preserve">MongoDB 7.x/8.x (Replica Set pour les transactions et le Module 5 — </w:t>
-            </w:r>
-            <w:proofErr w:type="gramStart"/>
-            <w:r>
+              <w:t>MongoDB 7.x/8.x (Replica Set pour les transactions et le Module 5 — Atlas  · mongosh · Compass · .NET 8 SDK · MongoDB.Driver · Visual Studio 2022 / VS Code.</w:t>
+            </w:r>
+          </w:p>
+          <w:p>
+            <w:pPr>
+              <w:spacing w:line="264" w:lineRule="auto"/>
               <w:rPr>
                 <w:color w:val="3A3A3A"/>
                 <w:sz w:val="20"/>
                 <w:szCs w:val="20"/>
               </w:rPr>
-              <w:t>Atlas  ·</w:t>
-            </w:r>
-            <w:proofErr w:type="gramEnd"/>
+            </w:pPr>
             <w:r>
               <w:rPr>
                 <w:color w:val="3A3A3A"/>
                 <w:sz w:val="20"/>
                 <w:szCs w:val="20"/>
               </w:rPr>
-              <w:t xml:space="preserve"> </w:t>
-            </w:r>
-            <w:proofErr w:type="spellStart"/>
-            <w:r>
+              <w:t>Docker ·</w:t>
+            </w:r>
+          </w:p>
+          <w:p>
+            <w:pPr>
+              <w:spacing w:line="264" w:lineRule="auto"/>
               <w:rPr>
                 <w:color w:val="3A3A3A"/>
                 <w:sz w:val="20"/>
                 <w:szCs w:val="20"/>
               </w:rPr>
-              <w:t>mongosh</w:t>
-            </w:r>
-            <w:proofErr w:type="spellEnd"/>
-            <w:r>
-              <w:rPr>
-                <w:color w:val="3A3A3A"/>
-                <w:sz w:val="20"/>
-                <w:szCs w:val="20"/>
-              </w:rPr>
-              <w:t xml:space="preserve"> · Compass · .NET 8 SDK · </w:t>
-            </w:r>
-            <w:proofErr w:type="spellStart"/>
-            <w:r>
-              <w:rPr>
-                <w:color w:val="3A3A3A"/>
-                <w:sz w:val="20"/>
-                <w:szCs w:val="20"/>
-              </w:rPr>
-              <w:t>MongoDB.Driver</w:t>
-            </w:r>
-            <w:proofErr w:type="spellEnd"/>
-            <w:r>
-              <w:rPr>
-                <w:color w:val="3A3A3A"/>
-                <w:sz w:val="20"/>
-                <w:szCs w:val="20"/>
-              </w:rPr>
-              <w:t xml:space="preserve"> · Visual Studio 2022 / VS Code.</w:t>
-            </w:r>
-          </w:p>
-          <w:p>
-            <w:pPr>
-              <w:spacing w:line="264" w:lineRule="auto"/>
-              <w:rPr>
-                <w:color w:val="3A3A3A"/>
-                <w:sz w:val="20"/>
-                <w:szCs w:val="20"/>
-              </w:rPr>
             </w:pPr>
-            <w:r>
-              <w:rPr>
-                <w:color w:val="3A3A3A"/>
-                <w:sz w:val="20"/>
-                <w:szCs w:val="20"/>
-              </w:rPr>
-              <w:t>Docker ·</w:t>
-            </w:r>
-          </w:p>
-          <w:p>
-            <w:pPr>
-              <w:spacing w:line="264" w:lineRule="auto"/>
-              <w:rPr>
-                <w:color w:val="3A3A3A"/>
-                <w:sz w:val="20"/>
-                <w:szCs w:val="20"/>
-              </w:rPr>
-            </w:pPr>
-            <w:hyperlink r:id="rId10">
+            <w:hyperlink r:id="rId11">
               <w:r>
                 <w:rPr>
                   <w:rStyle w:val="Hyperlink"/>
@@ -2497,54 +1963,8 @@
                 <w:szCs w:val="20"/>
                 <w:lang w:val="fr-FR"/>
               </w:rPr>
-              <w:t xml:space="preserve">, ce qui évite les erreurs, </w:t>
-            </w:r>
-            <w:proofErr w:type="spellStart"/>
-            <w:r>
-              <w:rPr>
-                <w:sz w:val="20"/>
-                <w:szCs w:val="20"/>
-                <w:lang w:val="fr-FR"/>
-              </w:rPr>
-              <w:t>seed</w:t>
-            </w:r>
-            <w:proofErr w:type="spellEnd"/>
-            <w:r>
-              <w:rPr>
-                <w:sz w:val="20"/>
-                <w:szCs w:val="20"/>
-                <w:lang w:val="fr-FR"/>
-              </w:rPr>
-              <w:t xml:space="preserve"> </w:t>
-            </w:r>
-            <w:proofErr w:type="spellStart"/>
-            <w:r>
-              <w:rPr>
-                <w:sz w:val="20"/>
-                <w:szCs w:val="20"/>
-                <w:lang w:val="fr-FR"/>
-              </w:rPr>
-              <w:t>tout</w:t>
-            </w:r>
-            <w:proofErr w:type="spellEnd"/>
-            <w:r>
-              <w:rPr>
-                <w:sz w:val="20"/>
-                <w:szCs w:val="20"/>
-                <w:lang w:val="fr-FR"/>
-              </w:rPr>
-              <w:t xml:space="preserve"> les </w:t>
-            </w:r>
-            <w:proofErr w:type="gramStart"/>
-            <w:r>
-              <w:rPr>
-                <w:sz w:val="20"/>
-                <w:szCs w:val="20"/>
-                <w:lang w:val="fr-FR"/>
-              </w:rPr>
-              <w:t>données .</w:t>
-            </w:r>
-            <w:proofErr w:type="gramEnd"/>
+              <w:t>, ce qui évite les erreurs, seed tout les données .</w:t>
+            </w:r>
           </w:p>
           <w:p>
             <w:pPr>
@@ -2660,12 +2080,6 @@
         <w:gridCol w:w="9746"/>
       </w:tblGrid>
       <w:tr>
-        <w:tblPrEx>
-          <w:tblCellMar>
-            <w:top w:w="0" w:type="dxa"/>
-            <w:bottom w:w="0" w:type="dxa"/>
-          </w:tblCellMar>
-        </w:tblPrEx>
         <w:tc>
           <w:tcPr>
             <w:tcW w:w="9746" w:type="dxa"/>
@@ -2749,29 +2163,7 @@
                 <w:sz w:val="16"/>
                 <w:szCs w:val="16"/>
               </w:rPr>
-              <w:t xml:space="preserve">Module 1 · </w:t>
-            </w:r>
-            <w:proofErr w:type="spellStart"/>
-            <w:r>
-              <w:rPr>
-                <w:i/>
-                <w:iCs/>
-                <w:color w:val="BFD3F2"/>
-                <w:sz w:val="16"/>
-                <w:szCs w:val="16"/>
-              </w:rPr>
-              <w:t>Chapitre</w:t>
-            </w:r>
-            <w:proofErr w:type="spellEnd"/>
-            <w:r>
-              <w:rPr>
-                <w:i/>
-                <w:iCs/>
-                <w:color w:val="BFD3F2"/>
-                <w:sz w:val="16"/>
-                <w:szCs w:val="16"/>
-              </w:rPr>
-              <w:t xml:space="preserve"> 4 — JSON, BSON</w:t>
+              <w:t>Module 1 · Chapitre 4 — JSON, BSON</w:t>
             </w:r>
           </w:p>
         </w:tc>
@@ -2803,12 +2195,6 @@
         <w:gridCol w:w="4873"/>
       </w:tblGrid>
       <w:tr>
-        <w:tblPrEx>
-          <w:tblCellMar>
-            <w:top w:w="0" w:type="dxa"/>
-            <w:bottom w:w="0" w:type="dxa"/>
-          </w:tblCellMar>
-        </w:tblPrEx>
         <w:trPr>
           <w:trHeight w:val="300"/>
         </w:trPr>
@@ -2832,41 +2218,7 @@
                 <w:sz w:val="18"/>
                 <w:szCs w:val="18"/>
               </w:rPr>
-              <w:t xml:space="preserve">⏱  Durée </w:t>
-            </w:r>
-            <w:proofErr w:type="spellStart"/>
-            <w:proofErr w:type="gramStart"/>
-            <w:r>
-              <w:rPr>
-                <w:b/>
-                <w:bCs/>
-                <w:color w:val="16386B"/>
-                <w:sz w:val="18"/>
-                <w:szCs w:val="18"/>
-              </w:rPr>
-              <w:t>estimée</w:t>
-            </w:r>
-            <w:proofErr w:type="spellEnd"/>
-            <w:r>
-              <w:rPr>
-                <w:b/>
-                <w:bCs/>
-                <w:color w:val="16386B"/>
-                <w:sz w:val="18"/>
-                <w:szCs w:val="18"/>
-              </w:rPr>
-              <w:t xml:space="preserve"> :</w:t>
-            </w:r>
-            <w:proofErr w:type="gramEnd"/>
-            <w:r>
-              <w:rPr>
-                <w:b/>
-                <w:bCs/>
-                <w:color w:val="16386B"/>
-                <w:sz w:val="18"/>
-                <w:szCs w:val="18"/>
-              </w:rPr>
-              <w:t xml:space="preserve"> 20 min</w:t>
+              <w:t>⏱  Durée estimée : 20 min</w:t>
             </w:r>
           </w:p>
         </w:tc>
@@ -3048,12 +2400,6 @@
         <w:gridCol w:w="9746"/>
       </w:tblGrid>
       <w:tr>
-        <w:tblPrEx>
-          <w:tblCellMar>
-            <w:top w:w="0" w:type="dxa"/>
-            <w:bottom w:w="0" w:type="dxa"/>
-          </w:tblCellMar>
-        </w:tblPrEx>
         <w:tc>
           <w:tcPr>
             <w:tcW w:w="9746" w:type="dxa"/>
@@ -3100,31 +2446,7 @@
                 <w:szCs w:val="30"/>
                 <w:lang w:val="fr-FR"/>
               </w:rPr>
-              <w:t xml:space="preserve">Explorer les types BSON : </w:t>
-            </w:r>
-            <w:proofErr w:type="spellStart"/>
-            <w:r>
-              <w:rPr>
-                <w:b/>
-                <w:bCs/>
-                <w:color w:val="FFFFFF"/>
-                <w:sz w:val="30"/>
-                <w:szCs w:val="30"/>
-                <w:lang w:val="fr-FR"/>
-              </w:rPr>
-              <w:t>ObjectId</w:t>
-            </w:r>
-            <w:proofErr w:type="spellEnd"/>
-            <w:r>
-              <w:rPr>
-                <w:b/>
-                <w:bCs/>
-                <w:color w:val="FFFFFF"/>
-                <w:sz w:val="30"/>
-                <w:szCs w:val="30"/>
-                <w:lang w:val="fr-FR"/>
-              </w:rPr>
-              <w:t xml:space="preserve"> &amp; Date</w:t>
+              <w:t>Explorer les types BSON : ObjectId &amp; Date</w:t>
             </w:r>
           </w:p>
           <w:p>
@@ -3161,29 +2483,7 @@
                 <w:sz w:val="16"/>
                 <w:szCs w:val="16"/>
               </w:rPr>
-              <w:t xml:space="preserve">Module 1 · </w:t>
-            </w:r>
-            <w:proofErr w:type="spellStart"/>
-            <w:r>
-              <w:rPr>
-                <w:i/>
-                <w:iCs/>
-                <w:color w:val="BFD3F2"/>
-                <w:sz w:val="16"/>
-                <w:szCs w:val="16"/>
-              </w:rPr>
-              <w:t>Chapitre</w:t>
-            </w:r>
-            <w:proofErr w:type="spellEnd"/>
-            <w:r>
-              <w:rPr>
-                <w:i/>
-                <w:iCs/>
-                <w:color w:val="BFD3F2"/>
-                <w:sz w:val="16"/>
-                <w:szCs w:val="16"/>
-              </w:rPr>
-              <w:t xml:space="preserve"> 4 — JSON, BSON</w:t>
+              <w:t>Module 1 · Chapitre 4 — JSON, BSON</w:t>
             </w:r>
           </w:p>
         </w:tc>
@@ -3215,12 +2515,6 @@
         <w:gridCol w:w="4873"/>
       </w:tblGrid>
       <w:tr>
-        <w:tblPrEx>
-          <w:tblCellMar>
-            <w:top w:w="0" w:type="dxa"/>
-            <w:bottom w:w="0" w:type="dxa"/>
-          </w:tblCellMar>
-        </w:tblPrEx>
         <w:trPr>
           <w:trHeight w:val="300"/>
         </w:trPr>
@@ -3244,41 +2538,7 @@
                 <w:sz w:val="18"/>
                 <w:szCs w:val="18"/>
               </w:rPr>
-              <w:t xml:space="preserve">⏱  Durée </w:t>
-            </w:r>
-            <w:proofErr w:type="spellStart"/>
-            <w:proofErr w:type="gramStart"/>
-            <w:r>
-              <w:rPr>
-                <w:b/>
-                <w:bCs/>
-                <w:color w:val="16386B"/>
-                <w:sz w:val="18"/>
-                <w:szCs w:val="18"/>
-              </w:rPr>
-              <w:t>estimée</w:t>
-            </w:r>
-            <w:proofErr w:type="spellEnd"/>
-            <w:r>
-              <w:rPr>
-                <w:b/>
-                <w:bCs/>
-                <w:color w:val="16386B"/>
-                <w:sz w:val="18"/>
-                <w:szCs w:val="18"/>
-              </w:rPr>
-              <w:t xml:space="preserve"> :</w:t>
-            </w:r>
-            <w:proofErr w:type="gramEnd"/>
-            <w:r>
-              <w:rPr>
-                <w:b/>
-                <w:bCs/>
-                <w:color w:val="16386B"/>
-                <w:sz w:val="18"/>
-                <w:szCs w:val="18"/>
-              </w:rPr>
-              <w:t xml:space="preserve"> 15 min</w:t>
+              <w:t>⏱  Durée estimée : 15 min</w:t>
             </w:r>
           </w:p>
         </w:tc>
@@ -3312,23 +2572,7 @@
           <w:color w:val="222222"/>
           <w:lang w:val="fr-FR"/>
         </w:rPr>
-        <w:t xml:space="preserve">Comprendre la structure d'un </w:t>
-      </w:r>
-      <w:proofErr w:type="spellStart"/>
-      <w:r>
-        <w:rPr>
-          <w:color w:val="222222"/>
-          <w:lang w:val="fr-FR"/>
-        </w:rPr>
-        <w:t>ObjectId</w:t>
-      </w:r>
-      <w:proofErr w:type="spellEnd"/>
-      <w:r>
-        <w:rPr>
-          <w:color w:val="222222"/>
-          <w:lang w:val="fr-FR"/>
-        </w:rPr>
-        <w:t xml:space="preserve"> et la manière dont MongoDB stocke les dates, deux notions essentielles avant d'aborder le mapping vers des objets C#.</w:t>
+        <w:t>Comprendre la structure d'un ObjectId et la manière dont MongoDB stocke les dates, deux notions essentielles avant d'aborder le mapping vers des objets C#.</w:t>
       </w:r>
     </w:p>
     <w:p>
@@ -3348,39 +2592,7 @@
           <w:color w:val="222222"/>
           <w:lang w:val="fr-FR"/>
         </w:rPr>
-        <w:t xml:space="preserve">Dans </w:t>
-      </w:r>
-      <w:proofErr w:type="spellStart"/>
-      <w:r>
-        <w:rPr>
-          <w:color w:val="222222"/>
-          <w:lang w:val="fr-FR"/>
-        </w:rPr>
-        <w:t>mongosh</w:t>
-      </w:r>
-      <w:proofErr w:type="spellEnd"/>
-      <w:r>
-        <w:rPr>
-          <w:color w:val="222222"/>
-          <w:lang w:val="fr-FR"/>
-        </w:rPr>
-        <w:t xml:space="preserve">, générer un nouvel </w:t>
-      </w:r>
-      <w:proofErr w:type="spellStart"/>
-      <w:r>
-        <w:rPr>
-          <w:color w:val="222222"/>
-          <w:lang w:val="fr-FR"/>
-        </w:rPr>
-        <w:t>ObjectId</w:t>
-      </w:r>
-      <w:proofErr w:type="spellEnd"/>
-      <w:r>
-        <w:rPr>
-          <w:color w:val="222222"/>
-          <w:lang w:val="fr-FR"/>
-        </w:rPr>
-        <w:t xml:space="preserve"> et afficher son contenu.</w:t>
+        <w:t>Dans mongosh, générer un nouvel ObjectId et afficher son contenu.</w:t>
       </w:r>
     </w:p>
     <w:p>
@@ -3400,23 +2612,7 @@
           <w:color w:val="222222"/>
           <w:lang w:val="fr-FR"/>
         </w:rPr>
-        <w:t xml:space="preserve">Extraire l'horodatage de création de cet </w:t>
-      </w:r>
-      <w:proofErr w:type="spellStart"/>
-      <w:r>
-        <w:rPr>
-          <w:color w:val="222222"/>
-          <w:lang w:val="fr-FR"/>
-        </w:rPr>
-        <w:t>ObjectId</w:t>
-      </w:r>
-      <w:proofErr w:type="spellEnd"/>
-      <w:r>
-        <w:rPr>
-          <w:color w:val="222222"/>
-          <w:lang w:val="fr-FR"/>
-        </w:rPr>
-        <w:t>.</w:t>
+        <w:t>Extraire l'horodatage de création de cet ObjectId.</w:t>
       </w:r>
     </w:p>
     <w:p>
@@ -3499,12 +2695,6 @@
         <w:gridCol w:w="9746"/>
       </w:tblGrid>
       <w:tr>
-        <w:tblPrEx>
-          <w:tblCellMar>
-            <w:top w:w="0" w:type="dxa"/>
-            <w:bottom w:w="0" w:type="dxa"/>
-          </w:tblCellMar>
-        </w:tblPrEx>
         <w:tc>
           <w:tcPr>
             <w:tcW w:w="9746" w:type="dxa"/>
@@ -3542,31 +2732,7 @@
                 <w:szCs w:val="30"/>
                 <w:lang w:val="fr-FR"/>
               </w:rPr>
-              <w:t xml:space="preserve">Installer MongoDB, </w:t>
-            </w:r>
-            <w:proofErr w:type="spellStart"/>
-            <w:r>
-              <w:rPr>
-                <w:b/>
-                <w:bCs/>
-                <w:color w:val="FFFFFF"/>
-                <w:sz w:val="30"/>
-                <w:szCs w:val="30"/>
-                <w:lang w:val="fr-FR"/>
-              </w:rPr>
-              <w:t>mongosh</w:t>
-            </w:r>
-            <w:proofErr w:type="spellEnd"/>
-            <w:r>
-              <w:rPr>
-                <w:b/>
-                <w:bCs/>
-                <w:color w:val="FFFFFF"/>
-                <w:sz w:val="30"/>
-                <w:szCs w:val="30"/>
-                <w:lang w:val="fr-FR"/>
-              </w:rPr>
-              <w:t xml:space="preserve"> &amp; Compass</w:t>
+              <w:t>Installer MongoDB, mongosh &amp; Compass</w:t>
             </w:r>
           </w:p>
           <w:p>
@@ -3591,42 +2757,8 @@
                 <w:sz w:val="16"/>
                 <w:szCs w:val="16"/>
               </w:rPr>
-              <w:t xml:space="preserve"> Module 1 · </w:t>
-            </w:r>
-            <w:proofErr w:type="spellStart"/>
-            <w:r>
-              <w:rPr>
-                <w:i/>
-                <w:iCs/>
-                <w:color w:val="BFD3F2"/>
-                <w:sz w:val="16"/>
-                <w:szCs w:val="16"/>
-              </w:rPr>
-              <w:t>Chapitres</w:t>
-            </w:r>
-            <w:proofErr w:type="spellEnd"/>
-            <w:r>
-              <w:rPr>
-                <w:i/>
-                <w:iCs/>
-                <w:color w:val="BFD3F2"/>
-                <w:sz w:val="16"/>
-                <w:szCs w:val="16"/>
-              </w:rPr>
-              <w:t xml:space="preserve"> 5 &amp; 6 — Installation et </w:t>
-            </w:r>
-            <w:proofErr w:type="spellStart"/>
-            <w:r>
-              <w:rPr>
-                <w:i/>
-                <w:iCs/>
-                <w:color w:val="BFD3F2"/>
-                <w:sz w:val="16"/>
-                <w:szCs w:val="16"/>
-              </w:rPr>
-              <w:t>outils</w:t>
-            </w:r>
-            <w:proofErr w:type="spellEnd"/>
+              <w:t xml:space="preserve"> Module 1 · Chapitres 5 &amp; 6 — Installation et outils</w:t>
+            </w:r>
           </w:p>
         </w:tc>
       </w:tr>
@@ -3657,12 +2789,6 @@
         <w:gridCol w:w="4873"/>
       </w:tblGrid>
       <w:tr>
-        <w:tblPrEx>
-          <w:tblCellMar>
-            <w:top w:w="0" w:type="dxa"/>
-            <w:bottom w:w="0" w:type="dxa"/>
-          </w:tblCellMar>
-        </w:tblPrEx>
         <w:trPr>
           <w:trHeight w:val="300"/>
         </w:trPr>
@@ -3687,41 +2813,7 @@
                 <w:szCs w:val="18"/>
               </w:rPr>
               <w:lastRenderedPageBreak/>
-              <w:t xml:space="preserve">⏱  Durée </w:t>
-            </w:r>
-            <w:proofErr w:type="spellStart"/>
-            <w:proofErr w:type="gramStart"/>
-            <w:r>
-              <w:rPr>
-                <w:b/>
-                <w:bCs/>
-                <w:color w:val="16386B"/>
-                <w:sz w:val="18"/>
-                <w:szCs w:val="18"/>
-              </w:rPr>
-              <w:t>estimée</w:t>
-            </w:r>
-            <w:proofErr w:type="spellEnd"/>
-            <w:r>
-              <w:rPr>
-                <w:b/>
-                <w:bCs/>
-                <w:color w:val="16386B"/>
-                <w:sz w:val="18"/>
-                <w:szCs w:val="18"/>
-              </w:rPr>
-              <w:t xml:space="preserve"> :</w:t>
-            </w:r>
-            <w:proofErr w:type="gramEnd"/>
-            <w:r>
-              <w:rPr>
-                <w:b/>
-                <w:bCs/>
-                <w:color w:val="16386B"/>
-                <w:sz w:val="18"/>
-                <w:szCs w:val="18"/>
-              </w:rPr>
-              <w:t xml:space="preserve"> 30 min</w:t>
+              <w:t>⏱  Durée estimée : 30 min</w:t>
             </w:r>
           </w:p>
         </w:tc>
@@ -3757,23 +2849,7 @@
           <w:color w:val="222222"/>
           <w:lang w:val="fr-FR"/>
         </w:rPr>
-        <w:t xml:space="preserve">Disposer d'un environnement MongoDB opérationnel et savoir s'y connecter via le </w:t>
-      </w:r>
-      <w:proofErr w:type="spellStart"/>
-      <w:r>
-        <w:rPr>
-          <w:color w:val="222222"/>
-          <w:lang w:val="fr-FR"/>
-        </w:rPr>
-        <w:t>shell</w:t>
-      </w:r>
-      <w:proofErr w:type="spellEnd"/>
-      <w:r>
-        <w:rPr>
-          <w:color w:val="222222"/>
-          <w:lang w:val="fr-FR"/>
-        </w:rPr>
-        <w:t xml:space="preserve"> et l'interface graphique Compass. Trois voies au choix selon les contraintes du poste.</w:t>
+        <w:t>Disposer d'un environnement MongoDB opérationnel et savoir s'y connecter via le shell et l'interface graphique Compass. Trois voies au choix selon les contraintes du poste.</w:t>
       </w:r>
     </w:p>
     <w:p>
@@ -3795,7 +2871,6 @@
         </w:rPr>
         <w:t xml:space="preserve">Voie A </w:t>
       </w:r>
-      <w:proofErr w:type="gramStart"/>
       <w:r>
         <w:rPr>
           <w:color w:val="222222"/>
@@ -3808,31 +2883,7 @@
           <w:color w:val="222222"/>
           <w:lang w:val="fr-FR"/>
         </w:rPr>
-        <w:t xml:space="preserve"> Windows</w:t>
-      </w:r>
-      <w:proofErr w:type="gramEnd"/>
-      <w:r>
-        <w:rPr>
-          <w:color w:val="222222"/>
-          <w:lang w:val="fr-FR"/>
-        </w:rPr>
-        <w:t xml:space="preserve"> : installer MongoDB Community via l'installeur officiel (service, dossiers de données et de logs créés automatiquement), puis installer </w:t>
-      </w:r>
-      <w:proofErr w:type="spellStart"/>
-      <w:r>
-        <w:rPr>
-          <w:color w:val="222222"/>
-          <w:lang w:val="fr-FR"/>
-        </w:rPr>
-        <w:t>mongosh</w:t>
-      </w:r>
-      <w:proofErr w:type="spellEnd"/>
-      <w:r>
-        <w:rPr>
-          <w:color w:val="222222"/>
-          <w:lang w:val="fr-FR"/>
-        </w:rPr>
-        <w:t xml:space="preserve"> et MongoDB Compass.</w:t>
+        <w:t xml:space="preserve"> Windows : installer MongoDB Community via l'installeur officiel (service, dossiers de données et de logs créés automatiquement), puis installer mongosh et MongoDB Compass.</w:t>
       </w:r>
     </w:p>
     <w:p>
@@ -3859,30 +2910,14 @@
           <w:color w:val="222222"/>
           <w:lang w:val="fr-FR"/>
         </w:rPr>
-        <w:t xml:space="preserve"> </w:t>
-      </w:r>
-      <w:proofErr w:type="gramStart"/>
-      <w:r>
-        <w:rPr>
-          <w:color w:val="222222"/>
-          <w:lang w:val="fr-FR"/>
-        </w:rPr>
-        <w:t>-</w:t>
-      </w:r>
-      <w:r>
-        <w:rPr>
-          <w:color w:val="222222"/>
-          <w:lang w:val="fr-FR"/>
-        </w:rPr>
-        <w:t xml:space="preserve">  Docker</w:t>
-      </w:r>
-      <w:proofErr w:type="gramEnd"/>
-      <w:r>
-        <w:rPr>
-          <w:color w:val="222222"/>
-          <w:lang w:val="fr-FR"/>
-        </w:rPr>
-        <w:t xml:space="preserve"> (recommandée en formation) : lancer un conteneur MongoDB exposant le port 27017.</w:t>
+        <w:t xml:space="preserve"> -</w:t>
+      </w:r>
+      <w:r>
+        <w:rPr>
+          <w:color w:val="222222"/>
+          <w:lang w:val="fr-FR"/>
+        </w:rPr>
+        <w:t xml:space="preserve">  Docker (recommandée en formation) : lancer un conteneur MongoDB exposant le port 27017.</w:t>
       </w:r>
     </w:p>
     <w:p>
@@ -3936,23 +2971,7 @@
           <w:color w:val="222222"/>
           <w:lang w:val="fr-FR"/>
         </w:rPr>
-        <w:t xml:space="preserve">Quelle que soit la voie : se connecter avec </w:t>
-      </w:r>
-      <w:proofErr w:type="spellStart"/>
-      <w:r>
-        <w:rPr>
-          <w:color w:val="222222"/>
-          <w:lang w:val="fr-FR"/>
-        </w:rPr>
-        <w:t>mongosh</w:t>
-      </w:r>
-      <w:proofErr w:type="spellEnd"/>
-      <w:r>
-        <w:rPr>
-          <w:color w:val="222222"/>
-          <w:lang w:val="fr-FR"/>
-        </w:rPr>
-        <w:t>, créer la base formation et vérifier la liste des bases.</w:t>
+        <w:t>Quelle que soit la voie : se connecter avec mongosh, créer la base formation et vérifier la liste des bases.</w:t>
       </w:r>
     </w:p>
     <w:p>
@@ -4062,39 +3081,7 @@
           <w:color w:val="5A6470"/>
           <w:lang w:val="fr-FR"/>
         </w:rPr>
-        <w:t xml:space="preserve">Le </w:t>
-      </w:r>
-      <w:proofErr w:type="spellStart"/>
-      <w:r>
-        <w:rPr>
-          <w:color w:val="5A6470"/>
-          <w:lang w:val="fr-FR"/>
-        </w:rPr>
-        <w:t>shell</w:t>
-      </w:r>
-      <w:proofErr w:type="spellEnd"/>
-      <w:r>
-        <w:rPr>
-          <w:color w:val="5A6470"/>
-          <w:lang w:val="fr-FR"/>
-        </w:rPr>
-        <w:t xml:space="preserve"> </w:t>
-      </w:r>
-      <w:proofErr w:type="spellStart"/>
-      <w:r>
-        <w:rPr>
-          <w:color w:val="5A6470"/>
-          <w:lang w:val="fr-FR"/>
-        </w:rPr>
-        <w:t>mongosh</w:t>
-      </w:r>
-      <w:proofErr w:type="spellEnd"/>
-      <w:r>
-        <w:rPr>
-          <w:color w:val="5A6470"/>
-          <w:lang w:val="fr-FR"/>
-        </w:rPr>
-        <w:t>, les opérations CRUD et l'écriture de scripts.</w:t>
+        <w:t>Le shell mongosh, les opérations CRUD et l'écriture de scripts.</w:t>
       </w:r>
     </w:p>
     <w:tbl>
@@ -4118,12 +3105,6 @@
         <w:gridCol w:w="9746"/>
       </w:tblGrid>
       <w:tr>
-        <w:tblPrEx>
-          <w:tblCellMar>
-            <w:top w:w="0" w:type="dxa"/>
-            <w:bottom w:w="0" w:type="dxa"/>
-          </w:tblCellMar>
-        </w:tblPrEx>
         <w:tc>
           <w:tcPr>
             <w:tcW w:w="9746" w:type="dxa"/>
@@ -4170,21 +3151,8 @@
                 <w:szCs w:val="30"/>
                 <w:lang w:val="fr-FR"/>
               </w:rPr>
-              <w:t xml:space="preserve">Premiers pas avec </w:t>
-            </w:r>
-            <w:proofErr w:type="spellStart"/>
-            <w:r>
-              <w:rPr>
-                <w:b/>
-                <w:bCs/>
-                <w:color w:val="FFFFFF"/>
-                <w:sz w:val="30"/>
-                <w:szCs w:val="30"/>
-                <w:lang w:val="fr-FR"/>
-              </w:rPr>
-              <w:t>mongosh</w:t>
-            </w:r>
-            <w:proofErr w:type="spellEnd"/>
+              <w:t>Premiers pas avec mongosh</w:t>
+            </w:r>
           </w:p>
           <w:p>
             <w:pPr>
@@ -4213,21 +3181,8 @@
                 <w:szCs w:val="16"/>
                 <w:lang w:val="fr-FR"/>
               </w:rPr>
-              <w:t xml:space="preserve"> Module 2 · Chapitres 1 &amp; 2 — Shell, bases, collections, </w:t>
-            </w:r>
-            <w:proofErr w:type="spellStart"/>
-            <w:r>
-              <w:rPr>
-                <w:i/>
-                <w:iCs/>
-                <w:color w:val="BFD3F2"/>
-                <w:sz w:val="16"/>
-                <w:szCs w:val="16"/>
-                <w:lang w:val="fr-FR"/>
-              </w:rPr>
-              <w:t>namespaces</w:t>
-            </w:r>
-            <w:proofErr w:type="spellEnd"/>
+              <w:t xml:space="preserve"> Module 2 · Chapitres 1 &amp; 2 — Shell, bases, collections, namespaces</w:t>
+            </w:r>
           </w:p>
         </w:tc>
       </w:tr>
@@ -4261,12 +3216,6 @@
         <w:gridCol w:w="4873"/>
       </w:tblGrid>
       <w:tr>
-        <w:tblPrEx>
-          <w:tblCellMar>
-            <w:top w:w="0" w:type="dxa"/>
-            <w:bottom w:w="0" w:type="dxa"/>
-          </w:tblCellMar>
-        </w:tblPrEx>
         <w:trPr>
           <w:trHeight w:val="300"/>
         </w:trPr>
@@ -4290,41 +3239,7 @@
                 <w:sz w:val="18"/>
                 <w:szCs w:val="18"/>
               </w:rPr>
-              <w:t xml:space="preserve">⏱  Durée </w:t>
-            </w:r>
-            <w:proofErr w:type="spellStart"/>
-            <w:proofErr w:type="gramStart"/>
-            <w:r>
-              <w:rPr>
-                <w:b/>
-                <w:bCs/>
-                <w:color w:val="16386B"/>
-                <w:sz w:val="18"/>
-                <w:szCs w:val="18"/>
-              </w:rPr>
-              <w:t>estimée</w:t>
-            </w:r>
-            <w:proofErr w:type="spellEnd"/>
-            <w:r>
-              <w:rPr>
-                <w:b/>
-                <w:bCs/>
-                <w:color w:val="16386B"/>
-                <w:sz w:val="18"/>
-                <w:szCs w:val="18"/>
-              </w:rPr>
-              <w:t xml:space="preserve"> :</w:t>
-            </w:r>
-            <w:proofErr w:type="gramEnd"/>
-            <w:r>
-              <w:rPr>
-                <w:b/>
-                <w:bCs/>
-                <w:color w:val="16386B"/>
-                <w:sz w:val="18"/>
-                <w:szCs w:val="18"/>
-              </w:rPr>
-              <w:t xml:space="preserve"> 20 min</w:t>
+              <w:t>⏱  Durée estimée : 20 min</w:t>
             </w:r>
           </w:p>
         </w:tc>
@@ -4363,39 +3278,7 @@
           <w:color w:val="222222"/>
           <w:lang w:val="fr-FR"/>
         </w:rPr>
-        <w:t xml:space="preserve">Naviguer dans un serveur MongoDB : bases, collections, </w:t>
-      </w:r>
-      <w:proofErr w:type="spellStart"/>
-      <w:r>
-        <w:rPr>
-          <w:color w:val="222222"/>
-          <w:lang w:val="fr-FR"/>
-        </w:rPr>
-        <w:t>namespaces</w:t>
-      </w:r>
-      <w:proofErr w:type="spellEnd"/>
-      <w:r>
-        <w:rPr>
-          <w:color w:val="222222"/>
-          <w:lang w:val="fr-FR"/>
-        </w:rPr>
-        <w:t xml:space="preserve">, et exploiter l'aide intégrée du </w:t>
-      </w:r>
-      <w:proofErr w:type="spellStart"/>
-      <w:r>
-        <w:rPr>
-          <w:color w:val="222222"/>
-          <w:lang w:val="fr-FR"/>
-        </w:rPr>
-        <w:t>shell</w:t>
-      </w:r>
-      <w:proofErr w:type="spellEnd"/>
-      <w:r>
-        <w:rPr>
-          <w:color w:val="222222"/>
-          <w:lang w:val="fr-FR"/>
-        </w:rPr>
-        <w:t>.</w:t>
+        <w:t>Naviguer dans un serveur MongoDB : bases, collections, namespaces, et exploiter l'aide intégrée du shell.</w:t>
       </w:r>
     </w:p>
     <w:p>
@@ -4424,21 +3307,7 @@
         <w:rPr>
           <w:color w:val="222222"/>
         </w:rPr>
-        <w:t xml:space="preserve">Lister les bases </w:t>
-      </w:r>
-      <w:proofErr w:type="spellStart"/>
-      <w:r>
-        <w:rPr>
-          <w:color w:val="222222"/>
-        </w:rPr>
-        <w:t>disponibles</w:t>
-      </w:r>
-      <w:proofErr w:type="spellEnd"/>
-      <w:r>
-        <w:rPr>
-          <w:color w:val="222222"/>
-        </w:rPr>
-        <w:t>.</w:t>
+        <w:t>Lister les bases disponibles.</w:t>
       </w:r>
     </w:p>
     <w:p>
@@ -4561,12 +3430,6 @@
         <w:gridCol w:w="9746"/>
       </w:tblGrid>
       <w:tr>
-        <w:tblPrEx>
-          <w:tblCellMar>
-            <w:top w:w="0" w:type="dxa"/>
-            <w:bottom w:w="0" w:type="dxa"/>
-          </w:tblCellMar>
-        </w:tblPrEx>
         <w:tc>
           <w:tcPr>
             <w:tcW w:w="9746" w:type="dxa"/>
@@ -4678,12 +3541,6 @@
         <w:gridCol w:w="3249"/>
       </w:tblGrid>
       <w:tr>
-        <w:tblPrEx>
-          <w:tblCellMar>
-            <w:top w:w="0" w:type="dxa"/>
-            <w:bottom w:w="0" w:type="dxa"/>
-          </w:tblCellMar>
-        </w:tblPrEx>
         <w:trPr>
           <w:trHeight w:val="300"/>
         </w:trPr>
@@ -4707,41 +3564,7 @@
                 <w:sz w:val="18"/>
                 <w:szCs w:val="18"/>
               </w:rPr>
-              <w:t xml:space="preserve">⏱  Durée </w:t>
-            </w:r>
-            <w:proofErr w:type="spellStart"/>
-            <w:proofErr w:type="gramStart"/>
-            <w:r>
-              <w:rPr>
-                <w:b/>
-                <w:bCs/>
-                <w:color w:val="16386B"/>
-                <w:sz w:val="18"/>
-                <w:szCs w:val="18"/>
-              </w:rPr>
-              <w:t>estimée</w:t>
-            </w:r>
-            <w:proofErr w:type="spellEnd"/>
-            <w:r>
-              <w:rPr>
-                <w:b/>
-                <w:bCs/>
-                <w:color w:val="16386B"/>
-                <w:sz w:val="18"/>
-                <w:szCs w:val="18"/>
-              </w:rPr>
-              <w:t xml:space="preserve"> :</w:t>
-            </w:r>
-            <w:proofErr w:type="gramEnd"/>
-            <w:r>
-              <w:rPr>
-                <w:b/>
-                <w:bCs/>
-                <w:color w:val="16386B"/>
-                <w:sz w:val="18"/>
-                <w:szCs w:val="18"/>
-              </w:rPr>
-              <w:t xml:space="preserve"> 40 min</w:t>
+              <w:t>⏱  Durée estimée : 40 min</w:t>
             </w:r>
           </w:p>
         </w:tc>
@@ -4780,39 +3603,7 @@
           <w:color w:val="222222"/>
           <w:lang w:val="fr-FR"/>
         </w:rPr>
-        <w:t>Réaliser un cycle CRUD complet (</w:t>
-      </w:r>
-      <w:proofErr w:type="spellStart"/>
-      <w:r>
-        <w:rPr>
-          <w:color w:val="222222"/>
-          <w:lang w:val="fr-FR"/>
-        </w:rPr>
-        <w:t>Create</w:t>
-      </w:r>
-      <w:proofErr w:type="spellEnd"/>
-      <w:r>
-        <w:rPr>
-          <w:color w:val="222222"/>
-          <w:lang w:val="fr-FR"/>
-        </w:rPr>
-        <w:t xml:space="preserve">, Read, Update, </w:t>
-      </w:r>
-      <w:proofErr w:type="spellStart"/>
-      <w:r>
-        <w:rPr>
-          <w:color w:val="222222"/>
-          <w:lang w:val="fr-FR"/>
-        </w:rPr>
-        <w:t>Delete</w:t>
-      </w:r>
-      <w:proofErr w:type="spellEnd"/>
-      <w:r>
-        <w:rPr>
-          <w:color w:val="222222"/>
-          <w:lang w:val="fr-FR"/>
-        </w:rPr>
-        <w:t>) avec filtres, projection et tri sur un jeu de données réaliste.</w:t>
+        <w:t>Réaliser un cycle CRUD complet (Create, Read, Update, Delete) avec filtres, projection et tri sur un jeu de données réaliste.</w:t>
       </w:r>
     </w:p>
     <w:p>
@@ -4858,39 +3649,7 @@
           <w:color w:val="222222"/>
           <w:lang w:val="fr-FR"/>
         </w:rPr>
-        <w:t xml:space="preserve">Créer la collection </w:t>
-      </w:r>
-      <w:proofErr w:type="spellStart"/>
-      <w:r>
-        <w:rPr>
-          <w:color w:val="222222"/>
-          <w:lang w:val="fr-FR"/>
-        </w:rPr>
-        <w:t>movies</w:t>
-      </w:r>
-      <w:proofErr w:type="spellEnd"/>
-      <w:r>
-        <w:rPr>
-          <w:color w:val="222222"/>
-          <w:lang w:val="fr-FR"/>
-        </w:rPr>
-        <w:t xml:space="preserve"> et y insérer la liste complète des contenus (</w:t>
-      </w:r>
-      <w:proofErr w:type="spellStart"/>
-      <w:r>
-        <w:rPr>
-          <w:color w:val="222222"/>
-          <w:lang w:val="fr-FR"/>
-        </w:rPr>
-        <w:t>insertMany</w:t>
-      </w:r>
-      <w:proofErr w:type="spellEnd"/>
-      <w:r>
-        <w:rPr>
-          <w:color w:val="222222"/>
-          <w:lang w:val="fr-FR"/>
-        </w:rPr>
-        <w:t>).</w:t>
+        <w:t>Créer la collection movies et y insérer la liste complète des contenus (insertMany).</w:t>
       </w:r>
     </w:p>
     <w:p>
@@ -4910,23 +3669,7 @@
           <w:color w:val="222222"/>
           <w:lang w:val="fr-FR"/>
         </w:rPr>
-        <w:t xml:space="preserve">Lister tous les titres disponibles (projection sur </w:t>
-      </w:r>
-      <w:proofErr w:type="spellStart"/>
-      <w:r>
-        <w:rPr>
-          <w:color w:val="222222"/>
-          <w:lang w:val="fr-FR"/>
-        </w:rPr>
-        <w:t>title</w:t>
-      </w:r>
-      <w:proofErr w:type="spellEnd"/>
-      <w:r>
-        <w:rPr>
-          <w:color w:val="222222"/>
-          <w:lang w:val="fr-FR"/>
-        </w:rPr>
-        <w:t>).</w:t>
+        <w:t>Lister tous les titres disponibles (projection sur title).</w:t>
       </w:r>
     </w:p>
     <w:p>
@@ -4946,23 +3689,7 @@
           <w:color w:val="222222"/>
           <w:lang w:val="fr-FR"/>
         </w:rPr>
-        <w:t xml:space="preserve">Trouver le contenu le mieux noté selon la note </w:t>
-      </w:r>
-      <w:proofErr w:type="spellStart"/>
-      <w:r>
-        <w:rPr>
-          <w:color w:val="222222"/>
-          <w:lang w:val="fr-FR"/>
-        </w:rPr>
-        <w:t>IMDb</w:t>
-      </w:r>
-      <w:proofErr w:type="spellEnd"/>
-      <w:r>
-        <w:rPr>
-          <w:color w:val="222222"/>
-          <w:lang w:val="fr-FR"/>
-        </w:rPr>
-        <w:t>.</w:t>
+        <w:t>Trouver le contenu le mieux noté selon la note IMDb.</w:t>
       </w:r>
     </w:p>
     <w:p>
@@ -5065,12 +3792,6 @@
         <w:gridCol w:w="9746"/>
       </w:tblGrid>
       <w:tr>
-        <w:tblPrEx>
-          <w:tblCellMar>
-            <w:top w:w="0" w:type="dxa"/>
-            <w:bottom w:w="0" w:type="dxa"/>
-          </w:tblCellMar>
-        </w:tblPrEx>
         <w:tc>
           <w:tcPr>
             <w:tcW w:w="9746" w:type="dxa"/>
@@ -5183,12 +3904,6 @@
         <w:gridCol w:w="4873"/>
       </w:tblGrid>
       <w:tr>
-        <w:tblPrEx>
-          <w:tblCellMar>
-            <w:top w:w="0" w:type="dxa"/>
-            <w:bottom w:w="0" w:type="dxa"/>
-          </w:tblCellMar>
-        </w:tblPrEx>
         <w:trPr>
           <w:trHeight w:val="300"/>
         </w:trPr>
@@ -5212,41 +3927,7 @@
                 <w:sz w:val="18"/>
                 <w:szCs w:val="18"/>
               </w:rPr>
-              <w:t xml:space="preserve">⏱  Durée </w:t>
-            </w:r>
-            <w:proofErr w:type="spellStart"/>
-            <w:proofErr w:type="gramStart"/>
-            <w:r>
-              <w:rPr>
-                <w:b/>
-                <w:bCs/>
-                <w:color w:val="16386B"/>
-                <w:sz w:val="18"/>
-                <w:szCs w:val="18"/>
-              </w:rPr>
-              <w:t>estimée</w:t>
-            </w:r>
-            <w:proofErr w:type="spellEnd"/>
-            <w:r>
-              <w:rPr>
-                <w:b/>
-                <w:bCs/>
-                <w:color w:val="16386B"/>
-                <w:sz w:val="18"/>
-                <w:szCs w:val="18"/>
-              </w:rPr>
-              <w:t xml:space="preserve"> :</w:t>
-            </w:r>
-            <w:proofErr w:type="gramEnd"/>
-            <w:r>
-              <w:rPr>
-                <w:b/>
-                <w:bCs/>
-                <w:color w:val="16386B"/>
-                <w:sz w:val="18"/>
-                <w:szCs w:val="18"/>
-              </w:rPr>
-              <w:t xml:space="preserve"> 35 min</w:t>
+              <w:t>⏱  Durée estimée : 35 min</w:t>
             </w:r>
           </w:p>
         </w:tc>
@@ -5285,23 +3966,7 @@
           <w:color w:val="222222"/>
           <w:lang w:val="fr-FR"/>
         </w:rPr>
-        <w:t>Consolider les opérations CRUD et les opérateurs ($</w:t>
-      </w:r>
-      <w:proofErr w:type="spellStart"/>
-      <w:r>
-        <w:rPr>
-          <w:color w:val="222222"/>
-          <w:lang w:val="fr-FR"/>
-        </w:rPr>
-        <w:t>gte</w:t>
-      </w:r>
-      <w:proofErr w:type="spellEnd"/>
-      <w:r>
-        <w:rPr>
-          <w:color w:val="222222"/>
-          <w:lang w:val="fr-FR"/>
-        </w:rPr>
-        <w:t>, $set) sur un nouveau domaine métier, en corrigeant les pièges classiques de syntaxe d'insertion.</w:t>
+        <w:t>Consolider les opérations CRUD et les opérateurs ($gte, $set) sur un nouveau domaine métier, en corrigeant les pièges classiques de syntaxe d'insertion.</w:t>
       </w:r>
     </w:p>
     <w:p>
@@ -5341,23 +4006,7 @@
           <w:color w:val="222222"/>
           <w:lang w:val="fr-FR"/>
         </w:rPr>
-        <w:t xml:space="preserve">Insérer les 4 véhicules (Tesla, BMW, Toyota, Peugeot) en une seule opération </w:t>
-      </w:r>
-      <w:proofErr w:type="spellStart"/>
-      <w:r>
-        <w:rPr>
-          <w:color w:val="222222"/>
-          <w:lang w:val="fr-FR"/>
-        </w:rPr>
-        <w:t>insertMany</w:t>
-      </w:r>
-      <w:proofErr w:type="spellEnd"/>
-      <w:r>
-        <w:rPr>
-          <w:color w:val="222222"/>
-          <w:lang w:val="fr-FR"/>
-        </w:rPr>
-        <w:t>.</w:t>
+        <w:t>Insérer les 4 véhicules (Tesla, BMW, Toyota, Peugeot) en une seule opération insertMany.</w:t>
       </w:r>
     </w:p>
     <w:p>
@@ -5500,12 +4149,6 @@
         <w:gridCol w:w="9746"/>
       </w:tblGrid>
       <w:tr>
-        <w:tblPrEx>
-          <w:tblCellMar>
-            <w:top w:w="0" w:type="dxa"/>
-            <w:bottom w:w="0" w:type="dxa"/>
-          </w:tblCellMar>
-        </w:tblPrEx>
         <w:tc>
           <w:tcPr>
             <w:tcW w:w="9746" w:type="dxa"/>
@@ -5617,12 +4260,6 @@
         <w:gridCol w:w="4873"/>
       </w:tblGrid>
       <w:tr>
-        <w:tblPrEx>
-          <w:tblCellMar>
-            <w:top w:w="0" w:type="dxa"/>
-            <w:bottom w:w="0" w:type="dxa"/>
-          </w:tblCellMar>
-        </w:tblPrEx>
         <w:trPr>
           <w:trHeight w:val="300"/>
         </w:trPr>
@@ -5646,41 +4283,7 @@
                 <w:sz w:val="18"/>
                 <w:szCs w:val="18"/>
               </w:rPr>
-              <w:t xml:space="preserve">⏱  Durée </w:t>
-            </w:r>
-            <w:proofErr w:type="spellStart"/>
-            <w:proofErr w:type="gramStart"/>
-            <w:r>
-              <w:rPr>
-                <w:b/>
-                <w:bCs/>
-                <w:color w:val="16386B"/>
-                <w:sz w:val="18"/>
-                <w:szCs w:val="18"/>
-              </w:rPr>
-              <w:t>estimée</w:t>
-            </w:r>
-            <w:proofErr w:type="spellEnd"/>
-            <w:r>
-              <w:rPr>
-                <w:b/>
-                <w:bCs/>
-                <w:color w:val="16386B"/>
-                <w:sz w:val="18"/>
-                <w:szCs w:val="18"/>
-              </w:rPr>
-              <w:t xml:space="preserve"> :</w:t>
-            </w:r>
-            <w:proofErr w:type="gramEnd"/>
-            <w:r>
-              <w:rPr>
-                <w:b/>
-                <w:bCs/>
-                <w:color w:val="16386B"/>
-                <w:sz w:val="18"/>
-                <w:szCs w:val="18"/>
-              </w:rPr>
-              <w:t xml:space="preserve"> 30 min</w:t>
+              <w:t>⏱  Durée estimée : 30 min</w:t>
             </w:r>
           </w:p>
         </w:tc>
@@ -5719,32 +4322,7 @@
           <w:color w:val="222222"/>
           <w:lang w:val="fr-FR"/>
         </w:rPr>
-        <w:t xml:space="preserve">Maîtriser </w:t>
-      </w:r>
-      <w:proofErr w:type="spellStart"/>
-      <w:proofErr w:type="gramStart"/>
-      <w:r>
-        <w:rPr>
-          <w:color w:val="222222"/>
-          <w:lang w:val="fr-FR"/>
-        </w:rPr>
-        <w:t>find</w:t>
-      </w:r>
-      <w:proofErr w:type="spellEnd"/>
-      <w:r>
-        <w:rPr>
-          <w:color w:val="222222"/>
-          <w:lang w:val="fr-FR"/>
-        </w:rPr>
-        <w:t>(</w:t>
-      </w:r>
-      <w:proofErr w:type="gramEnd"/>
-      <w:r>
-        <w:rPr>
-          <w:color w:val="222222"/>
-          <w:lang w:val="fr-FR"/>
-        </w:rPr>
-        <w:t>) et ses opérateurs de comparaison et logiques, la projection des champs, le tri et le comptage.</w:t>
+        <w:t>Maîtriser find() et ses opérateurs de comparaison et logiques, la projection des champs, le tri et le comptage.</w:t>
       </w:r>
     </w:p>
     <w:p>
@@ -5756,47 +4334,11 @@
         </w:numPr>
         <w:spacing w:after="60" w:line="270" w:lineRule="auto"/>
       </w:pPr>
-      <w:proofErr w:type="spellStart"/>
-      <w:r>
-        <w:rPr>
-          <w:color w:val="222222"/>
-        </w:rPr>
-        <w:t>Afficher</w:t>
-      </w:r>
-      <w:proofErr w:type="spellEnd"/>
-      <w:r>
-        <w:rPr>
-          <w:color w:val="222222"/>
-        </w:rPr>
-        <w:t xml:space="preserve"> </w:t>
-      </w:r>
-      <w:proofErr w:type="spellStart"/>
-      <w:r>
-        <w:rPr>
-          <w:color w:val="222222"/>
-        </w:rPr>
-        <w:t>uniquement</w:t>
-      </w:r>
-      <w:proofErr w:type="spellEnd"/>
-      <w:r>
-        <w:rPr>
-          <w:color w:val="222222"/>
-        </w:rPr>
-        <w:t xml:space="preserve"> les </w:t>
-      </w:r>
-      <w:proofErr w:type="spellStart"/>
-      <w:r>
-        <w:rPr>
-          <w:color w:val="222222"/>
-        </w:rPr>
-        <w:t>séries</w:t>
-      </w:r>
-      <w:proofErr w:type="spellEnd"/>
-      <w:r>
-        <w:rPr>
-          <w:color w:val="222222"/>
-        </w:rPr>
-        <w:t>.</w:t>
+      <w:r>
+        <w:rPr>
+          <w:color w:val="222222"/>
+        </w:rPr>
+        <w:t>Afficher uniquement les séries.</w:t>
       </w:r>
     </w:p>
     <w:p>
@@ -5856,23 +4398,7 @@
           <w:color w:val="222222"/>
           <w:lang w:val="fr-FR"/>
         </w:rPr>
-        <w:t xml:space="preserve">Projeter </w:t>
-      </w:r>
-      <w:proofErr w:type="spellStart"/>
-      <w:r>
-        <w:rPr>
-          <w:color w:val="222222"/>
-          <w:lang w:val="fr-FR"/>
-        </w:rPr>
-        <w:t>title</w:t>
-      </w:r>
-      <w:proofErr w:type="spellEnd"/>
-      <w:r>
-        <w:rPr>
-          <w:color w:val="222222"/>
-          <w:lang w:val="fr-FR"/>
-        </w:rPr>
-        <w:t xml:space="preserve"> et rating, trier par note décroissante, limiter aux 5 premiers.</w:t>
+        <w:t>Projeter title et rating, trier par note décroissante, limiter aux 5 premiers.</w:t>
       </w:r>
     </w:p>
     <w:p>
@@ -5935,12 +4461,6 @@
         <w:gridCol w:w="9746"/>
       </w:tblGrid>
       <w:tr>
-        <w:tblPrEx>
-          <w:tblCellMar>
-            <w:top w:w="0" w:type="dxa"/>
-            <w:bottom w:w="0" w:type="dxa"/>
-          </w:tblCellMar>
-        </w:tblPrEx>
         <w:tc>
           <w:tcPr>
             <w:tcW w:w="9746" w:type="dxa"/>
@@ -5987,45 +4507,8 @@
                 <w:szCs w:val="30"/>
                 <w:lang w:val="fr-FR"/>
               </w:rPr>
-              <w:t xml:space="preserve">Scripts </w:t>
-            </w:r>
-            <w:proofErr w:type="spellStart"/>
-            <w:r>
-              <w:rPr>
-                <w:b/>
-                <w:bCs/>
-                <w:color w:val="FFFFFF"/>
-                <w:sz w:val="30"/>
-                <w:szCs w:val="30"/>
-                <w:lang w:val="fr-FR"/>
-              </w:rPr>
-              <w:t>mongosh</w:t>
-            </w:r>
-            <w:proofErr w:type="spellEnd"/>
-            <w:r>
-              <w:rPr>
-                <w:b/>
-                <w:bCs/>
-                <w:color w:val="FFFFFF"/>
-                <w:sz w:val="30"/>
-                <w:szCs w:val="30"/>
-                <w:lang w:val="fr-FR"/>
-              </w:rPr>
-              <w:t xml:space="preserve"> &amp; personnalisation du </w:t>
-            </w:r>
-            <w:proofErr w:type="spellStart"/>
-            <w:r>
-              <w:rPr>
-                <w:b/>
-                <w:bCs/>
-                <w:color w:val="FFFFFF"/>
-                <w:sz w:val="30"/>
-                <w:szCs w:val="30"/>
-                <w:lang w:val="fr-FR"/>
-              </w:rPr>
-              <w:t>shell</w:t>
-            </w:r>
-            <w:proofErr w:type="spellEnd"/>
+              <w:t>Scripts mongosh &amp; personnalisation du shell</w:t>
+            </w:r>
           </w:p>
           <w:p>
             <w:pPr>
@@ -6054,21 +4537,8 @@
                 <w:szCs w:val="16"/>
                 <w:lang w:val="fr-FR"/>
               </w:rPr>
-              <w:t xml:space="preserve"> Module 2 · Chapitre 4 — Écrire des scripts pour le </w:t>
-            </w:r>
-            <w:proofErr w:type="spellStart"/>
-            <w:r>
-              <w:rPr>
-                <w:i/>
-                <w:iCs/>
-                <w:color w:val="BFD3F2"/>
-                <w:sz w:val="16"/>
-                <w:szCs w:val="16"/>
-                <w:lang w:val="fr-FR"/>
-              </w:rPr>
-              <w:t>shell</w:t>
-            </w:r>
-            <w:proofErr w:type="spellEnd"/>
+              <w:t xml:space="preserve"> Module 2 · Chapitre 4 — Écrire des scripts pour le shell</w:t>
+            </w:r>
           </w:p>
         </w:tc>
       </w:tr>
@@ -6102,12 +4572,6 @@
         <w:gridCol w:w="4873"/>
       </w:tblGrid>
       <w:tr>
-        <w:tblPrEx>
-          <w:tblCellMar>
-            <w:top w:w="0" w:type="dxa"/>
-            <w:bottom w:w="0" w:type="dxa"/>
-          </w:tblCellMar>
-        </w:tblPrEx>
         <w:trPr>
           <w:trHeight w:val="300"/>
         </w:trPr>
@@ -6131,41 +4595,7 @@
                 <w:sz w:val="18"/>
                 <w:szCs w:val="18"/>
               </w:rPr>
-              <w:t xml:space="preserve">⏱  Durée </w:t>
-            </w:r>
-            <w:proofErr w:type="spellStart"/>
-            <w:proofErr w:type="gramStart"/>
-            <w:r>
-              <w:rPr>
-                <w:b/>
-                <w:bCs/>
-                <w:color w:val="16386B"/>
-                <w:sz w:val="18"/>
-                <w:szCs w:val="18"/>
-              </w:rPr>
-              <w:t>estimée</w:t>
-            </w:r>
-            <w:proofErr w:type="spellEnd"/>
-            <w:r>
-              <w:rPr>
-                <w:b/>
-                <w:bCs/>
-                <w:color w:val="16386B"/>
-                <w:sz w:val="18"/>
-                <w:szCs w:val="18"/>
-              </w:rPr>
-              <w:t xml:space="preserve"> :</w:t>
-            </w:r>
-            <w:proofErr w:type="gramEnd"/>
-            <w:r>
-              <w:rPr>
-                <w:b/>
-                <w:bCs/>
-                <w:color w:val="16386B"/>
-                <w:sz w:val="18"/>
-                <w:szCs w:val="18"/>
-              </w:rPr>
-              <w:t xml:space="preserve"> 25 min</w:t>
+              <w:t>⏱  Durée estimée : 25 min</w:t>
             </w:r>
           </w:p>
         </w:tc>
@@ -6205,39 +4635,7 @@
           <w:color w:val="222222"/>
           <w:lang w:val="fr-FR"/>
         </w:rPr>
-        <w:t xml:space="preserve">Industrialiser des opérations répétitives via des scripts JavaScript et personnaliser l'environnement de travail du </w:t>
-      </w:r>
-      <w:proofErr w:type="spellStart"/>
-      <w:r>
-        <w:rPr>
-          <w:color w:val="222222"/>
-          <w:lang w:val="fr-FR"/>
-        </w:rPr>
-        <w:t>shell</w:t>
-      </w:r>
-      <w:proofErr w:type="spellEnd"/>
-      <w:r>
-        <w:rPr>
-          <w:color w:val="222222"/>
-          <w:lang w:val="fr-FR"/>
-        </w:rPr>
-        <w:t xml:space="preserve"> </w:t>
-      </w:r>
-      <w:proofErr w:type="gramStart"/>
-      <w:r>
-        <w:rPr>
-          <w:color w:val="222222"/>
-          <w:lang w:val="fr-FR"/>
-        </w:rPr>
-        <w:t>(.mongoshrc.js</w:t>
-      </w:r>
-      <w:proofErr w:type="gramEnd"/>
-      <w:r>
-        <w:rPr>
-          <w:color w:val="222222"/>
-          <w:lang w:val="fr-FR"/>
-        </w:rPr>
-        <w:t>).</w:t>
+        <w:t>Industrialiser des opérations répétitives via des scripts JavaScript et personnaliser l'environnement de travail du shell (.mongoshrc.js).</w:t>
       </w:r>
     </w:p>
     <w:p>
@@ -6270,25 +4668,7 @@
           <w:color w:val="222222"/>
           <w:lang w:val="fr-FR"/>
         </w:rPr>
-        <w:t xml:space="preserve">Créer un fichier seedProducts.js qui insère 10 produits dans </w:t>
-      </w:r>
-      <w:proofErr w:type="spellStart"/>
-      <w:proofErr w:type="gramStart"/>
-      <w:r>
-        <w:rPr>
-          <w:color w:val="222222"/>
-          <w:lang w:val="fr-FR"/>
-        </w:rPr>
-        <w:t>formation.products</w:t>
-      </w:r>
-      <w:proofErr w:type="spellEnd"/>
-      <w:proofErr w:type="gramEnd"/>
-      <w:r>
-        <w:rPr>
-          <w:color w:val="222222"/>
-          <w:lang w:val="fr-FR"/>
-        </w:rPr>
-        <w:t xml:space="preserve"> via une boucle.</w:t>
+        <w:t>Créer un fichier seedProducts.js qui insère 10 produits dans formation.products via une boucle.</w:t>
       </w:r>
     </w:p>
     <w:p>
@@ -6308,23 +4688,7 @@
           <w:color w:val="222222"/>
           <w:lang w:val="fr-FR"/>
         </w:rPr>
-        <w:t xml:space="preserve">Exécuter ce script depuis le terminal (sans ouvrir le </w:t>
-      </w:r>
-      <w:proofErr w:type="spellStart"/>
-      <w:r>
-        <w:rPr>
-          <w:color w:val="222222"/>
-          <w:lang w:val="fr-FR"/>
-        </w:rPr>
-        <w:t>shell</w:t>
-      </w:r>
-      <w:proofErr w:type="spellEnd"/>
-      <w:r>
-        <w:rPr>
-          <w:color w:val="222222"/>
-          <w:lang w:val="fr-FR"/>
-        </w:rPr>
-        <w:t xml:space="preserve"> interactif).</w:t>
+        <w:t>Exécuter ce script depuis le terminal (sans ouvrir le shell interactif).</w:t>
       </w:r>
     </w:p>
     <w:p>
@@ -6344,23 +4708,7 @@
           <w:color w:val="222222"/>
           <w:lang w:val="fr-FR"/>
         </w:rPr>
-        <w:t xml:space="preserve">Créer un </w:t>
-      </w:r>
-      <w:proofErr w:type="gramStart"/>
-      <w:r>
-        <w:rPr>
-          <w:color w:val="222222"/>
-          <w:lang w:val="fr-FR"/>
-        </w:rPr>
-        <w:t>fichier .</w:t>
-      </w:r>
-      <w:proofErr w:type="gramEnd"/>
-      <w:r>
-        <w:rPr>
-          <w:color w:val="222222"/>
-          <w:lang w:val="fr-FR"/>
-        </w:rPr>
-        <w:t>mongoshrc.js qui personnalise l'invite (prompt) et ajoute une fonction utilitaire d'insertion rapide.</w:t>
+        <w:t>Créer un fichier .mongoshrc.js qui personnalise l'invite (prompt) et ajoute une fonction utilitaire d'insertion rapide.</w:t>
       </w:r>
     </w:p>
     <w:p>
@@ -6380,23 +4728,7 @@
           <w:color w:val="222222"/>
           <w:lang w:val="fr-FR"/>
         </w:rPr>
-        <w:t xml:space="preserve">Relancer </w:t>
-      </w:r>
-      <w:proofErr w:type="spellStart"/>
-      <w:r>
-        <w:rPr>
-          <w:color w:val="222222"/>
-          <w:lang w:val="fr-FR"/>
-        </w:rPr>
-        <w:t>mongosh</w:t>
-      </w:r>
-      <w:proofErr w:type="spellEnd"/>
-      <w:r>
-        <w:rPr>
-          <w:color w:val="222222"/>
-          <w:lang w:val="fr-FR"/>
-        </w:rPr>
-        <w:t xml:space="preserve"> et vérifier que la personnalisation est bien chargée.</w:t>
+        <w:t>Relancer mongosh et vérifier que la personnalisation est bien chargée.</w:t>
       </w:r>
     </w:p>
     <w:p>
@@ -6510,12 +4842,6 @@
         <w:gridCol w:w="9746"/>
       </w:tblGrid>
       <w:tr>
-        <w:tblPrEx>
-          <w:tblCellMar>
-            <w:top w:w="0" w:type="dxa"/>
-            <w:bottom w:w="0" w:type="dxa"/>
-          </w:tblCellMar>
-        </w:tblPrEx>
         <w:tc>
           <w:tcPr>
             <w:tcW w:w="9746" w:type="dxa"/>
@@ -6627,12 +4953,6 @@
         <w:gridCol w:w="4873"/>
       </w:tblGrid>
       <w:tr>
-        <w:tblPrEx>
-          <w:tblCellMar>
-            <w:top w:w="0" w:type="dxa"/>
-            <w:bottom w:w="0" w:type="dxa"/>
-          </w:tblCellMar>
-        </w:tblPrEx>
         <w:trPr>
           <w:trHeight w:val="300"/>
         </w:trPr>
@@ -6656,41 +4976,7 @@
                 <w:sz w:val="18"/>
                 <w:szCs w:val="18"/>
               </w:rPr>
-              <w:t xml:space="preserve">⏱  Durée </w:t>
-            </w:r>
-            <w:proofErr w:type="spellStart"/>
-            <w:proofErr w:type="gramStart"/>
-            <w:r>
-              <w:rPr>
-                <w:b/>
-                <w:bCs/>
-                <w:color w:val="16386B"/>
-                <w:sz w:val="18"/>
-                <w:szCs w:val="18"/>
-              </w:rPr>
-              <w:t>estimée</w:t>
-            </w:r>
-            <w:proofErr w:type="spellEnd"/>
-            <w:r>
-              <w:rPr>
-                <w:b/>
-                <w:bCs/>
-                <w:color w:val="16386B"/>
-                <w:sz w:val="18"/>
-                <w:szCs w:val="18"/>
-              </w:rPr>
-              <w:t xml:space="preserve"> :</w:t>
-            </w:r>
-            <w:proofErr w:type="gramEnd"/>
-            <w:r>
-              <w:rPr>
-                <w:b/>
-                <w:bCs/>
-                <w:color w:val="16386B"/>
-                <w:sz w:val="18"/>
-                <w:szCs w:val="18"/>
-              </w:rPr>
-              <w:t xml:space="preserve"> 25 min</w:t>
+              <w:t>⏱  Durée estimée : 25 min</w:t>
             </w:r>
           </w:p>
         </w:tc>
@@ -6734,23 +5020,7 @@
           <w:color w:val="222222"/>
           <w:lang w:val="fr-FR"/>
         </w:rPr>
-        <w:t>SDK .NET 8 installé (</w:t>
-      </w:r>
-      <w:proofErr w:type="spellStart"/>
-      <w:r>
-        <w:rPr>
-          <w:color w:val="222222"/>
-          <w:lang w:val="fr-FR"/>
-        </w:rPr>
-        <w:t>dotnet</w:t>
-      </w:r>
-      <w:proofErr w:type="spellEnd"/>
-      <w:r>
-        <w:rPr>
-          <w:color w:val="222222"/>
-          <w:lang w:val="fr-FR"/>
-        </w:rPr>
-        <w:t xml:space="preserve"> --version).</w:t>
+        <w:t>SDK .NET 8 installé (dotnet --version).</w:t>
       </w:r>
     </w:p>
     <w:p>
@@ -6766,49 +5036,7 @@
         <w:rPr>
           <w:color w:val="222222"/>
         </w:rPr>
-        <w:t xml:space="preserve">Un </w:t>
-      </w:r>
-      <w:proofErr w:type="spellStart"/>
-      <w:r>
-        <w:rPr>
-          <w:color w:val="222222"/>
-        </w:rPr>
-        <w:t>serveur</w:t>
-      </w:r>
-      <w:proofErr w:type="spellEnd"/>
-      <w:r>
-        <w:rPr>
-          <w:color w:val="222222"/>
-        </w:rPr>
-        <w:t xml:space="preserve"> MongoDB </w:t>
-      </w:r>
-      <w:proofErr w:type="spellStart"/>
-      <w:r>
-        <w:rPr>
-          <w:color w:val="222222"/>
-        </w:rPr>
-        <w:t>joignable</w:t>
-      </w:r>
-      <w:proofErr w:type="spellEnd"/>
-      <w:r>
-        <w:rPr>
-          <w:color w:val="222222"/>
-        </w:rPr>
-        <w:t xml:space="preserve"> (local, Docker </w:t>
-      </w:r>
-      <w:proofErr w:type="spellStart"/>
-      <w:r>
-        <w:rPr>
-          <w:color w:val="222222"/>
-        </w:rPr>
-        <w:t>ou</w:t>
-      </w:r>
-      <w:proofErr w:type="spellEnd"/>
-      <w:r>
-        <w:rPr>
-          <w:color w:val="222222"/>
-        </w:rPr>
-        <w:t xml:space="preserve"> Atlas).</w:t>
+        <w:t>Un serveur MongoDB joignable (local, Docker ou Atlas).</w:t>
       </w:r>
     </w:p>
     <w:p>
@@ -6840,39 +5068,7 @@
           <w:color w:val="222222"/>
           <w:lang w:val="fr-FR"/>
         </w:rPr>
-        <w:t xml:space="preserve">Créer le projet console .NET 8 de </w:t>
-      </w:r>
-      <w:proofErr w:type="spellStart"/>
-      <w:r>
-        <w:rPr>
-          <w:color w:val="222222"/>
-          <w:lang w:val="fr-FR"/>
-        </w:rPr>
-        <w:t>BankFlux</w:t>
-      </w:r>
-      <w:proofErr w:type="spellEnd"/>
-      <w:r>
-        <w:rPr>
-          <w:color w:val="222222"/>
-          <w:lang w:val="fr-FR"/>
-        </w:rPr>
-        <w:t xml:space="preserve">, ajouter le driver officiel </w:t>
-      </w:r>
-      <w:proofErr w:type="spellStart"/>
-      <w:r>
-        <w:rPr>
-          <w:color w:val="222222"/>
-          <w:lang w:val="fr-FR"/>
-        </w:rPr>
-        <w:t>MongoDB.Driver</w:t>
-      </w:r>
-      <w:proofErr w:type="spellEnd"/>
-      <w:r>
-        <w:rPr>
-          <w:color w:val="222222"/>
-          <w:lang w:val="fr-FR"/>
-        </w:rPr>
-        <w:t>, centraliser la connexion dans un contexte réutilisable.</w:t>
+        <w:t>Créer le projet console .NET 8 de BankFlux, ajouter le driver officiel MongoDB.Driver, centraliser la connexion dans un contexte réutilisable.</w:t>
       </w:r>
     </w:p>
     <w:p>
@@ -6893,39 +5089,7 @@
           <w:color w:val="222222"/>
           <w:lang w:val="fr-FR"/>
         </w:rPr>
-        <w:t xml:space="preserve">Créer un projet console </w:t>
-      </w:r>
-      <w:proofErr w:type="spellStart"/>
-      <w:r>
-        <w:rPr>
-          <w:color w:val="222222"/>
-          <w:lang w:val="fr-FR"/>
-        </w:rPr>
-        <w:t>BankFlux</w:t>
-      </w:r>
-      <w:proofErr w:type="spellEnd"/>
-      <w:r>
-        <w:rPr>
-          <w:color w:val="222222"/>
-          <w:lang w:val="fr-FR"/>
-        </w:rPr>
-        <w:t xml:space="preserve"> et ajouter le paquet </w:t>
-      </w:r>
-      <w:proofErr w:type="spellStart"/>
-      <w:r>
-        <w:rPr>
-          <w:color w:val="222222"/>
-          <w:lang w:val="fr-FR"/>
-        </w:rPr>
-        <w:t>MongoDB.Driver</w:t>
-      </w:r>
-      <w:proofErr w:type="spellEnd"/>
-      <w:r>
-        <w:rPr>
-          <w:color w:val="222222"/>
-          <w:lang w:val="fr-FR"/>
-        </w:rPr>
-        <w:t>.</w:t>
+        <w:t>Créer un projet console BankFlux et ajouter le paquet MongoDB.Driver.</w:t>
       </w:r>
     </w:p>
     <w:p>
@@ -6946,55 +5110,7 @@
           <w:color w:val="222222"/>
           <w:lang w:val="fr-FR"/>
         </w:rPr>
-        <w:t xml:space="preserve">Écrire une classe </w:t>
-      </w:r>
-      <w:proofErr w:type="spellStart"/>
-      <w:r>
-        <w:rPr>
-          <w:color w:val="222222"/>
-          <w:lang w:val="fr-FR"/>
-        </w:rPr>
-        <w:t>MongoContext</w:t>
-      </w:r>
-      <w:proofErr w:type="spellEnd"/>
-      <w:r>
-        <w:rPr>
-          <w:color w:val="222222"/>
-          <w:lang w:val="fr-FR"/>
-        </w:rPr>
-        <w:t xml:space="preserve"> qui expose la base et les quatre collections (</w:t>
-      </w:r>
-      <w:proofErr w:type="spellStart"/>
-      <w:r>
-        <w:rPr>
-          <w:color w:val="222222"/>
-          <w:lang w:val="fr-FR"/>
-        </w:rPr>
-        <w:t>customers</w:t>
-      </w:r>
-      <w:proofErr w:type="spellEnd"/>
-      <w:r>
-        <w:rPr>
-          <w:color w:val="222222"/>
-          <w:lang w:val="fr-FR"/>
-        </w:rPr>
-        <w:t xml:space="preserve">, </w:t>
-      </w:r>
-      <w:proofErr w:type="spellStart"/>
-      <w:r>
-        <w:rPr>
-          <w:color w:val="222222"/>
-          <w:lang w:val="fr-FR"/>
-        </w:rPr>
-        <w:t>accounts</w:t>
-      </w:r>
-      <w:proofErr w:type="spellEnd"/>
-      <w:r>
-        <w:rPr>
-          <w:color w:val="222222"/>
-          <w:lang w:val="fr-FR"/>
-        </w:rPr>
-        <w:t>, transactions, branches).</w:t>
+        <w:t>Écrire une classe MongoContext qui expose la base et les quatre collections (customers, accounts, transactions, branches).</w:t>
       </w:r>
     </w:p>
     <w:p>
@@ -7015,23 +5131,7 @@
           <w:color w:val="222222"/>
           <w:lang w:val="fr-FR"/>
         </w:rPr>
-        <w:t xml:space="preserve">Enregistrer une convention </w:t>
-      </w:r>
-      <w:proofErr w:type="spellStart"/>
-      <w:r>
-        <w:rPr>
-          <w:color w:val="222222"/>
-          <w:lang w:val="fr-FR"/>
-        </w:rPr>
-        <w:t>camelCase</w:t>
-      </w:r>
-      <w:proofErr w:type="spellEnd"/>
-      <w:r>
-        <w:rPr>
-          <w:color w:val="222222"/>
-          <w:lang w:val="fr-FR"/>
-        </w:rPr>
-        <w:t xml:space="preserve"> et ignorer les éléments BSON inconnus.</w:t>
+        <w:t>Enregistrer une convention camelCase et ignorer les éléments BSON inconnus.</w:t>
       </w:r>
     </w:p>
     <w:p>
@@ -7106,12 +5206,6 @@
         <w:gridCol w:w="9746"/>
       </w:tblGrid>
       <w:tr>
-        <w:tblPrEx>
-          <w:tblCellMar>
-            <w:top w:w="0" w:type="dxa"/>
-            <w:bottom w:w="0" w:type="dxa"/>
-          </w:tblCellMar>
-        </w:tblPrEx>
         <w:tc>
           <w:tcPr>
             <w:tcW w:w="9746" w:type="dxa"/>
@@ -7223,12 +5317,6 @@
         <w:gridCol w:w="4873"/>
       </w:tblGrid>
       <w:tr>
-        <w:tblPrEx>
-          <w:tblCellMar>
-            <w:top w:w="0" w:type="dxa"/>
-            <w:bottom w:w="0" w:type="dxa"/>
-          </w:tblCellMar>
-        </w:tblPrEx>
         <w:trPr>
           <w:trHeight w:val="300"/>
         </w:trPr>
@@ -7252,41 +5340,7 @@
                 <w:sz w:val="18"/>
                 <w:szCs w:val="18"/>
               </w:rPr>
-              <w:t xml:space="preserve">⏱  Durée </w:t>
-            </w:r>
-            <w:proofErr w:type="spellStart"/>
-            <w:proofErr w:type="gramStart"/>
-            <w:r>
-              <w:rPr>
-                <w:b/>
-                <w:bCs/>
-                <w:color w:val="16386B"/>
-                <w:sz w:val="18"/>
-                <w:szCs w:val="18"/>
-              </w:rPr>
-              <w:t>estimée</w:t>
-            </w:r>
-            <w:proofErr w:type="spellEnd"/>
-            <w:r>
-              <w:rPr>
-                <w:b/>
-                <w:bCs/>
-                <w:color w:val="16386B"/>
-                <w:sz w:val="18"/>
-                <w:szCs w:val="18"/>
-              </w:rPr>
-              <w:t xml:space="preserve"> :</w:t>
-            </w:r>
-            <w:proofErr w:type="gramEnd"/>
-            <w:r>
-              <w:rPr>
-                <w:b/>
-                <w:bCs/>
-                <w:color w:val="16386B"/>
-                <w:sz w:val="18"/>
-                <w:szCs w:val="18"/>
-              </w:rPr>
-              <w:t xml:space="preserve"> 30 min</w:t>
+              <w:t>⏱  Durée estimée : 30 min</w:t>
             </w:r>
           </w:p>
         </w:tc>
@@ -7326,39 +5380,7 @@
           <w:color w:val="222222"/>
           <w:lang w:val="fr-FR"/>
         </w:rPr>
-        <w:t xml:space="preserve">Définir les classes métier de </w:t>
-      </w:r>
-      <w:proofErr w:type="spellStart"/>
-      <w:r>
-        <w:rPr>
-          <w:color w:val="222222"/>
-          <w:lang w:val="fr-FR"/>
-        </w:rPr>
-        <w:t>BankFlux</w:t>
-      </w:r>
-      <w:proofErr w:type="spellEnd"/>
-      <w:r>
-        <w:rPr>
-          <w:color w:val="222222"/>
-          <w:lang w:val="fr-FR"/>
-        </w:rPr>
-        <w:t xml:space="preserve"> et maîtriser le mapping BSON : identifiant </w:t>
-      </w:r>
-      <w:proofErr w:type="spellStart"/>
-      <w:r>
-        <w:rPr>
-          <w:color w:val="222222"/>
-          <w:lang w:val="fr-FR"/>
-        </w:rPr>
-        <w:t>ObjectId</w:t>
-      </w:r>
-      <w:proofErr w:type="spellEnd"/>
-      <w:r>
-        <w:rPr>
-          <w:color w:val="222222"/>
-          <w:lang w:val="fr-FR"/>
-        </w:rPr>
-        <w:t>, montants en Decimal128, dates en UTC, objets imbriqués et tableaux.</w:t>
+        <w:t>Définir les classes métier de BankFlux et maîtriser le mapping BSON : identifiant ObjectId, montants en Decimal128, dates en UTC, objets imbriqués et tableaux.</w:t>
       </w:r>
     </w:p>
     <w:p>
@@ -7374,19 +5396,11 @@
           <w:color w:val="222222"/>
         </w:rPr>
       </w:pPr>
-      <w:proofErr w:type="spellStart"/>
-      <w:r>
-        <w:rPr>
-          <w:color w:val="222222"/>
-        </w:rPr>
-        <w:t>Créer</w:t>
-      </w:r>
-      <w:proofErr w:type="spellEnd"/>
-      <w:r>
-        <w:rPr>
-          <w:color w:val="222222"/>
-        </w:rPr>
-        <w:t xml:space="preserve"> les classes Customer, Account, Card, Transaction, Branch et Address.</w:t>
+      <w:r>
+        <w:rPr>
+          <w:color w:val="222222"/>
+        </w:rPr>
+        <w:t>Créer les classes Customer, Account, Card, Transaction, Branch et Address.</w:t>
       </w:r>
     </w:p>
     <w:p>
@@ -7408,23 +5422,7 @@
           <w:color w:val="222222"/>
           <w:lang w:val="fr-FR"/>
         </w:rPr>
-        <w:t xml:space="preserve">Mapper l'identifiant sur un </w:t>
-      </w:r>
-      <w:proofErr w:type="spellStart"/>
-      <w:r>
-        <w:rPr>
-          <w:color w:val="222222"/>
-          <w:lang w:val="fr-FR"/>
-        </w:rPr>
-        <w:t>ObjectId</w:t>
-      </w:r>
-      <w:proofErr w:type="spellEnd"/>
-      <w:r>
-        <w:rPr>
-          <w:color w:val="222222"/>
-          <w:lang w:val="fr-FR"/>
-        </w:rPr>
-        <w:t xml:space="preserve"> représenté en string.</w:t>
+        <w:t>Mapper l'identifiant sur un ObjectId représenté en string.</w:t>
       </w:r>
     </w:p>
     <w:p>
@@ -7446,23 +5444,7 @@
           <w:color w:val="222222"/>
           <w:lang w:val="fr-FR"/>
         </w:rPr>
-        <w:t xml:space="preserve">Stocker les montants (Balance, </w:t>
-      </w:r>
-      <w:proofErr w:type="spellStart"/>
-      <w:r>
-        <w:rPr>
-          <w:color w:val="222222"/>
-          <w:lang w:val="fr-FR"/>
-        </w:rPr>
-        <w:t>Amount</w:t>
-      </w:r>
-      <w:proofErr w:type="spellEnd"/>
-      <w:r>
-        <w:rPr>
-          <w:color w:val="222222"/>
-          <w:lang w:val="fr-FR"/>
-        </w:rPr>
-        <w:t>, Limit) en Decimal128 pour préserver la précision.</w:t>
+        <w:t>Stocker les montants (Balance, Amount, Limit) en Decimal128 pour préserver la précision.</w:t>
       </w:r>
     </w:p>
     <w:p>
@@ -7527,12 +5509,6 @@
         <w:gridCol w:w="9746"/>
       </w:tblGrid>
       <w:tr>
-        <w:tblPrEx>
-          <w:tblCellMar>
-            <w:top w:w="0" w:type="dxa"/>
-            <w:bottom w:w="0" w:type="dxa"/>
-          </w:tblCellMar>
-        </w:tblPrEx>
         <w:tc>
           <w:tcPr>
             <w:tcW w:w="9746" w:type="dxa"/>
@@ -7607,31 +5583,7 @@
                 <w:szCs w:val="16"/>
                 <w:lang w:val="fr-FR"/>
               </w:rPr>
-              <w:t xml:space="preserve"> Module 3 · Chapitre 2 — </w:t>
-            </w:r>
-            <w:proofErr w:type="spellStart"/>
-            <w:r>
-              <w:rPr>
-                <w:i/>
-                <w:iCs/>
-                <w:color w:val="BFD3F2"/>
-                <w:sz w:val="16"/>
-                <w:szCs w:val="16"/>
-                <w:lang w:val="fr-FR"/>
-              </w:rPr>
-              <w:t>Create</w:t>
-            </w:r>
-            <w:proofErr w:type="spellEnd"/>
-            <w:r>
-              <w:rPr>
-                <w:i/>
-                <w:iCs/>
-                <w:color w:val="BFD3F2"/>
-                <w:sz w:val="16"/>
-                <w:szCs w:val="16"/>
-                <w:lang w:val="fr-FR"/>
-              </w:rPr>
-              <w:t xml:space="preserve"> / Read</w:t>
+              <w:t xml:space="preserve"> Module 3 · Chapitre 2 — Create / Read</w:t>
             </w:r>
           </w:p>
         </w:tc>
@@ -7663,12 +5615,6 @@
         <w:gridCol w:w="4873"/>
       </w:tblGrid>
       <w:tr>
-        <w:tblPrEx>
-          <w:tblCellMar>
-            <w:top w:w="0" w:type="dxa"/>
-            <w:bottom w:w="0" w:type="dxa"/>
-          </w:tblCellMar>
-        </w:tblPrEx>
         <w:trPr>
           <w:trHeight w:val="300"/>
         </w:trPr>
@@ -7692,41 +5638,7 @@
                 <w:sz w:val="18"/>
                 <w:szCs w:val="18"/>
               </w:rPr>
-              <w:t xml:space="preserve">⏱  Durée </w:t>
-            </w:r>
-            <w:proofErr w:type="spellStart"/>
-            <w:proofErr w:type="gramStart"/>
-            <w:r>
-              <w:rPr>
-                <w:b/>
-                <w:bCs/>
-                <w:color w:val="16386B"/>
-                <w:sz w:val="18"/>
-                <w:szCs w:val="18"/>
-              </w:rPr>
-              <w:t>estimée</w:t>
-            </w:r>
-            <w:proofErr w:type="spellEnd"/>
-            <w:r>
-              <w:rPr>
-                <w:b/>
-                <w:bCs/>
-                <w:color w:val="16386B"/>
-                <w:sz w:val="18"/>
-                <w:szCs w:val="18"/>
-              </w:rPr>
-              <w:t xml:space="preserve"> :</w:t>
-            </w:r>
-            <w:proofErr w:type="gramEnd"/>
-            <w:r>
-              <w:rPr>
-                <w:b/>
-                <w:bCs/>
-                <w:color w:val="16386B"/>
-                <w:sz w:val="18"/>
-                <w:szCs w:val="18"/>
-              </w:rPr>
-              <w:t xml:space="preserve"> 40 min</w:t>
+              <w:t>⏱  Durée estimée : 40 min</w:t>
             </w:r>
           </w:p>
         </w:tc>
@@ -7770,39 +5682,7 @@
           <w:color w:val="222222"/>
           <w:lang w:val="fr-FR"/>
         </w:rPr>
-        <w:t xml:space="preserve">Insérer le portefeuille de comptes et interroger MongoDB depuis C# avec les </w:t>
-      </w:r>
-      <w:proofErr w:type="spellStart"/>
-      <w:r>
-        <w:rPr>
-          <w:color w:val="222222"/>
-          <w:lang w:val="fr-FR"/>
-        </w:rPr>
-        <w:t>Builders</w:t>
-      </w:r>
-      <w:proofErr w:type="spellEnd"/>
-      <w:r>
-        <w:rPr>
-          <w:color w:val="222222"/>
-          <w:lang w:val="fr-FR"/>
-        </w:rPr>
-        <w:t xml:space="preserve"> : filtres, </w:t>
-      </w:r>
-      <w:proofErr w:type="spellStart"/>
-      <w:r>
-        <w:rPr>
-          <w:color w:val="222222"/>
-          <w:lang w:val="fr-FR"/>
-        </w:rPr>
-        <w:t>ElemMatch</w:t>
-      </w:r>
-      <w:proofErr w:type="spellEnd"/>
-      <w:r>
-        <w:rPr>
-          <w:color w:val="222222"/>
-          <w:lang w:val="fr-FR"/>
-        </w:rPr>
-        <w:t xml:space="preserve"> sur tableau, projection, tri et limite.</w:t>
+        <w:t>Insérer le portefeuille de comptes et interroger MongoDB depuis C# avec les Builders : filtres, ElemMatch sur tableau, projection, tri et limite.</w:t>
       </w:r>
     </w:p>
     <w:p>
@@ -7865,23 +5745,7 @@
           <w:color w:val="222222"/>
           <w:lang w:val="fr-FR"/>
         </w:rPr>
-        <w:t>Rechercher les comptes possédant une carte dont le plafond est inférieur ou égal à 1 000 € (</w:t>
-      </w:r>
-      <w:proofErr w:type="spellStart"/>
-      <w:r>
-        <w:rPr>
-          <w:color w:val="222222"/>
-          <w:lang w:val="fr-FR"/>
-        </w:rPr>
-        <w:t>ElemMatch</w:t>
-      </w:r>
-      <w:proofErr w:type="spellEnd"/>
-      <w:r>
-        <w:rPr>
-          <w:color w:val="222222"/>
-          <w:lang w:val="fr-FR"/>
-        </w:rPr>
-        <w:t>).</w:t>
+        <w:t>Rechercher les comptes possédant une carte dont le plafond est inférieur ou égal à 1 000 € (ElemMatch).</w:t>
       </w:r>
     </w:p>
     <w:p>
@@ -7945,12 +5809,6 @@
         <w:gridCol w:w="9746"/>
       </w:tblGrid>
       <w:tr>
-        <w:tblPrEx>
-          <w:tblCellMar>
-            <w:top w:w="0" w:type="dxa"/>
-            <w:bottom w:w="0" w:type="dxa"/>
-          </w:tblCellMar>
-        </w:tblPrEx>
         <w:tc>
           <w:tcPr>
             <w:tcW w:w="9746" w:type="dxa"/>
@@ -8024,21 +5882,8 @@
                 <w:szCs w:val="16"/>
                 <w:lang w:val="fr-FR"/>
               </w:rPr>
-              <w:t xml:space="preserve"> Module 3 · Chapitre 2 — Update / </w:t>
-            </w:r>
-            <w:proofErr w:type="spellStart"/>
-            <w:r>
-              <w:rPr>
-                <w:i/>
-                <w:iCs/>
-                <w:color w:val="BFD3F2"/>
-                <w:sz w:val="16"/>
-                <w:szCs w:val="16"/>
-                <w:lang w:val="fr-FR"/>
-              </w:rPr>
-              <w:t>Delete</w:t>
-            </w:r>
-            <w:proofErr w:type="spellEnd"/>
+              <w:t xml:space="preserve"> Module 3 · Chapitre 2 — Update / Delete</w:t>
+            </w:r>
           </w:p>
         </w:tc>
       </w:tr>
@@ -8069,12 +5914,6 @@
         <w:gridCol w:w="4873"/>
       </w:tblGrid>
       <w:tr>
-        <w:tblPrEx>
-          <w:tblCellMar>
-            <w:top w:w="0" w:type="dxa"/>
-            <w:bottom w:w="0" w:type="dxa"/>
-          </w:tblCellMar>
-        </w:tblPrEx>
         <w:trPr>
           <w:trHeight w:val="300"/>
         </w:trPr>
@@ -8098,41 +5937,7 @@
                 <w:sz w:val="18"/>
                 <w:szCs w:val="18"/>
               </w:rPr>
-              <w:t xml:space="preserve">⏱  Durée </w:t>
-            </w:r>
-            <w:proofErr w:type="spellStart"/>
-            <w:proofErr w:type="gramStart"/>
-            <w:r>
-              <w:rPr>
-                <w:b/>
-                <w:bCs/>
-                <w:color w:val="16386B"/>
-                <w:sz w:val="18"/>
-                <w:szCs w:val="18"/>
-              </w:rPr>
-              <w:t>estimée</w:t>
-            </w:r>
-            <w:proofErr w:type="spellEnd"/>
-            <w:r>
-              <w:rPr>
-                <w:b/>
-                <w:bCs/>
-                <w:color w:val="16386B"/>
-                <w:sz w:val="18"/>
-                <w:szCs w:val="18"/>
-              </w:rPr>
-              <w:t xml:space="preserve"> :</w:t>
-            </w:r>
-            <w:proofErr w:type="gramEnd"/>
-            <w:r>
-              <w:rPr>
-                <w:b/>
-                <w:bCs/>
-                <w:color w:val="16386B"/>
-                <w:sz w:val="18"/>
-                <w:szCs w:val="18"/>
-              </w:rPr>
-              <w:t xml:space="preserve"> 40 min</w:t>
+              <w:t>⏱  Durée estimée : 40 min</w:t>
             </w:r>
           </w:p>
         </w:tc>
@@ -8172,71 +5977,7 @@
           <w:color w:val="222222"/>
           <w:lang w:val="fr-FR"/>
         </w:rPr>
-        <w:t xml:space="preserve">Modifier des documents avec les </w:t>
-      </w:r>
-      <w:proofErr w:type="spellStart"/>
-      <w:r>
-        <w:rPr>
-          <w:color w:val="222222"/>
-          <w:lang w:val="fr-FR"/>
-        </w:rPr>
-        <w:t>Builders</w:t>
-      </w:r>
-      <w:proofErr w:type="spellEnd"/>
-      <w:r>
-        <w:rPr>
-          <w:color w:val="222222"/>
-          <w:lang w:val="fr-FR"/>
-        </w:rPr>
-        <w:t xml:space="preserve"> Update ($set, $</w:t>
-      </w:r>
-      <w:proofErr w:type="spellStart"/>
-      <w:r>
-        <w:rPr>
-          <w:color w:val="222222"/>
-          <w:lang w:val="fr-FR"/>
-        </w:rPr>
-        <w:t>inc</w:t>
-      </w:r>
-      <w:proofErr w:type="spellEnd"/>
-      <w:r>
-        <w:rPr>
-          <w:color w:val="222222"/>
-          <w:lang w:val="fr-FR"/>
-        </w:rPr>
-        <w:t>), cibler un élément précis d'un tableau imbriqué (</w:t>
-      </w:r>
-      <w:proofErr w:type="spellStart"/>
-      <w:r>
-        <w:rPr>
-          <w:color w:val="222222"/>
-          <w:lang w:val="fr-FR"/>
-        </w:rPr>
-        <w:t>arrayFilters</w:t>
-      </w:r>
-      <w:proofErr w:type="spellEnd"/>
-      <w:r>
-        <w:rPr>
-          <w:color w:val="222222"/>
-          <w:lang w:val="fr-FR"/>
-        </w:rPr>
-        <w:t>), récupérer le document mis à jour (</w:t>
-      </w:r>
-      <w:proofErr w:type="spellStart"/>
-      <w:r>
-        <w:rPr>
-          <w:color w:val="222222"/>
-          <w:lang w:val="fr-FR"/>
-        </w:rPr>
-        <w:t>FindOneAndUpdate</w:t>
-      </w:r>
-      <w:proofErr w:type="spellEnd"/>
-      <w:r>
-        <w:rPr>
-          <w:color w:val="222222"/>
-          <w:lang w:val="fr-FR"/>
-        </w:rPr>
-        <w:t>) et supprimer.</w:t>
+        <w:t>Modifier des documents avec les Builders Update ($set, $inc), cibler un élément précis d'un tableau imbriqué (arrayFilters), récupérer le document mis à jour (FindOneAndUpdate) et supprimer.</w:t>
       </w:r>
     </w:p>
     <w:p>
@@ -8257,23 +5998,7 @@
           <w:color w:val="222222"/>
           <w:lang w:val="fr-FR"/>
         </w:rPr>
-        <w:t xml:space="preserve">Augmenter le plafond de la carte « Gold » d'un compte à 5 000 € (mise à jour ciblée dans le tableau avec </w:t>
-      </w:r>
-      <w:proofErr w:type="spellStart"/>
-      <w:r>
-        <w:rPr>
-          <w:color w:val="222222"/>
-          <w:lang w:val="fr-FR"/>
-        </w:rPr>
-        <w:t>arrayFilters</w:t>
-      </w:r>
-      <w:proofErr w:type="spellEnd"/>
-      <w:r>
-        <w:rPr>
-          <w:color w:val="222222"/>
-          <w:lang w:val="fr-FR"/>
-        </w:rPr>
-        <w:t>).</w:t>
+        <w:t>Augmenter le plafond de la carte « Gold » d'un compte à 5 000 € (mise à jour ciblée dans le tableau avec arrayFilters).</w:t>
       </w:r>
     </w:p>
     <w:p>
@@ -8315,23 +6040,7 @@
           <w:color w:val="222222"/>
           <w:lang w:val="fr-FR"/>
         </w:rPr>
-        <w:t>Activer un compte encore en attente et récupérer la version mise à jour (</w:t>
-      </w:r>
-      <w:proofErr w:type="spellStart"/>
-      <w:r>
-        <w:rPr>
-          <w:color w:val="222222"/>
-          <w:lang w:val="fr-FR"/>
-        </w:rPr>
-        <w:t>FindOneAndUpdate</w:t>
-      </w:r>
-      <w:proofErr w:type="spellEnd"/>
-      <w:r>
-        <w:rPr>
-          <w:color w:val="222222"/>
-          <w:lang w:val="fr-FR"/>
-        </w:rPr>
-        <w:t>).</w:t>
+        <w:t>Activer un compte encore en attente et récupérer la version mise à jour (FindOneAndUpdate).</w:t>
       </w:r>
     </w:p>
     <w:p>
@@ -8346,33 +6055,11 @@
           <w:color w:val="222222"/>
         </w:rPr>
       </w:pPr>
-      <w:proofErr w:type="spellStart"/>
-      <w:r>
-        <w:rPr>
-          <w:color w:val="222222"/>
-        </w:rPr>
-        <w:t>Supprimer</w:t>
-      </w:r>
-      <w:proofErr w:type="spellEnd"/>
-      <w:r>
-        <w:rPr>
-          <w:color w:val="222222"/>
-        </w:rPr>
-        <w:t xml:space="preserve"> un compte </w:t>
-      </w:r>
-      <w:proofErr w:type="spellStart"/>
-      <w:r>
-        <w:rPr>
-          <w:color w:val="222222"/>
-        </w:rPr>
-        <w:t>clôturé</w:t>
-      </w:r>
-      <w:proofErr w:type="spellEnd"/>
-      <w:r>
-        <w:rPr>
-          <w:color w:val="222222"/>
-        </w:rPr>
-        <w:t>.</w:t>
+      <w:r>
+        <w:rPr>
+          <w:color w:val="222222"/>
+        </w:rPr>
+        <w:t>Supprimer un compte clôturé.</w:t>
       </w:r>
     </w:p>
     <w:p>
@@ -8475,7 +6162,6 @@
         </w:pBdr>
         <w:spacing w:after="60"/>
       </w:pPr>
-      <w:proofErr w:type="spellStart"/>
       <w:r>
         <w:rPr>
           <w:b/>
@@ -8484,18 +6170,7 @@
           <w:sz w:val="36"/>
           <w:szCs w:val="36"/>
         </w:rPr>
-        <w:t>Modélisation</w:t>
-      </w:r>
-      <w:proofErr w:type="spellEnd"/>
-      <w:r>
-        <w:rPr>
-          <w:b/>
-          <w:bCs/>
-          <w:color w:val="16386B"/>
-          <w:sz w:val="36"/>
-          <w:szCs w:val="36"/>
-        </w:rPr>
-        <w:t>, validation, indexation, transactions</w:t>
+        <w:t>Modélisation, validation, indexation, transactions</w:t>
       </w:r>
     </w:p>
     <w:p>
@@ -8534,12 +6209,6 @@
         <w:gridCol w:w="9746"/>
       </w:tblGrid>
       <w:tr>
-        <w:tblPrEx>
-          <w:tblCellMar>
-            <w:top w:w="0" w:type="dxa"/>
-            <w:bottom w:w="0" w:type="dxa"/>
-          </w:tblCellMar>
-        </w:tblPrEx>
         <w:tc>
           <w:tcPr>
             <w:tcW w:w="9746" w:type="dxa"/>
@@ -8577,45 +6246,8 @@
                 <w:szCs w:val="30"/>
                 <w:lang w:val="fr-FR"/>
               </w:rPr>
-              <w:t xml:space="preserve">Modélisation : </w:t>
-            </w:r>
-            <w:proofErr w:type="spellStart"/>
-            <w:r>
-              <w:rPr>
-                <w:b/>
-                <w:bCs/>
-                <w:color w:val="FFFFFF"/>
-                <w:sz w:val="30"/>
-                <w:szCs w:val="30"/>
-                <w:lang w:val="fr-FR"/>
-              </w:rPr>
-              <w:t>embedded</w:t>
-            </w:r>
-            <w:proofErr w:type="spellEnd"/>
-            <w:r>
-              <w:rPr>
-                <w:b/>
-                <w:bCs/>
-                <w:color w:val="FFFFFF"/>
-                <w:sz w:val="30"/>
-                <w:szCs w:val="30"/>
-                <w:lang w:val="fr-FR"/>
-              </w:rPr>
-              <w:t xml:space="preserve"> vs </w:t>
-            </w:r>
-            <w:proofErr w:type="spellStart"/>
-            <w:r>
-              <w:rPr>
-                <w:b/>
-                <w:bCs/>
-                <w:color w:val="FFFFFF"/>
-                <w:sz w:val="30"/>
-                <w:szCs w:val="30"/>
-                <w:lang w:val="fr-FR"/>
-              </w:rPr>
-              <w:t>referenced</w:t>
-            </w:r>
-            <w:proofErr w:type="spellEnd"/>
+              <w:t>Modélisation : embedded vs referenced</w:t>
+            </w:r>
           </w:p>
           <w:p>
             <w:pPr>
@@ -8639,51 +6271,7 @@
                 <w:sz w:val="16"/>
                 <w:szCs w:val="16"/>
               </w:rPr>
-              <w:t xml:space="preserve"> Module 4 · </w:t>
-            </w:r>
-            <w:proofErr w:type="spellStart"/>
-            <w:r>
-              <w:rPr>
-                <w:i/>
-                <w:iCs/>
-                <w:color w:val="BFD3F2"/>
-                <w:sz w:val="16"/>
-                <w:szCs w:val="16"/>
-              </w:rPr>
-              <w:t>Chapitre</w:t>
-            </w:r>
-            <w:proofErr w:type="spellEnd"/>
-            <w:r>
-              <w:rPr>
-                <w:i/>
-                <w:iCs/>
-                <w:color w:val="BFD3F2"/>
-                <w:sz w:val="16"/>
-                <w:szCs w:val="16"/>
-              </w:rPr>
-              <w:t xml:space="preserve"> 1 — Le </w:t>
-            </w:r>
-            <w:proofErr w:type="spellStart"/>
-            <w:r>
-              <w:rPr>
-                <w:i/>
-                <w:iCs/>
-                <w:color w:val="BFD3F2"/>
-                <w:sz w:val="16"/>
-                <w:szCs w:val="16"/>
-              </w:rPr>
-              <w:t>schéma</w:t>
-            </w:r>
-            <w:proofErr w:type="spellEnd"/>
-            <w:r>
-              <w:rPr>
-                <w:i/>
-                <w:iCs/>
-                <w:color w:val="BFD3F2"/>
-                <w:sz w:val="16"/>
-                <w:szCs w:val="16"/>
-              </w:rPr>
-              <w:t xml:space="preserve"> design</w:t>
+              <w:t xml:space="preserve"> Module 4 · Chapitre 1 — Le schéma design</w:t>
             </w:r>
           </w:p>
         </w:tc>
@@ -8715,12 +6303,6 @@
         <w:gridCol w:w="4873"/>
       </w:tblGrid>
       <w:tr>
-        <w:tblPrEx>
-          <w:tblCellMar>
-            <w:top w:w="0" w:type="dxa"/>
-            <w:bottom w:w="0" w:type="dxa"/>
-          </w:tblCellMar>
-        </w:tblPrEx>
         <w:trPr>
           <w:trHeight w:val="300"/>
         </w:trPr>
@@ -8744,41 +6326,7 @@
                 <w:sz w:val="18"/>
                 <w:szCs w:val="18"/>
               </w:rPr>
-              <w:t xml:space="preserve">⏱  Durée </w:t>
-            </w:r>
-            <w:proofErr w:type="spellStart"/>
-            <w:proofErr w:type="gramStart"/>
-            <w:r>
-              <w:rPr>
-                <w:b/>
-                <w:bCs/>
-                <w:color w:val="16386B"/>
-                <w:sz w:val="18"/>
-                <w:szCs w:val="18"/>
-              </w:rPr>
-              <w:t>estimée</w:t>
-            </w:r>
-            <w:proofErr w:type="spellEnd"/>
-            <w:r>
-              <w:rPr>
-                <w:b/>
-                <w:bCs/>
-                <w:color w:val="16386B"/>
-                <w:sz w:val="18"/>
-                <w:szCs w:val="18"/>
-              </w:rPr>
-              <w:t xml:space="preserve"> :</w:t>
-            </w:r>
-            <w:proofErr w:type="gramEnd"/>
-            <w:r>
-              <w:rPr>
-                <w:b/>
-                <w:bCs/>
-                <w:color w:val="16386B"/>
-                <w:sz w:val="18"/>
-                <w:szCs w:val="18"/>
-              </w:rPr>
-              <w:t xml:space="preserve"> 35 min</w:t>
+              <w:t>⏱  Durée estimée : 35 min</w:t>
             </w:r>
           </w:p>
         </w:tc>
@@ -8839,23 +6387,7 @@
           <w:color w:val="222222"/>
           <w:lang w:val="fr-FR"/>
         </w:rPr>
-        <w:t xml:space="preserve">Lister les arguments pour imbriquer Card dans </w:t>
-      </w:r>
-      <w:proofErr w:type="spellStart"/>
-      <w:r>
-        <w:rPr>
-          <w:color w:val="222222"/>
-          <w:lang w:val="fr-FR"/>
-        </w:rPr>
-        <w:t>Account</w:t>
-      </w:r>
-      <w:proofErr w:type="spellEnd"/>
-      <w:r>
-        <w:rPr>
-          <w:color w:val="222222"/>
-          <w:lang w:val="fr-FR"/>
-        </w:rPr>
-        <w:t xml:space="preserve"> (relation 1-N bornée, lue ensemble).</w:t>
+        <w:t>Lister les arguments pour imbriquer Card dans Account (relation 1-N bornée, lue ensemble).</w:t>
       </w:r>
     </w:p>
     <w:p>
@@ -8961,12 +6493,6 @@
         <w:gridCol w:w="9746"/>
       </w:tblGrid>
       <w:tr>
-        <w:tblPrEx>
-          <w:tblCellMar>
-            <w:top w:w="0" w:type="dxa"/>
-            <w:bottom w:w="0" w:type="dxa"/>
-          </w:tblCellMar>
-        </w:tblPrEx>
         <w:tc>
           <w:tcPr>
             <w:tcW w:w="9746" w:type="dxa"/>
@@ -9078,12 +6604,6 @@
         <w:gridCol w:w="4873"/>
       </w:tblGrid>
       <w:tr>
-        <w:tblPrEx>
-          <w:tblCellMar>
-            <w:top w:w="0" w:type="dxa"/>
-            <w:bottom w:w="0" w:type="dxa"/>
-          </w:tblCellMar>
-        </w:tblPrEx>
         <w:trPr>
           <w:trHeight w:val="300"/>
         </w:trPr>
@@ -9107,41 +6627,7 @@
                 <w:sz w:val="18"/>
                 <w:szCs w:val="18"/>
               </w:rPr>
-              <w:t xml:space="preserve">⏱  Durée </w:t>
-            </w:r>
-            <w:proofErr w:type="spellStart"/>
-            <w:proofErr w:type="gramStart"/>
-            <w:r>
-              <w:rPr>
-                <w:b/>
-                <w:bCs/>
-                <w:color w:val="16386B"/>
-                <w:sz w:val="18"/>
-                <w:szCs w:val="18"/>
-              </w:rPr>
-              <w:t>estimée</w:t>
-            </w:r>
-            <w:proofErr w:type="spellEnd"/>
-            <w:r>
-              <w:rPr>
-                <w:b/>
-                <w:bCs/>
-                <w:color w:val="16386B"/>
-                <w:sz w:val="18"/>
-                <w:szCs w:val="18"/>
-              </w:rPr>
-              <w:t xml:space="preserve"> :</w:t>
-            </w:r>
-            <w:proofErr w:type="gramEnd"/>
-            <w:r>
-              <w:rPr>
-                <w:b/>
-                <w:bCs/>
-                <w:color w:val="16386B"/>
-                <w:sz w:val="18"/>
-                <w:szCs w:val="18"/>
-              </w:rPr>
-              <w:t xml:space="preserve"> 35 min</w:t>
+              <w:t>⏱  Durée estimée : 35 min</w:t>
             </w:r>
           </w:p>
         </w:tc>
@@ -9175,23 +6661,7 @@
           <w:color w:val="222222"/>
           <w:lang w:val="fr-FR"/>
         </w:rPr>
-        <w:t>Mettre en place une double validation : un validateur $</w:t>
-      </w:r>
-      <w:proofErr w:type="spellStart"/>
-      <w:r>
-        <w:rPr>
-          <w:color w:val="222222"/>
-          <w:lang w:val="fr-FR"/>
-        </w:rPr>
-        <w:t>jsonSchema</w:t>
-      </w:r>
-      <w:proofErr w:type="spellEnd"/>
-      <w:r>
-        <w:rPr>
-          <w:color w:val="222222"/>
-          <w:lang w:val="fr-FR"/>
-        </w:rPr>
-        <w:t xml:space="preserve"> côté serveur (intégrité garantie quel que soit le client) et des contrôles défensifs côté C#.</w:t>
+        <w:t>Mettre en place une double validation : un validateur $jsonSchema côté serveur (intégrité garantie quel que soit le client) et des contrôles défensifs côté C#.</w:t>
       </w:r>
     </w:p>
     <w:p>
@@ -9211,87 +6681,7 @@
           <w:color w:val="222222"/>
           <w:lang w:val="fr-FR"/>
         </w:rPr>
-        <w:t xml:space="preserve">Créer (ou modifier) la collection </w:t>
-      </w:r>
-      <w:proofErr w:type="spellStart"/>
-      <w:r>
-        <w:rPr>
-          <w:color w:val="222222"/>
-          <w:lang w:val="fr-FR"/>
-        </w:rPr>
-        <w:t>events</w:t>
-      </w:r>
-      <w:proofErr w:type="spellEnd"/>
-      <w:r>
-        <w:rPr>
-          <w:color w:val="222222"/>
-          <w:lang w:val="fr-FR"/>
-        </w:rPr>
-        <w:t xml:space="preserve"> avec un validateur $</w:t>
-      </w:r>
-      <w:proofErr w:type="spellStart"/>
-      <w:r>
-        <w:rPr>
-          <w:color w:val="222222"/>
-          <w:lang w:val="fr-FR"/>
-        </w:rPr>
-        <w:t>jsonSchema</w:t>
-      </w:r>
-      <w:proofErr w:type="spellEnd"/>
-      <w:r>
-        <w:rPr>
-          <w:color w:val="222222"/>
-          <w:lang w:val="fr-FR"/>
-        </w:rPr>
-        <w:t xml:space="preserve"> : champs requis </w:t>
-      </w:r>
-      <w:proofErr w:type="spellStart"/>
-      <w:r>
-        <w:rPr>
-          <w:color w:val="222222"/>
-          <w:lang w:val="fr-FR"/>
-        </w:rPr>
-        <w:t>title</w:t>
-      </w:r>
-      <w:proofErr w:type="spellEnd"/>
-      <w:r>
-        <w:rPr>
-          <w:color w:val="222222"/>
-          <w:lang w:val="fr-FR"/>
-        </w:rPr>
-        <w:t>/</w:t>
-      </w:r>
-      <w:proofErr w:type="spellStart"/>
-      <w:r>
-        <w:rPr>
-          <w:color w:val="222222"/>
-          <w:lang w:val="fr-FR"/>
-        </w:rPr>
-        <w:t>category</w:t>
-      </w:r>
-      <w:proofErr w:type="spellEnd"/>
-      <w:r>
-        <w:rPr>
-          <w:color w:val="222222"/>
-          <w:lang w:val="fr-FR"/>
-        </w:rPr>
-        <w:t xml:space="preserve">/venue, </w:t>
-      </w:r>
-      <w:proofErr w:type="spellStart"/>
-      <w:r>
-        <w:rPr>
-          <w:color w:val="222222"/>
-          <w:lang w:val="fr-FR"/>
-        </w:rPr>
-        <w:t>status</w:t>
-      </w:r>
-      <w:proofErr w:type="spellEnd"/>
-      <w:r>
-        <w:rPr>
-          <w:color w:val="222222"/>
-          <w:lang w:val="fr-FR"/>
-        </w:rPr>
-        <w:t xml:space="preserve"> limité à une énumération.</w:t>
+        <w:t>Créer (ou modifier) la collection events avec un validateur $jsonSchema : champs requis title/category/venue, status limité à une énumération.</w:t>
       </w:r>
     </w:p>
     <w:p>
@@ -9374,12 +6764,6 @@
         <w:gridCol w:w="9746"/>
       </w:tblGrid>
       <w:tr>
-        <w:tblPrEx>
-          <w:tblCellMar>
-            <w:top w:w="0" w:type="dxa"/>
-            <w:bottom w:w="0" w:type="dxa"/>
-          </w:tblCellMar>
-        </w:tblPrEx>
         <w:tc>
           <w:tcPr>
             <w:tcW w:w="9746" w:type="dxa"/>
@@ -9463,29 +6847,7 @@
                 <w:sz w:val="16"/>
                 <w:szCs w:val="16"/>
               </w:rPr>
-              <w:t xml:space="preserve">Module 4 · </w:t>
-            </w:r>
-            <w:proofErr w:type="spellStart"/>
-            <w:r>
-              <w:rPr>
-                <w:i/>
-                <w:iCs/>
-                <w:color w:val="BFD3F2"/>
-                <w:sz w:val="16"/>
-                <w:szCs w:val="16"/>
-              </w:rPr>
-              <w:t>Chapitres</w:t>
-            </w:r>
-            <w:proofErr w:type="spellEnd"/>
-            <w:r>
-              <w:rPr>
-                <w:i/>
-                <w:iCs/>
-                <w:color w:val="BFD3F2"/>
-                <w:sz w:val="16"/>
-                <w:szCs w:val="16"/>
-              </w:rPr>
-              <w:t xml:space="preserve"> 3 &amp; 4 — Indexation</w:t>
+              <w:t>Module 4 · Chapitres 3 &amp; 4 — Indexation</w:t>
             </w:r>
           </w:p>
         </w:tc>
@@ -9517,12 +6879,6 @@
         <w:gridCol w:w="4873"/>
       </w:tblGrid>
       <w:tr>
-        <w:tblPrEx>
-          <w:tblCellMar>
-            <w:top w:w="0" w:type="dxa"/>
-            <w:bottom w:w="0" w:type="dxa"/>
-          </w:tblCellMar>
-        </w:tblPrEx>
         <w:trPr>
           <w:trHeight w:val="300"/>
         </w:trPr>
@@ -9546,41 +6902,7 @@
                 <w:sz w:val="18"/>
                 <w:szCs w:val="18"/>
               </w:rPr>
-              <w:t xml:space="preserve">⏱  Durée </w:t>
-            </w:r>
-            <w:proofErr w:type="spellStart"/>
-            <w:proofErr w:type="gramStart"/>
-            <w:r>
-              <w:rPr>
-                <w:b/>
-                <w:bCs/>
-                <w:color w:val="16386B"/>
-                <w:sz w:val="18"/>
-                <w:szCs w:val="18"/>
-              </w:rPr>
-              <w:t>estimée</w:t>
-            </w:r>
-            <w:proofErr w:type="spellEnd"/>
-            <w:r>
-              <w:rPr>
-                <w:b/>
-                <w:bCs/>
-                <w:color w:val="16386B"/>
-                <w:sz w:val="18"/>
-                <w:szCs w:val="18"/>
-              </w:rPr>
-              <w:t xml:space="preserve"> :</w:t>
-            </w:r>
-            <w:proofErr w:type="gramEnd"/>
-            <w:r>
-              <w:rPr>
-                <w:b/>
-                <w:bCs/>
-                <w:color w:val="16386B"/>
-                <w:sz w:val="18"/>
-                <w:szCs w:val="18"/>
-              </w:rPr>
-              <w:t xml:space="preserve"> 40 min</w:t>
+              <w:t>⏱  Durée estimée : 40 min</w:t>
             </w:r>
           </w:p>
         </w:tc>
@@ -9620,23 +6942,7 @@
           <w:color w:val="222222"/>
           <w:lang w:val="fr-FR"/>
         </w:rPr>
-        <w:t xml:space="preserve">Créer les index nécessaires à </w:t>
-      </w:r>
-      <w:proofErr w:type="spellStart"/>
-      <w:r>
-        <w:rPr>
-          <w:color w:val="222222"/>
-          <w:lang w:val="fr-FR"/>
-        </w:rPr>
-        <w:t>BankFlux</w:t>
-      </w:r>
-      <w:proofErr w:type="spellEnd"/>
-      <w:r>
-        <w:rPr>
-          <w:color w:val="222222"/>
-          <w:lang w:val="fr-FR"/>
-        </w:rPr>
-        <w:t xml:space="preserve"> depuis C# (unique, géospatial, composé, texte) et lire un plan d'exécution pour mesurer leur effet.</w:t>
+        <w:t>Créer les index nécessaires à BankFlux depuis C# (unique, géospatial, composé, texte) et lire un plan d'exécution pour mesurer leur effet.</w:t>
       </w:r>
     </w:p>
     <w:p>
@@ -9657,25 +6963,7 @@
           <w:color w:val="222222"/>
           <w:lang w:val="fr-FR"/>
         </w:rPr>
-        <w:t xml:space="preserve">Créer un index unique sur </w:t>
-      </w:r>
-      <w:proofErr w:type="spellStart"/>
-      <w:proofErr w:type="gramStart"/>
-      <w:r>
-        <w:rPr>
-          <w:color w:val="222222"/>
-          <w:lang w:val="fr-FR"/>
-        </w:rPr>
-        <w:t>customers.email</w:t>
-      </w:r>
-      <w:proofErr w:type="spellEnd"/>
-      <w:proofErr w:type="gramEnd"/>
-      <w:r>
-        <w:rPr>
-          <w:color w:val="222222"/>
-          <w:lang w:val="fr-FR"/>
-        </w:rPr>
-        <w:t>.</w:t>
+        <w:t>Créer un index unique sur customers.email.</w:t>
       </w:r>
     </w:p>
     <w:p>
@@ -9696,25 +6984,7 @@
           <w:color w:val="222222"/>
           <w:lang w:val="fr-FR"/>
         </w:rPr>
-        <w:t xml:space="preserve">Créer un index unique sur </w:t>
-      </w:r>
-      <w:proofErr w:type="spellStart"/>
-      <w:proofErr w:type="gramStart"/>
-      <w:r>
-        <w:rPr>
-          <w:color w:val="222222"/>
-          <w:lang w:val="fr-FR"/>
-        </w:rPr>
-        <w:t>accounts.accountNumber</w:t>
-      </w:r>
-      <w:proofErr w:type="spellEnd"/>
-      <w:proofErr w:type="gramEnd"/>
-      <w:r>
-        <w:rPr>
-          <w:color w:val="222222"/>
-          <w:lang w:val="fr-FR"/>
-        </w:rPr>
-        <w:t>.</w:t>
+        <w:t>Créer un index unique sur accounts.accountNumber.</w:t>
       </w:r>
     </w:p>
     <w:p>
@@ -9735,25 +7005,7 @@
           <w:color w:val="222222"/>
           <w:lang w:val="fr-FR"/>
         </w:rPr>
-        <w:t xml:space="preserve">Créer un index 2dsphere sur </w:t>
-      </w:r>
-      <w:proofErr w:type="spellStart"/>
-      <w:proofErr w:type="gramStart"/>
-      <w:r>
-        <w:rPr>
-          <w:color w:val="222222"/>
-          <w:lang w:val="fr-FR"/>
-        </w:rPr>
-        <w:t>branches.location</w:t>
-      </w:r>
-      <w:proofErr w:type="spellEnd"/>
-      <w:proofErr w:type="gramEnd"/>
-      <w:r>
-        <w:rPr>
-          <w:color w:val="222222"/>
-          <w:lang w:val="fr-FR"/>
-        </w:rPr>
-        <w:t>.</w:t>
+        <w:t>Créer un index 2dsphere sur branches.location.</w:t>
       </w:r>
     </w:p>
     <w:p>
@@ -9774,23 +7026,7 @@
           <w:color w:val="222222"/>
           <w:lang w:val="fr-FR"/>
         </w:rPr>
-        <w:t>Créer un index composé sur transactions (</w:t>
-      </w:r>
-      <w:proofErr w:type="spellStart"/>
-      <w:r>
-        <w:rPr>
-          <w:color w:val="222222"/>
-          <w:lang w:val="fr-FR"/>
-        </w:rPr>
-        <w:t>accountId</w:t>
-      </w:r>
-      <w:proofErr w:type="spellEnd"/>
-      <w:r>
-        <w:rPr>
-          <w:color w:val="222222"/>
-          <w:lang w:val="fr-FR"/>
-        </w:rPr>
-        <w:t xml:space="preserve"> puis date).</w:t>
+        <w:t>Créer un index composé sur transactions (accountId puis date).</w:t>
       </w:r>
     </w:p>
     <w:p>
@@ -9811,55 +7047,7 @@
           <w:color w:val="222222"/>
           <w:lang w:val="fr-FR"/>
         </w:rPr>
-        <w:t xml:space="preserve">Exécuter un </w:t>
-      </w:r>
-      <w:proofErr w:type="spellStart"/>
-      <w:r>
-        <w:rPr>
-          <w:color w:val="222222"/>
-          <w:lang w:val="fr-FR"/>
-        </w:rPr>
-        <w:t>explain</w:t>
-      </w:r>
-      <w:proofErr w:type="spellEnd"/>
-      <w:r>
-        <w:rPr>
-          <w:color w:val="222222"/>
-          <w:lang w:val="fr-FR"/>
-        </w:rPr>
-        <w:t xml:space="preserve"> en mode </w:t>
-      </w:r>
-      <w:proofErr w:type="spellStart"/>
-      <w:r>
-        <w:rPr>
-          <w:color w:val="222222"/>
-          <w:lang w:val="fr-FR"/>
-        </w:rPr>
-        <w:t>executionStats</w:t>
-      </w:r>
-      <w:proofErr w:type="spellEnd"/>
-      <w:r>
-        <w:rPr>
-          <w:color w:val="222222"/>
-          <w:lang w:val="fr-FR"/>
-        </w:rPr>
-        <w:t xml:space="preserve"> sur une </w:t>
-      </w:r>
-      <w:proofErr w:type="spellStart"/>
-      <w:r>
-        <w:rPr>
-          <w:color w:val="222222"/>
-          <w:lang w:val="fr-FR"/>
-        </w:rPr>
-        <w:t>recherche+tri</w:t>
-      </w:r>
-      <w:proofErr w:type="spellEnd"/>
-      <w:r>
-        <w:rPr>
-          <w:color w:val="222222"/>
-          <w:lang w:val="fr-FR"/>
-        </w:rPr>
-        <w:t xml:space="preserve"> de transactions et comparer avant/après index.</w:t>
+        <w:t>Exécuter un explain en mode executionStats sur une recherche+tri de transactions et comparer avant/après index.</w:t>
       </w:r>
     </w:p>
     <w:p>
@@ -9913,12 +7101,6 @@
         <w:gridCol w:w="9746"/>
       </w:tblGrid>
       <w:tr>
-        <w:tblPrEx>
-          <w:tblCellMar>
-            <w:top w:w="0" w:type="dxa"/>
-            <w:bottom w:w="0" w:type="dxa"/>
-          </w:tblCellMar>
-        </w:tblPrEx>
         <w:tc>
           <w:tcPr>
             <w:tcW w:w="9746" w:type="dxa"/>
@@ -10013,29 +7195,7 @@
                 <w:sz w:val="16"/>
                 <w:szCs w:val="16"/>
               </w:rPr>
-              <w:t xml:space="preserve">Module 4 · </w:t>
-            </w:r>
-            <w:proofErr w:type="spellStart"/>
-            <w:r>
-              <w:rPr>
-                <w:i/>
-                <w:iCs/>
-                <w:color w:val="BFD3F2"/>
-                <w:sz w:val="16"/>
-                <w:szCs w:val="16"/>
-              </w:rPr>
-              <w:t>Chapitres</w:t>
-            </w:r>
-            <w:proofErr w:type="spellEnd"/>
-            <w:r>
-              <w:rPr>
-                <w:i/>
-                <w:iCs/>
-                <w:color w:val="BFD3F2"/>
-                <w:sz w:val="16"/>
-                <w:szCs w:val="16"/>
-              </w:rPr>
-              <w:t xml:space="preserve"> 7 &amp; 8 — Transactions</w:t>
+              <w:t>Module 4 · Chapitres 7 &amp; 8 — Transactions</w:t>
             </w:r>
           </w:p>
         </w:tc>
@@ -10067,12 +7227,6 @@
         <w:gridCol w:w="4873"/>
       </w:tblGrid>
       <w:tr>
-        <w:tblPrEx>
-          <w:tblCellMar>
-            <w:top w:w="0" w:type="dxa"/>
-            <w:bottom w:w="0" w:type="dxa"/>
-          </w:tblCellMar>
-        </w:tblPrEx>
         <w:trPr>
           <w:trHeight w:val="300"/>
         </w:trPr>
@@ -10096,41 +7250,7 @@
                 <w:sz w:val="18"/>
                 <w:szCs w:val="18"/>
               </w:rPr>
-              <w:t xml:space="preserve">⏱  Durée </w:t>
-            </w:r>
-            <w:proofErr w:type="spellStart"/>
-            <w:proofErr w:type="gramStart"/>
-            <w:r>
-              <w:rPr>
-                <w:b/>
-                <w:bCs/>
-                <w:color w:val="16386B"/>
-                <w:sz w:val="18"/>
-                <w:szCs w:val="18"/>
-              </w:rPr>
-              <w:t>estimée</w:t>
-            </w:r>
-            <w:proofErr w:type="spellEnd"/>
-            <w:r>
-              <w:rPr>
-                <w:b/>
-                <w:bCs/>
-                <w:color w:val="16386B"/>
-                <w:sz w:val="18"/>
-                <w:szCs w:val="18"/>
-              </w:rPr>
-              <w:t xml:space="preserve"> :</w:t>
-            </w:r>
-            <w:proofErr w:type="gramEnd"/>
-            <w:r>
-              <w:rPr>
-                <w:b/>
-                <w:bCs/>
-                <w:color w:val="16386B"/>
-                <w:sz w:val="18"/>
-                <w:szCs w:val="18"/>
-              </w:rPr>
-              <w:t xml:space="preserve"> 50 min</w:t>
+              <w:t>⏱  Durée estimée : 50 min</w:t>
             </w:r>
           </w:p>
         </w:tc>
@@ -10176,29 +7296,7 @@
           <w:szCs w:val="22"/>
           <w:lang w:val="fr-FR"/>
         </w:rPr>
-        <w:t xml:space="preserve">Implémenter le cœur de </w:t>
-      </w:r>
-      <w:proofErr w:type="spellStart"/>
-      <w:r>
-        <w:rPr>
-          <w:rFonts w:ascii="Arial" w:eastAsia="Arial" w:hAnsi="Arial" w:cs="Arial"/>
-          <w:color w:val="000000"/>
-          <w:sz w:val="22"/>
-          <w:szCs w:val="22"/>
-          <w:lang w:val="fr-FR"/>
-        </w:rPr>
-        <w:t>BankFlux</w:t>
-      </w:r>
-      <w:proofErr w:type="spellEnd"/>
-      <w:r>
-        <w:rPr>
-          <w:rFonts w:ascii="Arial" w:eastAsia="Arial" w:hAnsi="Arial" w:cs="Arial"/>
-          <w:color w:val="000000"/>
-          <w:sz w:val="22"/>
-          <w:szCs w:val="22"/>
-          <w:lang w:val="fr-FR"/>
-        </w:rPr>
-        <w:t xml:space="preserve"> : virer de l'argent de façon atomique. Débiter le compte source ET créditer le compte destination, ou tout annuler — sans jamais laisser un solde négatif, même sous forte concurrence.</w:t>
+        <w:t>Implémenter le cœur de BankFlux : virer de l'argent de façon atomique. Débiter le compte source ET créditer le compte destination, ou tout annuler — sans jamais laisser un solde négatif, même sous forte concurrence.</w:t>
       </w:r>
     </w:p>
     <w:p>
@@ -10216,7 +7314,6 @@
           <w:szCs w:val="22"/>
         </w:rPr>
       </w:pPr>
-      <w:proofErr w:type="spellStart"/>
       <w:r>
         <w:rPr>
           <w:rFonts w:ascii="Arial" w:eastAsia="Arial" w:hAnsi="Arial" w:cs="Arial"/>
@@ -10224,159 +7321,7 @@
           <w:sz w:val="22"/>
           <w:szCs w:val="22"/>
         </w:rPr>
-        <w:t>Écrire</w:t>
-      </w:r>
-      <w:proofErr w:type="spellEnd"/>
-      <w:r>
-        <w:rPr>
-          <w:rFonts w:ascii="Arial" w:eastAsia="Arial" w:hAnsi="Arial" w:cs="Arial"/>
-          <w:color w:val="000000"/>
-          <w:sz w:val="22"/>
-          <w:szCs w:val="22"/>
-        </w:rPr>
-        <w:t xml:space="preserve"> un service </w:t>
-      </w:r>
-      <w:proofErr w:type="spellStart"/>
-      <w:r>
-        <w:rPr>
-          <w:rFonts w:ascii="Arial" w:eastAsia="Arial" w:hAnsi="Arial" w:cs="Arial"/>
-          <w:color w:val="000000"/>
-          <w:sz w:val="22"/>
-          <w:szCs w:val="22"/>
-        </w:rPr>
-        <w:t>TransferService</w:t>
-      </w:r>
-      <w:proofErr w:type="spellEnd"/>
-      <w:r>
-        <w:rPr>
-          <w:rFonts w:ascii="Arial" w:eastAsia="Arial" w:hAnsi="Arial" w:cs="Arial"/>
-          <w:color w:val="000000"/>
-          <w:sz w:val="22"/>
-          <w:szCs w:val="22"/>
-        </w:rPr>
-        <w:t xml:space="preserve"> avec </w:t>
-      </w:r>
-      <w:proofErr w:type="spellStart"/>
-      <w:r>
-        <w:rPr>
-          <w:rFonts w:ascii="Arial" w:eastAsia="Arial" w:hAnsi="Arial" w:cs="Arial"/>
-          <w:color w:val="000000"/>
-          <w:sz w:val="22"/>
-          <w:szCs w:val="22"/>
-        </w:rPr>
-        <w:t>une</w:t>
-      </w:r>
-      <w:proofErr w:type="spellEnd"/>
-      <w:r>
-        <w:rPr>
-          <w:rFonts w:ascii="Arial" w:eastAsia="Arial" w:hAnsi="Arial" w:cs="Arial"/>
-          <w:color w:val="000000"/>
-          <w:sz w:val="22"/>
-          <w:szCs w:val="22"/>
-        </w:rPr>
-        <w:t xml:space="preserve"> </w:t>
-      </w:r>
-      <w:proofErr w:type="spellStart"/>
-      <w:r>
-        <w:rPr>
-          <w:rFonts w:ascii="Arial" w:eastAsia="Arial" w:hAnsi="Arial" w:cs="Arial"/>
-          <w:color w:val="000000"/>
-          <w:sz w:val="22"/>
-          <w:szCs w:val="22"/>
-        </w:rPr>
-        <w:t>méthode</w:t>
-      </w:r>
-      <w:proofErr w:type="spellEnd"/>
-      <w:r>
-        <w:rPr>
-          <w:rFonts w:ascii="Arial" w:eastAsia="Arial" w:hAnsi="Arial" w:cs="Arial"/>
-          <w:color w:val="000000"/>
-          <w:sz w:val="22"/>
-          <w:szCs w:val="22"/>
-        </w:rPr>
-        <w:t xml:space="preserve"> </w:t>
-      </w:r>
-      <w:proofErr w:type="spellStart"/>
-      <w:proofErr w:type="gramStart"/>
-      <w:r>
-        <w:rPr>
-          <w:rFonts w:ascii="Arial" w:eastAsia="Arial" w:hAnsi="Arial" w:cs="Arial"/>
-          <w:color w:val="000000"/>
-          <w:sz w:val="22"/>
-          <w:szCs w:val="22"/>
-        </w:rPr>
-        <w:t>TransferAsync</w:t>
-      </w:r>
-      <w:proofErr w:type="spellEnd"/>
-      <w:r>
-        <w:rPr>
-          <w:rFonts w:ascii="Arial" w:eastAsia="Arial" w:hAnsi="Arial" w:cs="Arial"/>
-          <w:color w:val="000000"/>
-          <w:sz w:val="22"/>
-          <w:szCs w:val="22"/>
-        </w:rPr>
-        <w:t>(</w:t>
-      </w:r>
-      <w:proofErr w:type="spellStart"/>
-      <w:proofErr w:type="gramEnd"/>
-      <w:r>
-        <w:rPr>
-          <w:rFonts w:ascii="Arial" w:eastAsia="Arial" w:hAnsi="Arial" w:cs="Arial"/>
-          <w:color w:val="000000"/>
-          <w:sz w:val="22"/>
-          <w:szCs w:val="22"/>
-        </w:rPr>
-        <w:t>fromAccount</w:t>
-      </w:r>
-      <w:proofErr w:type="spellEnd"/>
-      <w:r>
-        <w:rPr>
-          <w:rFonts w:ascii="Arial" w:eastAsia="Arial" w:hAnsi="Arial" w:cs="Arial"/>
-          <w:color w:val="000000"/>
-          <w:sz w:val="22"/>
-          <w:szCs w:val="22"/>
-        </w:rPr>
-        <w:t xml:space="preserve">, </w:t>
-      </w:r>
-      <w:proofErr w:type="spellStart"/>
-      <w:r>
-        <w:rPr>
-          <w:rFonts w:ascii="Arial" w:eastAsia="Arial" w:hAnsi="Arial" w:cs="Arial"/>
-          <w:color w:val="000000"/>
-          <w:sz w:val="22"/>
-          <w:szCs w:val="22"/>
-        </w:rPr>
-        <w:t>toAccount</w:t>
-      </w:r>
-      <w:proofErr w:type="spellEnd"/>
-      <w:r>
-        <w:rPr>
-          <w:rFonts w:ascii="Arial" w:eastAsia="Arial" w:hAnsi="Arial" w:cs="Arial"/>
-          <w:color w:val="000000"/>
-          <w:sz w:val="22"/>
-          <w:szCs w:val="22"/>
-        </w:rPr>
-        <w:t xml:space="preserve">, amount, </w:t>
-      </w:r>
-      <w:proofErr w:type="spellStart"/>
-      <w:r>
-        <w:rPr>
-          <w:rFonts w:ascii="Arial" w:eastAsia="Arial" w:hAnsi="Arial" w:cs="Arial"/>
-          <w:color w:val="000000"/>
-          <w:sz w:val="22"/>
-          <w:szCs w:val="22"/>
-        </w:rPr>
-        <w:t>customerId</w:t>
-      </w:r>
-      <w:proofErr w:type="spellEnd"/>
-      <w:r>
-        <w:rPr>
-          <w:rFonts w:ascii="Arial" w:eastAsia="Arial" w:hAnsi="Arial" w:cs="Arial"/>
-          <w:color w:val="000000"/>
-          <w:sz w:val="22"/>
-          <w:szCs w:val="22"/>
-        </w:rPr>
-        <w:t>).</w:t>
+        <w:t>Écrire un service TransferService avec une méthode TransferAsync(fromAccount, toAccount, amount, customerId).</w:t>
       </w:r>
     </w:p>
     <w:p>
@@ -10430,29 +7375,7 @@
           <w:szCs w:val="22"/>
           <w:lang w:val="fr-FR"/>
         </w:rPr>
-        <w:t>Débiter le compte source uniquement si le solde est suffisant (filtre conditionnel + $</w:t>
-      </w:r>
-      <w:proofErr w:type="spellStart"/>
-      <w:r>
-        <w:rPr>
-          <w:rFonts w:ascii="Arial" w:eastAsia="Arial" w:hAnsi="Arial" w:cs="Arial"/>
-          <w:color w:val="000000"/>
-          <w:sz w:val="22"/>
-          <w:szCs w:val="22"/>
-          <w:lang w:val="fr-FR"/>
-        </w:rPr>
-        <w:t>inc</w:t>
-      </w:r>
-      <w:proofErr w:type="spellEnd"/>
-      <w:r>
-        <w:rPr>
-          <w:rFonts w:ascii="Arial" w:eastAsia="Arial" w:hAnsi="Arial" w:cs="Arial"/>
-          <w:color w:val="000000"/>
-          <w:sz w:val="22"/>
-          <w:szCs w:val="22"/>
-          <w:lang w:val="fr-FR"/>
-        </w:rPr>
-        <w:t>).</w:t>
+        <w:t>Débiter le compte source uniquement si le solde est suffisant (filtre conditionnel + $inc).</w:t>
       </w:r>
     </w:p>
     <w:p>
@@ -10506,29 +7429,7 @@
           <w:szCs w:val="22"/>
           <w:lang w:val="fr-FR"/>
         </w:rPr>
-        <w:t>Valider (commit) en cas de succès, annuler (</w:t>
-      </w:r>
-      <w:proofErr w:type="spellStart"/>
-      <w:r>
-        <w:rPr>
-          <w:rFonts w:ascii="Arial" w:eastAsia="Arial" w:hAnsi="Arial" w:cs="Arial"/>
-          <w:color w:val="000000"/>
-          <w:sz w:val="22"/>
-          <w:szCs w:val="22"/>
-          <w:lang w:val="fr-FR"/>
-        </w:rPr>
-        <w:t>abort</w:t>
-      </w:r>
-      <w:proofErr w:type="spellEnd"/>
-      <w:r>
-        <w:rPr>
-          <w:rFonts w:ascii="Arial" w:eastAsia="Arial" w:hAnsi="Arial" w:cs="Arial"/>
-          <w:color w:val="000000"/>
-          <w:sz w:val="22"/>
-          <w:szCs w:val="22"/>
-          <w:lang w:val="fr-FR"/>
-        </w:rPr>
-        <w:t>) en cas d'échec ; propager une erreur claire en cas de solde insuffisant.</w:t>
+        <w:t>Valider (commit) en cas de succès, annuler (abort) en cas d'échec ; propager une erreur claire en cas de solde insuffisant.</w:t>
       </w:r>
     </w:p>
     <w:p>
@@ -10614,21 +7515,8 @@
           <w:szCs w:val="36"/>
           <w:lang w:val="fr-FR"/>
         </w:rPr>
-        <w:t xml:space="preserve">Réplication et </w:t>
-      </w:r>
-      <w:proofErr w:type="spellStart"/>
-      <w:r>
-        <w:rPr>
-          <w:b/>
-          <w:bCs/>
-          <w:color w:val="16386B"/>
-          <w:sz w:val="36"/>
-          <w:szCs w:val="36"/>
-          <w:lang w:val="fr-FR"/>
-        </w:rPr>
-        <w:t>sharding</w:t>
-      </w:r>
-      <w:proofErr w:type="spellEnd"/>
+        <w:t>Réplication et sharding</w:t>
+      </w:r>
     </w:p>
     <w:p>
       <w:pPr>
@@ -10642,23 +7530,7 @@
           <w:color w:val="5A6470"/>
           <w:lang w:val="fr-FR"/>
         </w:rPr>
-        <w:t>Haute disponibilité, montée en charge, et pilotage de la cohérence depuis .NET (</w:t>
-      </w:r>
-      <w:proofErr w:type="spellStart"/>
-      <w:r>
-        <w:rPr>
-          <w:color w:val="5A6470"/>
-          <w:lang w:val="fr-FR"/>
-        </w:rPr>
-        <w:t>lab</w:t>
-      </w:r>
-      <w:proofErr w:type="spellEnd"/>
-      <w:r>
-        <w:rPr>
-          <w:color w:val="5A6470"/>
-          <w:lang w:val="fr-FR"/>
-        </w:rPr>
-        <w:t xml:space="preserve"> Docker + Atlas).</w:t>
+        <w:t>Haute disponibilité, montée en charge, et pilotage de la cohérence depuis .NET (lab Docker + Atlas).</w:t>
       </w:r>
     </w:p>
     <w:tbl>
@@ -10682,12 +7554,6 @@
         <w:gridCol w:w="9746"/>
       </w:tblGrid>
       <w:tr>
-        <w:tblPrEx>
-          <w:tblCellMar>
-            <w:top w:w="0" w:type="dxa"/>
-            <w:bottom w:w="0" w:type="dxa"/>
-          </w:tblCellMar>
-        </w:tblPrEx>
         <w:tc>
           <w:tcPr>
             <w:tcW w:w="9746" w:type="dxa"/>
@@ -10734,31 +7600,7 @@
                 <w:szCs w:val="30"/>
                 <w:lang w:val="fr-FR"/>
               </w:rPr>
-              <w:t xml:space="preserve">Monter un </w:t>
-            </w:r>
-            <w:proofErr w:type="spellStart"/>
-            <w:r>
-              <w:rPr>
-                <w:b/>
-                <w:bCs/>
-                <w:color w:val="FFFFFF"/>
-                <w:sz w:val="30"/>
-                <w:szCs w:val="30"/>
-                <w:lang w:val="fr-FR"/>
-              </w:rPr>
-              <w:t>Replica</w:t>
-            </w:r>
-            <w:proofErr w:type="spellEnd"/>
-            <w:r>
-              <w:rPr>
-                <w:b/>
-                <w:bCs/>
-                <w:color w:val="FFFFFF"/>
-                <w:sz w:val="30"/>
-                <w:szCs w:val="30"/>
-                <w:lang w:val="fr-FR"/>
-              </w:rPr>
-              <w:t xml:space="preserve"> Set (Docker)</w:t>
+              <w:t>Monter un Replica Set (Docker)</w:t>
             </w:r>
           </w:p>
           <w:p>
@@ -10823,12 +7665,6 @@
         <w:gridCol w:w="4873"/>
       </w:tblGrid>
       <w:tr>
-        <w:tblPrEx>
-          <w:tblCellMar>
-            <w:top w:w="0" w:type="dxa"/>
-            <w:bottom w:w="0" w:type="dxa"/>
-          </w:tblCellMar>
-        </w:tblPrEx>
         <w:trPr>
           <w:trHeight w:val="300"/>
         </w:trPr>
@@ -10852,41 +7688,7 @@
                 <w:sz w:val="18"/>
                 <w:szCs w:val="18"/>
               </w:rPr>
-              <w:t xml:space="preserve">⏱  Durée </w:t>
-            </w:r>
-            <w:proofErr w:type="spellStart"/>
-            <w:proofErr w:type="gramStart"/>
-            <w:r>
-              <w:rPr>
-                <w:b/>
-                <w:bCs/>
-                <w:color w:val="16386B"/>
-                <w:sz w:val="18"/>
-                <w:szCs w:val="18"/>
-              </w:rPr>
-              <w:t>estimée</w:t>
-            </w:r>
-            <w:proofErr w:type="spellEnd"/>
-            <w:r>
-              <w:rPr>
-                <w:b/>
-                <w:bCs/>
-                <w:color w:val="16386B"/>
-                <w:sz w:val="18"/>
-                <w:szCs w:val="18"/>
-              </w:rPr>
-              <w:t xml:space="preserve"> :</w:t>
-            </w:r>
-            <w:proofErr w:type="gramEnd"/>
-            <w:r>
-              <w:rPr>
-                <w:b/>
-                <w:bCs/>
-                <w:color w:val="16386B"/>
-                <w:sz w:val="18"/>
-                <w:szCs w:val="18"/>
-              </w:rPr>
-              <w:t xml:space="preserve"> 40 min</w:t>
+              <w:t>⏱  Durée estimée : 40 min</w:t>
             </w:r>
           </w:p>
         </w:tc>
@@ -10938,23 +7740,7 @@
           <w:color w:val="222222"/>
           <w:lang w:val="fr-FR"/>
         </w:rPr>
-        <w:t xml:space="preserve">Mettre en place un </w:t>
-      </w:r>
-      <w:proofErr w:type="spellStart"/>
-      <w:r>
-        <w:rPr>
-          <w:color w:val="222222"/>
-          <w:lang w:val="fr-FR"/>
-        </w:rPr>
-        <w:t>Replica</w:t>
-      </w:r>
-      <w:proofErr w:type="spellEnd"/>
-      <w:r>
-        <w:rPr>
-          <w:color w:val="222222"/>
-          <w:lang w:val="fr-FR"/>
-        </w:rPr>
-        <w:t xml:space="preserve"> Set à 3 nœuds pour comprendre la réplication et débloquer les transactions (prérequis de l'Atelier 4.4). On opère le cluster depuis l'intérieur du réseau Docker.</w:t>
+        <w:t>Mettre en place un Replica Set à 3 nœuds pour comprendre la réplication et débloquer les transactions (prérequis de l'Atelier 4.4). On opère le cluster depuis l'intérieur du réseau Docker.</w:t>
       </w:r>
     </w:p>
     <w:p>
@@ -10975,39 +7761,7 @@
           <w:color w:val="222222"/>
           <w:lang w:val="fr-FR"/>
         </w:rPr>
-        <w:t xml:space="preserve">Décrire un cluster de 3 </w:t>
-      </w:r>
-      <w:proofErr w:type="spellStart"/>
-      <w:r>
-        <w:rPr>
-          <w:color w:val="222222"/>
-          <w:lang w:val="fr-FR"/>
-        </w:rPr>
-        <w:t>mongod</w:t>
-      </w:r>
-      <w:proofErr w:type="spellEnd"/>
-      <w:r>
-        <w:rPr>
-          <w:color w:val="222222"/>
-          <w:lang w:val="fr-FR"/>
-        </w:rPr>
-        <w:t xml:space="preserve"> dans un fichier docker-</w:t>
-      </w:r>
-      <w:proofErr w:type="spellStart"/>
-      <w:r>
-        <w:rPr>
-          <w:color w:val="222222"/>
-          <w:lang w:val="fr-FR"/>
-        </w:rPr>
-        <w:t>compose.yml</w:t>
-      </w:r>
-      <w:proofErr w:type="spellEnd"/>
-      <w:r>
-        <w:rPr>
-          <w:color w:val="222222"/>
-          <w:lang w:val="fr-FR"/>
-        </w:rPr>
-        <w:t>, tous membres de rs0.</w:t>
+        <w:t>Décrire un cluster de 3 mongod dans un fichier docker-compose.yml, tous membres de rs0.</w:t>
       </w:r>
     </w:p>
     <w:p>
@@ -11028,23 +7782,7 @@
           <w:color w:val="222222"/>
           <w:lang w:val="fr-FR"/>
         </w:rPr>
-        <w:t xml:space="preserve">Démarrer le cluster puis initier le </w:t>
-      </w:r>
-      <w:proofErr w:type="spellStart"/>
-      <w:r>
-        <w:rPr>
-          <w:color w:val="222222"/>
-          <w:lang w:val="fr-FR"/>
-        </w:rPr>
-        <w:t>Replica</w:t>
-      </w:r>
-      <w:proofErr w:type="spellEnd"/>
-      <w:r>
-        <w:rPr>
-          <w:color w:val="222222"/>
-          <w:lang w:val="fr-FR"/>
-        </w:rPr>
-        <w:t xml:space="preserve"> Set depuis le premier nœud.</w:t>
+        <w:t>Démarrer le cluster puis initier le Replica Set depuis le premier nœud.</w:t>
       </w:r>
     </w:p>
     <w:p>
@@ -11086,23 +7824,7 @@
           <w:color w:val="222222"/>
           <w:lang w:val="fr-FR"/>
         </w:rPr>
-        <w:t xml:space="preserve">Écrire un document sur le </w:t>
-      </w:r>
-      <w:proofErr w:type="spellStart"/>
-      <w:r>
-        <w:rPr>
-          <w:color w:val="222222"/>
-          <w:lang w:val="fr-FR"/>
-        </w:rPr>
-        <w:t>primary</w:t>
-      </w:r>
-      <w:proofErr w:type="spellEnd"/>
-      <w:r>
-        <w:rPr>
-          <w:color w:val="222222"/>
-          <w:lang w:val="fr-FR"/>
-        </w:rPr>
-        <w:t>, puis le relire depuis un secondaire pour observer la réplication.</w:t>
+        <w:t>Écrire un document sur le primary, puis le relire depuis un secondaire pour observer la réplication.</w:t>
       </w:r>
     </w:p>
     <w:p>
@@ -11123,23 +7845,7 @@
           <w:color w:val="222222"/>
           <w:lang w:val="fr-FR"/>
         </w:rPr>
-        <w:t xml:space="preserve">(Voie rapide) Pour seulement débloquer les transactions en local, initier un </w:t>
-      </w:r>
-      <w:proofErr w:type="spellStart"/>
-      <w:r>
-        <w:rPr>
-          <w:color w:val="222222"/>
-          <w:lang w:val="fr-FR"/>
-        </w:rPr>
-        <w:t>Replica</w:t>
-      </w:r>
-      <w:proofErr w:type="spellEnd"/>
-      <w:r>
-        <w:rPr>
-          <w:color w:val="222222"/>
-          <w:lang w:val="fr-FR"/>
-        </w:rPr>
-        <w:t xml:space="preserve"> Set mono-nœud.</w:t>
+        <w:t>(Voie rapide) Pour seulement débloquer les transactions en local, initier un Replica Set mono-nœud.</w:t>
       </w:r>
     </w:p>
     <w:p>
@@ -11191,12 +7897,6 @@
         <w:gridCol w:w="9746"/>
       </w:tblGrid>
       <w:tr>
-        <w:tblPrEx>
-          <w:tblCellMar>
-            <w:top w:w="0" w:type="dxa"/>
-            <w:bottom w:w="0" w:type="dxa"/>
-          </w:tblCellMar>
-        </w:tblPrEx>
         <w:tc>
           <w:tcPr>
             <w:tcW w:w="9746" w:type="dxa"/>
@@ -11273,21 +7973,8 @@
                 <w:szCs w:val="16"/>
                 <w:lang w:val="fr-FR"/>
               </w:rPr>
-              <w:t xml:space="preserve"> Module 5 · Chapitre 4 — Bascule automatique du </w:t>
-            </w:r>
-            <w:proofErr w:type="spellStart"/>
-            <w:r>
-              <w:rPr>
-                <w:i/>
-                <w:iCs/>
-                <w:color w:val="BFD3F2"/>
-                <w:sz w:val="16"/>
-                <w:szCs w:val="16"/>
-                <w:lang w:val="fr-FR"/>
-              </w:rPr>
-              <w:t>primary</w:t>
-            </w:r>
-            <w:proofErr w:type="spellEnd"/>
+              <w:t xml:space="preserve"> Module 5 · Chapitre 4 — Bascule automatique du primary</w:t>
+            </w:r>
           </w:p>
         </w:tc>
       </w:tr>
@@ -11321,12 +8008,6 @@
         <w:gridCol w:w="4873"/>
       </w:tblGrid>
       <w:tr>
-        <w:tblPrEx>
-          <w:tblCellMar>
-            <w:top w:w="0" w:type="dxa"/>
-            <w:bottom w:w="0" w:type="dxa"/>
-          </w:tblCellMar>
-        </w:tblPrEx>
         <w:trPr>
           <w:trHeight w:val="300"/>
         </w:trPr>
@@ -11350,41 +8031,7 @@
                 <w:sz w:val="18"/>
                 <w:szCs w:val="18"/>
               </w:rPr>
-              <w:t xml:space="preserve">⏱  Durée </w:t>
-            </w:r>
-            <w:proofErr w:type="spellStart"/>
-            <w:proofErr w:type="gramStart"/>
-            <w:r>
-              <w:rPr>
-                <w:b/>
-                <w:bCs/>
-                <w:color w:val="16386B"/>
-                <w:sz w:val="18"/>
-                <w:szCs w:val="18"/>
-              </w:rPr>
-              <w:t>estimée</w:t>
-            </w:r>
-            <w:proofErr w:type="spellEnd"/>
-            <w:r>
-              <w:rPr>
-                <w:b/>
-                <w:bCs/>
-                <w:color w:val="16386B"/>
-                <w:sz w:val="18"/>
-                <w:szCs w:val="18"/>
-              </w:rPr>
-              <w:t xml:space="preserve"> :</w:t>
-            </w:r>
-            <w:proofErr w:type="gramEnd"/>
-            <w:r>
-              <w:rPr>
-                <w:b/>
-                <w:bCs/>
-                <w:color w:val="16386B"/>
-                <w:sz w:val="18"/>
-                <w:szCs w:val="18"/>
-              </w:rPr>
-              <w:t xml:space="preserve"> 30 min</w:t>
+              <w:t>⏱  Durée estimée : 30 min</w:t>
             </w:r>
           </w:p>
         </w:tc>
@@ -11423,39 +8070,7 @@
           <w:color w:val="222222"/>
           <w:lang w:val="fr-FR"/>
         </w:rPr>
-        <w:t xml:space="preserve">Provoquer une bascule (failover) en arrêtant le </w:t>
-      </w:r>
-      <w:proofErr w:type="spellStart"/>
-      <w:r>
-        <w:rPr>
-          <w:color w:val="222222"/>
-          <w:lang w:val="fr-FR"/>
-        </w:rPr>
-        <w:t>primary</w:t>
-      </w:r>
-      <w:proofErr w:type="spellEnd"/>
-      <w:r>
-        <w:rPr>
-          <w:color w:val="222222"/>
-          <w:lang w:val="fr-FR"/>
-        </w:rPr>
-        <w:t xml:space="preserve">, observer l'élection d'un nouveau </w:t>
-      </w:r>
-      <w:proofErr w:type="spellStart"/>
-      <w:r>
-        <w:rPr>
-          <w:color w:val="222222"/>
-          <w:lang w:val="fr-FR"/>
-        </w:rPr>
-        <w:t>primary</w:t>
-      </w:r>
-      <w:proofErr w:type="spellEnd"/>
-      <w:r>
-        <w:rPr>
-          <w:color w:val="222222"/>
-          <w:lang w:val="fr-FR"/>
-        </w:rPr>
-        <w:t>, et comprendre comment le driver .NET absorbe l'incident sans modification de code.</w:t>
+        <w:t>Provoquer une bascule (failover) en arrêtant le primary, observer l'élection d'un nouveau primary, et comprendre comment le driver .NET absorbe l'incident sans modification de code.</w:t>
       </w:r>
     </w:p>
     <w:p>
@@ -11491,39 +8106,7 @@
           <w:color w:val="222222"/>
           <w:lang w:val="fr-FR"/>
         </w:rPr>
-        <w:t xml:space="preserve">Arrêter le conteneur </w:t>
-      </w:r>
-      <w:proofErr w:type="spellStart"/>
-      <w:r>
-        <w:rPr>
-          <w:color w:val="222222"/>
-          <w:lang w:val="fr-FR"/>
-        </w:rPr>
-        <w:t>primary</w:t>
-      </w:r>
-      <w:proofErr w:type="spellEnd"/>
-      <w:r>
-        <w:rPr>
-          <w:color w:val="222222"/>
-          <w:lang w:val="fr-FR"/>
-        </w:rPr>
-        <w:t xml:space="preserve"> et observer l'élection d'un nouveau </w:t>
-      </w:r>
-      <w:proofErr w:type="spellStart"/>
-      <w:r>
-        <w:rPr>
-          <w:color w:val="222222"/>
-          <w:lang w:val="fr-FR"/>
-        </w:rPr>
-        <w:t>primary</w:t>
-      </w:r>
-      <w:proofErr w:type="spellEnd"/>
-      <w:r>
-        <w:rPr>
-          <w:color w:val="222222"/>
-          <w:lang w:val="fr-FR"/>
-        </w:rPr>
-        <w:t xml:space="preserve"> sur les nœuds restants.</w:t>
+        <w:t>Arrêter le conteneur primary et observer l'élection d'un nouveau primary sur les nœuds restants.</w:t>
       </w:r>
     </w:p>
     <w:p>
@@ -11543,23 +8126,7 @@
           <w:color w:val="222222"/>
           <w:lang w:val="fr-FR"/>
         </w:rPr>
-        <w:t xml:space="preserve">Redémarrer l'ancien </w:t>
-      </w:r>
-      <w:proofErr w:type="spellStart"/>
-      <w:r>
-        <w:rPr>
-          <w:color w:val="222222"/>
-          <w:lang w:val="fr-FR"/>
-        </w:rPr>
-        <w:t>primary</w:t>
-      </w:r>
-      <w:proofErr w:type="spellEnd"/>
-      <w:r>
-        <w:rPr>
-          <w:color w:val="222222"/>
-          <w:lang w:val="fr-FR"/>
-        </w:rPr>
-        <w:t xml:space="preserve"> et constater qu'il rejoint le cluster en SECONDARY.</w:t>
+        <w:t>Redémarrer l'ancien primary et constater qu'il rejoint le cluster en SECONDARY.</w:t>
       </w:r>
     </w:p>
     <w:p>
@@ -11622,12 +8189,6 @@
         <w:gridCol w:w="9746"/>
       </w:tblGrid>
       <w:tr>
-        <w:tblPrEx>
-          <w:tblCellMar>
-            <w:top w:w="0" w:type="dxa"/>
-            <w:bottom w:w="0" w:type="dxa"/>
-          </w:tblCellMar>
-        </w:tblPrEx>
         <w:tc>
           <w:tcPr>
             <w:tcW w:w="9746" w:type="dxa"/>
@@ -11712,29 +8273,7 @@
                 <w:sz w:val="16"/>
                 <w:szCs w:val="16"/>
               </w:rPr>
-              <w:t xml:space="preserve">Module 5 · </w:t>
-            </w:r>
-            <w:proofErr w:type="spellStart"/>
-            <w:r>
-              <w:rPr>
-                <w:i/>
-                <w:iCs/>
-                <w:color w:val="BFD3F2"/>
-                <w:sz w:val="16"/>
-                <w:szCs w:val="16"/>
-              </w:rPr>
-              <w:t>Chapitres</w:t>
-            </w:r>
-            <w:proofErr w:type="spellEnd"/>
-            <w:r>
-              <w:rPr>
-                <w:i/>
-                <w:iCs/>
-                <w:color w:val="BFD3F2"/>
-                <w:sz w:val="16"/>
-                <w:szCs w:val="16"/>
-              </w:rPr>
-              <w:t xml:space="preserve"> 7 à 10 — Read Preference, Read/Write Concern, Change Streams</w:t>
+              <w:t>Module 5 · Chapitres 7 à 10 — Read Preference, Read/Write Concern, Change Streams</w:t>
             </w:r>
           </w:p>
         </w:tc>
@@ -11766,12 +8305,6 @@
         <w:gridCol w:w="4873"/>
       </w:tblGrid>
       <w:tr>
-        <w:tblPrEx>
-          <w:tblCellMar>
-            <w:top w:w="0" w:type="dxa"/>
-            <w:bottom w:w="0" w:type="dxa"/>
-          </w:tblCellMar>
-        </w:tblPrEx>
         <w:trPr>
           <w:trHeight w:val="300"/>
         </w:trPr>
@@ -11795,41 +8328,7 @@
                 <w:sz w:val="18"/>
                 <w:szCs w:val="18"/>
               </w:rPr>
-              <w:t xml:space="preserve">⏱  Durée </w:t>
-            </w:r>
-            <w:proofErr w:type="spellStart"/>
-            <w:proofErr w:type="gramStart"/>
-            <w:r>
-              <w:rPr>
-                <w:b/>
-                <w:bCs/>
-                <w:color w:val="16386B"/>
-                <w:sz w:val="18"/>
-                <w:szCs w:val="18"/>
-              </w:rPr>
-              <w:t>estimée</w:t>
-            </w:r>
-            <w:proofErr w:type="spellEnd"/>
-            <w:r>
-              <w:rPr>
-                <w:b/>
-                <w:bCs/>
-                <w:color w:val="16386B"/>
-                <w:sz w:val="18"/>
-                <w:szCs w:val="18"/>
-              </w:rPr>
-              <w:t xml:space="preserve"> :</w:t>
-            </w:r>
-            <w:proofErr w:type="gramEnd"/>
-            <w:r>
-              <w:rPr>
-                <w:b/>
-                <w:bCs/>
-                <w:color w:val="16386B"/>
-                <w:sz w:val="18"/>
-                <w:szCs w:val="18"/>
-              </w:rPr>
-              <w:t xml:space="preserve"> 45 min</w:t>
+              <w:t>⏱  Durée estimée : 45 min</w:t>
             </w:r>
           </w:p>
         </w:tc>
@@ -11894,39 +8393,7 @@
           <w:color w:val="222222"/>
           <w:lang w:val="fr-FR"/>
         </w:rPr>
-        <w:t xml:space="preserve">iloter depuis .NET le compromis cohérence / disponibilité / performance de </w:t>
-      </w:r>
-      <w:proofErr w:type="spellStart"/>
-      <w:r>
-        <w:rPr>
-          <w:color w:val="222222"/>
-          <w:lang w:val="fr-FR"/>
-        </w:rPr>
-        <w:t>BankFlux</w:t>
-      </w:r>
-      <w:proofErr w:type="spellEnd"/>
-      <w:r>
-        <w:rPr>
-          <w:color w:val="222222"/>
-          <w:lang w:val="fr-FR"/>
-        </w:rPr>
-        <w:t xml:space="preserve"> : router les lectures, garantir la durabilité des écritures critiques, et réagir en temps réel aux changements (change </w:t>
-      </w:r>
-      <w:proofErr w:type="spellStart"/>
-      <w:r>
-        <w:rPr>
-          <w:color w:val="222222"/>
-          <w:lang w:val="fr-FR"/>
-        </w:rPr>
-        <w:t>streams</w:t>
-      </w:r>
-      <w:proofErr w:type="spellEnd"/>
-      <w:r>
-        <w:rPr>
-          <w:color w:val="222222"/>
-          <w:lang w:val="fr-FR"/>
-        </w:rPr>
-        <w:t>).</w:t>
+        <w:t>iloter depuis .NET le compromis cohérence / disponibilité / performance de BankFlux : router les lectures, garantir la durabilité des écritures critiques, et réagir en temps réel aux changements (change streams).</w:t>
       </w:r>
     </w:p>
     <w:p>
@@ -11947,55 +8414,7 @@
           <w:color w:val="222222"/>
           <w:lang w:val="fr-FR"/>
         </w:rPr>
-        <w:t xml:space="preserve">Configurer le client avec Write Concern « </w:t>
-      </w:r>
-      <w:proofErr w:type="spellStart"/>
-      <w:r>
-        <w:rPr>
-          <w:color w:val="222222"/>
-          <w:lang w:val="fr-FR"/>
-        </w:rPr>
-        <w:t>majority</w:t>
-      </w:r>
-      <w:proofErr w:type="spellEnd"/>
-      <w:r>
-        <w:rPr>
-          <w:color w:val="222222"/>
-          <w:lang w:val="fr-FR"/>
-        </w:rPr>
-        <w:t xml:space="preserve"> » et Read </w:t>
-      </w:r>
-      <w:proofErr w:type="spellStart"/>
-      <w:r>
-        <w:rPr>
-          <w:color w:val="222222"/>
-          <w:lang w:val="fr-FR"/>
-        </w:rPr>
-        <w:t>Concern</w:t>
-      </w:r>
-      <w:proofErr w:type="spellEnd"/>
-      <w:r>
-        <w:rPr>
-          <w:color w:val="222222"/>
-          <w:lang w:val="fr-FR"/>
-        </w:rPr>
-        <w:t xml:space="preserve"> « </w:t>
-      </w:r>
-      <w:proofErr w:type="spellStart"/>
-      <w:r>
-        <w:rPr>
-          <w:color w:val="222222"/>
-          <w:lang w:val="fr-FR"/>
-        </w:rPr>
-        <w:t>majority</w:t>
-      </w:r>
-      <w:proofErr w:type="spellEnd"/>
-      <w:r>
-        <w:rPr>
-          <w:color w:val="222222"/>
-          <w:lang w:val="fr-FR"/>
-        </w:rPr>
-        <w:t xml:space="preserve"> » par défaut.</w:t>
+        <w:t>Configurer le client avec Write Concern « majority » et Read Concern « majority » par défaut.</w:t>
       </w:r>
     </w:p>
     <w:p>
@@ -12016,23 +8435,7 @@
           <w:color w:val="222222"/>
           <w:lang w:val="fr-FR"/>
         </w:rPr>
-        <w:t xml:space="preserve">Router les lectures de </w:t>
-      </w:r>
-      <w:proofErr w:type="spellStart"/>
-      <w:r>
-        <w:rPr>
-          <w:color w:val="222222"/>
-          <w:lang w:val="fr-FR"/>
-        </w:rPr>
-        <w:t>reporting</w:t>
-      </w:r>
-      <w:proofErr w:type="spellEnd"/>
-      <w:r>
-        <w:rPr>
-          <w:color w:val="222222"/>
-          <w:lang w:val="fr-FR"/>
-        </w:rPr>
-        <w:t xml:space="preserve"> (peu sensibles à la fraîcheur) vers les secondaires.</w:t>
+        <w:t>Router les lectures de reporting (peu sensibles à la fraîcheur) vers les secondaires.</w:t>
       </w:r>
     </w:p>
     <w:p>
@@ -12053,23 +8456,7 @@
           <w:color w:val="222222"/>
           <w:lang w:val="fr-FR"/>
         </w:rPr>
-        <w:t xml:space="preserve">Garantir la durabilité d'une écriture critique (confirmation d'un virement) en « </w:t>
-      </w:r>
-      <w:proofErr w:type="spellStart"/>
-      <w:r>
-        <w:rPr>
-          <w:color w:val="222222"/>
-          <w:lang w:val="fr-FR"/>
-        </w:rPr>
-        <w:t>majority</w:t>
-      </w:r>
-      <w:proofErr w:type="spellEnd"/>
-      <w:r>
-        <w:rPr>
-          <w:color w:val="222222"/>
-          <w:lang w:val="fr-FR"/>
-        </w:rPr>
-        <w:t xml:space="preserve"> ».</w:t>
+        <w:t>Garantir la durabilité d'une écriture critique (confirmation d'un virement) en « majority ».</w:t>
       </w:r>
     </w:p>
     <w:p>
@@ -12136,12 +8523,6 @@
         <w:gridCol w:w="9746"/>
       </w:tblGrid>
       <w:tr>
-        <w:tblPrEx>
-          <w:tblCellMar>
-            <w:top w:w="0" w:type="dxa"/>
-            <w:bottom w:w="0" w:type="dxa"/>
-          </w:tblCellMar>
-        </w:tblPrEx>
         <w:tc>
           <w:tcPr>
             <w:tcW w:w="9746" w:type="dxa"/>
@@ -12188,31 +8569,7 @@
                 <w:szCs w:val="30"/>
                 <w:lang w:val="fr-FR"/>
               </w:rPr>
-              <w:t xml:space="preserve">Monter un cluster </w:t>
-            </w:r>
-            <w:proofErr w:type="spellStart"/>
-            <w:r>
-              <w:rPr>
-                <w:b/>
-                <w:bCs/>
-                <w:color w:val="FFFFFF"/>
-                <w:sz w:val="30"/>
-                <w:szCs w:val="30"/>
-                <w:lang w:val="fr-FR"/>
-              </w:rPr>
-              <w:t>shardé</w:t>
-            </w:r>
-            <w:proofErr w:type="spellEnd"/>
-            <w:r>
-              <w:rPr>
-                <w:b/>
-                <w:bCs/>
-                <w:color w:val="FFFFFF"/>
-                <w:sz w:val="30"/>
-                <w:szCs w:val="30"/>
-                <w:lang w:val="fr-FR"/>
-              </w:rPr>
-              <w:t xml:space="preserve"> (Docker)</w:t>
+              <w:t>Monter un cluster shardé (Docker)</w:t>
             </w:r>
           </w:p>
           <w:p>
@@ -12242,31 +8599,7 @@
                 <w:szCs w:val="16"/>
                 <w:lang w:val="fr-FR"/>
               </w:rPr>
-              <w:t xml:space="preserve"> Module 5 · Chapitres 11 à 13 — </w:t>
-            </w:r>
-            <w:proofErr w:type="spellStart"/>
-            <w:r>
-              <w:rPr>
-                <w:i/>
-                <w:iCs/>
-                <w:color w:val="BFD3F2"/>
-                <w:sz w:val="16"/>
-                <w:szCs w:val="16"/>
-                <w:lang w:val="fr-FR"/>
-              </w:rPr>
-              <w:t>Sharding</w:t>
-            </w:r>
-            <w:proofErr w:type="spellEnd"/>
-            <w:r>
-              <w:rPr>
-                <w:i/>
-                <w:iCs/>
-                <w:color w:val="BFD3F2"/>
-                <w:sz w:val="16"/>
-                <w:szCs w:val="16"/>
-                <w:lang w:val="fr-FR"/>
-              </w:rPr>
-              <w:t xml:space="preserve"> : mise en place</w:t>
+              <w:t xml:space="preserve"> Module 5 · Chapitres 11 à 13 — Sharding : mise en place</w:t>
             </w:r>
           </w:p>
         </w:tc>
@@ -12301,12 +8634,6 @@
         <w:gridCol w:w="4873"/>
       </w:tblGrid>
       <w:tr>
-        <w:tblPrEx>
-          <w:tblCellMar>
-            <w:top w:w="0" w:type="dxa"/>
-            <w:bottom w:w="0" w:type="dxa"/>
-          </w:tblCellMar>
-        </w:tblPrEx>
         <w:trPr>
           <w:trHeight w:val="300"/>
         </w:trPr>
@@ -12330,41 +8657,7 @@
                 <w:sz w:val="18"/>
                 <w:szCs w:val="18"/>
               </w:rPr>
-              <w:t xml:space="preserve">⏱  Durée </w:t>
-            </w:r>
-            <w:proofErr w:type="spellStart"/>
-            <w:proofErr w:type="gramStart"/>
-            <w:r>
-              <w:rPr>
-                <w:b/>
-                <w:bCs/>
-                <w:color w:val="16386B"/>
-                <w:sz w:val="18"/>
-                <w:szCs w:val="18"/>
-              </w:rPr>
-              <w:t>estimée</w:t>
-            </w:r>
-            <w:proofErr w:type="spellEnd"/>
-            <w:r>
-              <w:rPr>
-                <w:b/>
-                <w:bCs/>
-                <w:color w:val="16386B"/>
-                <w:sz w:val="18"/>
-                <w:szCs w:val="18"/>
-              </w:rPr>
-              <w:t xml:space="preserve"> :</w:t>
-            </w:r>
-            <w:proofErr w:type="gramEnd"/>
-            <w:r>
-              <w:rPr>
-                <w:b/>
-                <w:bCs/>
-                <w:color w:val="16386B"/>
-                <w:sz w:val="18"/>
-                <w:szCs w:val="18"/>
-              </w:rPr>
-              <w:t xml:space="preserve"> 50 min</w:t>
+              <w:t>⏱  Durée estimée : 50 min</w:t>
             </w:r>
           </w:p>
         </w:tc>
@@ -12414,39 +8707,7 @@
           <w:color w:val="222222"/>
           <w:lang w:val="fr-FR"/>
         </w:rPr>
-        <w:t xml:space="preserve">omprendre l'architecture d'un cluster </w:t>
-      </w:r>
-      <w:proofErr w:type="spellStart"/>
-      <w:r>
-        <w:rPr>
-          <w:color w:val="222222"/>
-          <w:lang w:val="fr-FR"/>
-        </w:rPr>
-        <w:t>shardé</w:t>
-      </w:r>
-      <w:proofErr w:type="spellEnd"/>
-      <w:r>
-        <w:rPr>
-          <w:color w:val="222222"/>
-          <w:lang w:val="fr-FR"/>
-        </w:rPr>
-        <w:t xml:space="preserve"> (config servers, </w:t>
-      </w:r>
-      <w:proofErr w:type="spellStart"/>
-      <w:r>
-        <w:rPr>
-          <w:color w:val="222222"/>
-          <w:lang w:val="fr-FR"/>
-        </w:rPr>
-        <w:t>shards</w:t>
-      </w:r>
-      <w:proofErr w:type="spellEnd"/>
-      <w:r>
-        <w:rPr>
-          <w:color w:val="222222"/>
-          <w:lang w:val="fr-FR"/>
-        </w:rPr>
-        <w:t>, routeur mongos) en l'assemblant pas à pas. L'application .NET s'y connectera ensuite sans aucune modification.</w:t>
+        <w:t>omprendre l'architecture d'un cluster shardé (config servers, shards, routeur mongos) en l'assemblant pas à pas. L'application .NET s'y connectera ensuite sans aucune modification.</w:t>
       </w:r>
     </w:p>
     <w:p>
@@ -12477,87 +8738,7 @@
           <w:color w:val="222222"/>
           <w:lang w:val="fr-FR"/>
         </w:rPr>
-        <w:t xml:space="preserve">émarrer les composants : un </w:t>
-      </w:r>
-      <w:proofErr w:type="spellStart"/>
-      <w:r>
-        <w:rPr>
-          <w:color w:val="222222"/>
-          <w:lang w:val="fr-FR"/>
-        </w:rPr>
-        <w:t>Replica</w:t>
-      </w:r>
-      <w:proofErr w:type="spellEnd"/>
-      <w:r>
-        <w:rPr>
-          <w:color w:val="222222"/>
-          <w:lang w:val="fr-FR"/>
-        </w:rPr>
-        <w:t xml:space="preserve"> Set de config (</w:t>
-      </w:r>
-      <w:proofErr w:type="spellStart"/>
-      <w:r>
-        <w:rPr>
-          <w:color w:val="222222"/>
-          <w:lang w:val="fr-FR"/>
-        </w:rPr>
-        <w:t>cfg</w:t>
-      </w:r>
-      <w:proofErr w:type="spellEnd"/>
-      <w:r>
-        <w:rPr>
-          <w:color w:val="222222"/>
-          <w:lang w:val="fr-FR"/>
-        </w:rPr>
-        <w:t xml:space="preserve">), deux </w:t>
-      </w:r>
-      <w:proofErr w:type="spellStart"/>
-      <w:r>
-        <w:rPr>
-          <w:color w:val="222222"/>
-          <w:lang w:val="fr-FR"/>
-        </w:rPr>
-        <w:t>shards</w:t>
-      </w:r>
-      <w:proofErr w:type="spellEnd"/>
-      <w:r>
-        <w:rPr>
-          <w:color w:val="222222"/>
-          <w:lang w:val="fr-FR"/>
-        </w:rPr>
-        <w:t xml:space="preserve"> (chacun un </w:t>
-      </w:r>
-      <w:proofErr w:type="spellStart"/>
-      <w:r>
-        <w:rPr>
-          <w:color w:val="222222"/>
-          <w:lang w:val="fr-FR"/>
-        </w:rPr>
-        <w:t>Replica</w:t>
-      </w:r>
-      <w:proofErr w:type="spellEnd"/>
-      <w:r>
-        <w:rPr>
-          <w:color w:val="222222"/>
-          <w:lang w:val="fr-FR"/>
-        </w:rPr>
-        <w:t xml:space="preserve"> Set), et </w:t>
-      </w:r>
-      <w:proofErr w:type="gramStart"/>
-      <w:r>
-        <w:rPr>
-          <w:color w:val="222222"/>
-          <w:lang w:val="fr-FR"/>
-        </w:rPr>
-        <w:t>un routeur mongos</w:t>
-      </w:r>
-      <w:proofErr w:type="gramEnd"/>
-      <w:r>
-        <w:rPr>
-          <w:color w:val="222222"/>
-          <w:lang w:val="fr-FR"/>
-        </w:rPr>
-        <w:t>.</w:t>
+        <w:t>émarrer les composants : un Replica Set de config (cfg), deux shards (chacun un Replica Set), et un routeur mongos.</w:t>
       </w:r>
     </w:p>
     <w:p>
@@ -12572,33 +8753,11 @@
           <w:color w:val="222222"/>
         </w:rPr>
       </w:pPr>
-      <w:proofErr w:type="spellStart"/>
-      <w:r>
-        <w:rPr>
-          <w:color w:val="222222"/>
-        </w:rPr>
-        <w:t>Initier</w:t>
-      </w:r>
-      <w:proofErr w:type="spellEnd"/>
-      <w:r>
-        <w:rPr>
-          <w:color w:val="222222"/>
-        </w:rPr>
-        <w:t xml:space="preserve"> </w:t>
-      </w:r>
-      <w:proofErr w:type="spellStart"/>
-      <w:r>
-        <w:rPr>
-          <w:color w:val="222222"/>
-        </w:rPr>
-        <w:t>chaque</w:t>
-      </w:r>
-      <w:proofErr w:type="spellEnd"/>
-      <w:r>
-        <w:rPr>
-          <w:color w:val="222222"/>
-        </w:rPr>
-        <w:t xml:space="preserve"> Replica Set (config et shards).</w:t>
+      <w:r>
+        <w:rPr>
+          <w:color w:val="222222"/>
+        </w:rPr>
+        <w:t>Initier chaque Replica Set (config et shards).</w:t>
       </w:r>
     </w:p>
     <w:p>
@@ -12619,39 +8778,7 @@
           <w:color w:val="222222"/>
           <w:lang w:val="fr-FR"/>
         </w:rPr>
-        <w:t xml:space="preserve">Se connecter </w:t>
-      </w:r>
-      <w:proofErr w:type="gramStart"/>
-      <w:r>
-        <w:rPr>
-          <w:color w:val="222222"/>
-          <w:lang w:val="fr-FR"/>
-        </w:rPr>
-        <w:t>au mongos</w:t>
-      </w:r>
-      <w:proofErr w:type="gramEnd"/>
-      <w:r>
-        <w:rPr>
-          <w:color w:val="222222"/>
-          <w:lang w:val="fr-FR"/>
-        </w:rPr>
-        <w:t xml:space="preserve"> et enregistrer les deux </w:t>
-      </w:r>
-      <w:proofErr w:type="spellStart"/>
-      <w:r>
-        <w:rPr>
-          <w:color w:val="222222"/>
-          <w:lang w:val="fr-FR"/>
-        </w:rPr>
-        <w:t>shards</w:t>
-      </w:r>
-      <w:proofErr w:type="spellEnd"/>
-      <w:r>
-        <w:rPr>
-          <w:color w:val="222222"/>
-          <w:lang w:val="fr-FR"/>
-        </w:rPr>
-        <w:t>.</w:t>
+        <w:t>Se connecter au mongos et enregistrer les deux shards.</w:t>
       </w:r>
     </w:p>
     <w:p>
@@ -12726,12 +8853,6 @@
         <w:gridCol w:w="9746"/>
       </w:tblGrid>
       <w:tr>
-        <w:tblPrEx>
-          <w:tblCellMar>
-            <w:top w:w="0" w:type="dxa"/>
-            <w:bottom w:w="0" w:type="dxa"/>
-          </w:tblCellMar>
-        </w:tblPrEx>
         <w:tc>
           <w:tcPr>
             <w:tcW w:w="9746" w:type="dxa"/>
@@ -12769,7 +8890,6 @@
                 <w:lang w:val="fr-FR"/>
               </w:rPr>
             </w:pPr>
-            <w:proofErr w:type="spellStart"/>
             <w:r>
               <w:rPr>
                 <w:b/>
@@ -12779,9 +8899,8 @@
                 <w:szCs w:val="30"/>
                 <w:lang w:val="fr-FR"/>
               </w:rPr>
-              <w:t>Sharder</w:t>
-            </w:r>
-            <w:proofErr w:type="spellEnd"/>
+              <w:t>Sharder une collection B</w:t>
+            </w:r>
             <w:r>
               <w:rPr>
                 <w:b/>
@@ -12791,9 +8910,8 @@
                 <w:szCs w:val="30"/>
                 <w:lang w:val="fr-FR"/>
               </w:rPr>
-              <w:t xml:space="preserve"> une collection </w:t>
-            </w:r>
-            <w:proofErr w:type="spellStart"/>
+              <w:t>ank</w:t>
+            </w:r>
             <w:r>
               <w:rPr>
                 <w:b/>
@@ -12803,41 +8921,7 @@
                 <w:szCs w:val="30"/>
                 <w:lang w:val="fr-FR"/>
               </w:rPr>
-              <w:t>B</w:t>
-            </w:r>
-            <w:r>
-              <w:rPr>
-                <w:b/>
-                <w:bCs/>
-                <w:color w:val="FFFFFF"/>
-                <w:sz w:val="30"/>
-                <w:szCs w:val="30"/>
-                <w:lang w:val="fr-FR"/>
-              </w:rPr>
-              <w:t>ank</w:t>
-            </w:r>
-            <w:r>
-              <w:rPr>
-                <w:b/>
-                <w:bCs/>
-                <w:color w:val="FFFFFF"/>
-                <w:sz w:val="30"/>
-                <w:szCs w:val="30"/>
-                <w:lang w:val="fr-FR"/>
-              </w:rPr>
-              <w:t>Flux</w:t>
-            </w:r>
-            <w:proofErr w:type="spellEnd"/>
-            <w:r>
-              <w:rPr>
-                <w:b/>
-                <w:bCs/>
-                <w:color w:val="FFFFFF"/>
-                <w:sz w:val="30"/>
-                <w:szCs w:val="30"/>
-                <w:lang w:val="fr-FR"/>
-              </w:rPr>
-              <w:t xml:space="preserve"> et choisir la clé</w:t>
+              <w:t>Flux et choisir la clé</w:t>
             </w:r>
           </w:p>
           <w:p>
@@ -12867,31 +8951,7 @@
                 <w:szCs w:val="16"/>
                 <w:lang w:val="fr-FR"/>
               </w:rPr>
-              <w:t xml:space="preserve"> Module 5 · Chapitres 12 &amp; 14 — </w:t>
-            </w:r>
-            <w:proofErr w:type="spellStart"/>
-            <w:r>
-              <w:rPr>
-                <w:i/>
-                <w:iCs/>
-                <w:color w:val="BFD3F2"/>
-                <w:sz w:val="16"/>
-                <w:szCs w:val="16"/>
-                <w:lang w:val="fr-FR"/>
-              </w:rPr>
-              <w:t>Sharding</w:t>
-            </w:r>
-            <w:proofErr w:type="spellEnd"/>
-            <w:r>
-              <w:rPr>
-                <w:i/>
-                <w:iCs/>
-                <w:color w:val="BFD3F2"/>
-                <w:sz w:val="16"/>
-                <w:szCs w:val="16"/>
-                <w:lang w:val="fr-FR"/>
-              </w:rPr>
-              <w:t xml:space="preserve"> et répartition</w:t>
+              <w:t xml:space="preserve"> Module 5 · Chapitres 12 &amp; 14 — Sharding et répartition</w:t>
             </w:r>
           </w:p>
         </w:tc>
@@ -12926,12 +8986,6 @@
         <w:gridCol w:w="4873"/>
       </w:tblGrid>
       <w:tr>
-        <w:tblPrEx>
-          <w:tblCellMar>
-            <w:top w:w="0" w:type="dxa"/>
-            <w:bottom w:w="0" w:type="dxa"/>
-          </w:tblCellMar>
-        </w:tblPrEx>
         <w:trPr>
           <w:trHeight w:val="300"/>
         </w:trPr>
@@ -12955,41 +9009,7 @@
                 <w:sz w:val="18"/>
                 <w:szCs w:val="18"/>
               </w:rPr>
-              <w:t xml:space="preserve">⏱  Durée </w:t>
-            </w:r>
-            <w:proofErr w:type="spellStart"/>
-            <w:proofErr w:type="gramStart"/>
-            <w:r>
-              <w:rPr>
-                <w:b/>
-                <w:bCs/>
-                <w:color w:val="16386B"/>
-                <w:sz w:val="18"/>
-                <w:szCs w:val="18"/>
-              </w:rPr>
-              <w:t>estimée</w:t>
-            </w:r>
-            <w:proofErr w:type="spellEnd"/>
-            <w:r>
-              <w:rPr>
-                <w:b/>
-                <w:bCs/>
-                <w:color w:val="16386B"/>
-                <w:sz w:val="18"/>
-                <w:szCs w:val="18"/>
-              </w:rPr>
-              <w:t xml:space="preserve"> :</w:t>
-            </w:r>
-            <w:proofErr w:type="gramEnd"/>
-            <w:r>
-              <w:rPr>
-                <w:b/>
-                <w:bCs/>
-                <w:color w:val="16386B"/>
-                <w:sz w:val="18"/>
-                <w:szCs w:val="18"/>
-              </w:rPr>
-              <w:t xml:space="preserve"> 45 min</w:t>
+              <w:t>⏱  Durée estimée : 45 min</w:t>
             </w:r>
           </w:p>
         </w:tc>
@@ -13028,25 +9048,8 @@
           <w:color w:val="222222"/>
           <w:lang w:val="fr-FR"/>
         </w:rPr>
-        <w:t xml:space="preserve">Activer le </w:t>
-      </w:r>
-      <w:proofErr w:type="spellStart"/>
-      <w:r>
-        <w:rPr>
-          <w:color w:val="222222"/>
-          <w:lang w:val="fr-FR"/>
-        </w:rPr>
-        <w:t>sharding</w:t>
-      </w:r>
-      <w:proofErr w:type="spellEnd"/>
-      <w:r>
-        <w:rPr>
-          <w:color w:val="222222"/>
-          <w:lang w:val="fr-FR"/>
-        </w:rPr>
-        <w:t xml:space="preserve"> sur une collection de </w:t>
-      </w:r>
-      <w:proofErr w:type="spellStart"/>
+        <w:t xml:space="preserve">Activer le sharding sur une collection de </w:t>
+      </w:r>
       <w:r>
         <w:rPr>
           <w:color w:val="222222"/>
@@ -13054,29 +9057,12 @@
         </w:rPr>
         <w:t>BankFlux</w:t>
       </w:r>
-      <w:proofErr w:type="spellEnd"/>
-      <w:r>
-        <w:rPr>
-          <w:color w:val="222222"/>
-          <w:lang w:val="fr-FR"/>
-        </w:rPr>
-        <w:t xml:space="preserve">, choisir une clé de </w:t>
-      </w:r>
-      <w:proofErr w:type="spellStart"/>
-      <w:r>
-        <w:rPr>
-          <w:color w:val="222222"/>
-          <w:lang w:val="fr-FR"/>
-        </w:rPr>
-        <w:t>shard</w:t>
-      </w:r>
-      <w:proofErr w:type="spellEnd"/>
-      <w:r>
-        <w:rPr>
-          <w:color w:val="222222"/>
-          <w:lang w:val="fr-FR"/>
-        </w:rPr>
-        <w:t xml:space="preserve"> pertinente, observer la distribution des données, et mesurer l'impact du choix de clé sur les requêtes émises depuis .NET.</w:t>
+      <w:r>
+        <w:rPr>
+          <w:color w:val="222222"/>
+          <w:lang w:val="fr-FR"/>
+        </w:rPr>
+        <w:t>, choisir une clé de shard pertinente, observer la distribution des données, et mesurer l'impact du choix de clé sur les requêtes émises depuis .NET.</w:t>
       </w:r>
     </w:p>
     <w:p>
@@ -13108,39 +9094,7 @@
           <w:color w:val="222222"/>
           <w:lang w:val="fr-FR"/>
         </w:rPr>
-        <w:t xml:space="preserve">epuis </w:t>
-      </w:r>
-      <w:proofErr w:type="gramStart"/>
-      <w:r>
-        <w:rPr>
-          <w:color w:val="222222"/>
-          <w:lang w:val="fr-FR"/>
-        </w:rPr>
-        <w:t>le mongos</w:t>
-      </w:r>
-      <w:proofErr w:type="gramEnd"/>
-      <w:r>
-        <w:rPr>
-          <w:color w:val="222222"/>
-          <w:lang w:val="fr-FR"/>
-        </w:rPr>
-        <w:t xml:space="preserve">, créer l'index support de la clé de </w:t>
-      </w:r>
-      <w:proofErr w:type="spellStart"/>
-      <w:r>
-        <w:rPr>
-          <w:color w:val="222222"/>
-          <w:lang w:val="fr-FR"/>
-        </w:rPr>
-        <w:t>shard</w:t>
-      </w:r>
-      <w:proofErr w:type="spellEnd"/>
-      <w:r>
-        <w:rPr>
-          <w:color w:val="222222"/>
-          <w:lang w:val="fr-FR"/>
-        </w:rPr>
-        <w:t xml:space="preserve"> sur transactions.</w:t>
+        <w:t>epuis le mongos, créer l'index support de la clé de shard sur transactions.</w:t>
       </w:r>
     </w:p>
     <w:p>
@@ -13156,62 +9110,12 @@
           <w:lang w:val="fr-FR"/>
         </w:rPr>
       </w:pPr>
-      <w:proofErr w:type="spellStart"/>
-      <w:r>
-        <w:rPr>
-          <w:color w:val="222222"/>
-          <w:lang w:val="fr-FR"/>
-        </w:rPr>
-        <w:t>Sharder</w:t>
-      </w:r>
-      <w:proofErr w:type="spellEnd"/>
-      <w:r>
-        <w:rPr>
-          <w:color w:val="222222"/>
-          <w:lang w:val="fr-FR"/>
-        </w:rPr>
-        <w:t xml:space="preserve"> la collection transactions sur </w:t>
-      </w:r>
-      <w:proofErr w:type="gramStart"/>
-      <w:r>
-        <w:rPr>
-          <w:color w:val="222222"/>
-          <w:lang w:val="fr-FR"/>
-        </w:rPr>
-        <w:t xml:space="preserve">{ </w:t>
-      </w:r>
-      <w:proofErr w:type="spellStart"/>
-      <w:r>
-        <w:rPr>
-          <w:color w:val="222222"/>
-          <w:lang w:val="fr-FR"/>
-        </w:rPr>
-        <w:t>accountId</w:t>
-      </w:r>
-      <w:proofErr w:type="spellEnd"/>
-      <w:proofErr w:type="gramEnd"/>
-      <w:r>
-        <w:rPr>
-          <w:color w:val="222222"/>
-          <w:lang w:val="fr-FR"/>
-        </w:rPr>
-        <w:t xml:space="preserve">, </w:t>
-      </w:r>
-      <w:proofErr w:type="gramStart"/>
-      <w:r>
-        <w:rPr>
-          <w:color w:val="222222"/>
-          <w:lang w:val="fr-FR"/>
-        </w:rPr>
-        <w:t>date }</w:t>
-      </w:r>
-      <w:proofErr w:type="gramEnd"/>
-      <w:r>
-        <w:rPr>
-          <w:color w:val="222222"/>
-          <w:lang w:val="fr-FR"/>
-        </w:rPr>
-        <w:t>.</w:t>
+      <w:r>
+        <w:rPr>
+          <w:color w:val="222222"/>
+          <w:lang w:val="fr-FR"/>
+        </w:rPr>
+        <w:t>Sharder la collection transactions sur { accountId, date }.</w:t>
       </w:r>
     </w:p>
     <w:p>
@@ -13232,23 +9136,7 @@
           <w:color w:val="222222"/>
           <w:lang w:val="fr-FR"/>
         </w:rPr>
-        <w:t xml:space="preserve">Insérer un volume de transactions et observer leur répartition entre les </w:t>
-      </w:r>
-      <w:proofErr w:type="spellStart"/>
-      <w:r>
-        <w:rPr>
-          <w:color w:val="222222"/>
-          <w:lang w:val="fr-FR"/>
-        </w:rPr>
-        <w:t>shards</w:t>
-      </w:r>
-      <w:proofErr w:type="spellEnd"/>
-      <w:r>
-        <w:rPr>
-          <w:color w:val="222222"/>
-          <w:lang w:val="fr-FR"/>
-        </w:rPr>
-        <w:t>.</w:t>
+        <w:t>Insérer un volume de transactions et observer leur répartition entre les shards.</w:t>
       </w:r>
     </w:p>
     <w:p>
@@ -13269,57 +9157,7 @@
           <w:color w:val="222222"/>
           <w:lang w:val="fr-FR"/>
         </w:rPr>
-        <w:t xml:space="preserve">Comparer ce choix avec une clé hachée </w:t>
-      </w:r>
-      <w:proofErr w:type="gramStart"/>
-      <w:r>
-        <w:rPr>
-          <w:color w:val="222222"/>
-          <w:lang w:val="fr-FR"/>
-        </w:rPr>
-        <w:t xml:space="preserve">{ </w:t>
-      </w:r>
-      <w:proofErr w:type="spellStart"/>
-      <w:r>
-        <w:rPr>
-          <w:color w:val="222222"/>
-          <w:lang w:val="fr-FR"/>
-        </w:rPr>
-        <w:t>accountId</w:t>
-      </w:r>
-      <w:proofErr w:type="spellEnd"/>
-      <w:proofErr w:type="gramEnd"/>
-      <w:r>
-        <w:rPr>
-          <w:color w:val="222222"/>
-          <w:lang w:val="fr-FR"/>
-        </w:rPr>
-        <w:t>: "</w:t>
-      </w:r>
-      <w:proofErr w:type="spellStart"/>
-      <w:r>
-        <w:rPr>
-          <w:color w:val="222222"/>
-          <w:lang w:val="fr-FR"/>
-        </w:rPr>
-        <w:t>hashed</w:t>
-      </w:r>
-      <w:proofErr w:type="spellEnd"/>
-      <w:proofErr w:type="gramStart"/>
-      <w:r>
-        <w:rPr>
-          <w:color w:val="222222"/>
-          <w:lang w:val="fr-FR"/>
-        </w:rPr>
-        <w:t>" }</w:t>
-      </w:r>
-      <w:proofErr w:type="gramEnd"/>
-      <w:r>
-        <w:rPr>
-          <w:color w:val="222222"/>
-          <w:lang w:val="fr-FR"/>
-        </w:rPr>
-        <w:t xml:space="preserve"> et conclure.</w:t>
+        <w:t>Comparer ce choix avec une clé hachée { accountId: "hashed" } et conclure.</w:t>
       </w:r>
     </w:p>
     <w:p>
@@ -13343,23 +9181,7 @@
           <w:color w:val="222222"/>
           <w:lang w:val="fr-FR"/>
         </w:rPr>
-        <w:t xml:space="preserve">Constater que l'application .NET se connecte </w:t>
-      </w:r>
-      <w:proofErr w:type="gramStart"/>
-      <w:r>
-        <w:rPr>
-          <w:color w:val="222222"/>
-          <w:lang w:val="fr-FR"/>
-        </w:rPr>
-        <w:t>au mongos</w:t>
-      </w:r>
-      <w:proofErr w:type="gramEnd"/>
-      <w:r>
-        <w:rPr>
-          <w:color w:val="222222"/>
-          <w:lang w:val="fr-FR"/>
-        </w:rPr>
-        <w:t xml:space="preserve"> sans aucun changement de code</w:t>
+        <w:t>Constater que l'application .NET se connecte au mongos sans aucun changement de code</w:t>
       </w:r>
       <w:r>
         <w:rPr>
@@ -13483,12 +9305,6 @@
         <w:gridCol w:w="9746"/>
       </w:tblGrid>
       <w:tr>
-        <w:tblPrEx>
-          <w:tblCellMar>
-            <w:top w:w="0" w:type="dxa"/>
-            <w:bottom w:w="0" w:type="dxa"/>
-          </w:tblCellMar>
-        </w:tblPrEx>
         <w:tc>
           <w:tcPr>
             <w:tcW w:w="9746" w:type="dxa"/>
@@ -13576,21 +9392,8 @@
                 <w:szCs w:val="16"/>
                 <w:lang w:val="fr-FR"/>
               </w:rPr>
-              <w:t xml:space="preserve"> Module 6 · Chapitre 1 — Les requêtes </w:t>
-            </w:r>
-            <w:proofErr w:type="spellStart"/>
-            <w:r>
-              <w:rPr>
-                <w:i/>
-                <w:iCs/>
-                <w:color w:val="BFD3F2"/>
-                <w:sz w:val="16"/>
-                <w:szCs w:val="16"/>
-                <w:lang w:val="fr-FR"/>
-              </w:rPr>
-              <w:t>géo-spatiales</w:t>
-            </w:r>
-            <w:proofErr w:type="spellEnd"/>
+              <w:t xml:space="preserve"> Module 6 · Chapitre 1 — Les requêtes géo-spatiales</w:t>
+            </w:r>
           </w:p>
         </w:tc>
       </w:tr>
@@ -13624,12 +9427,6 @@
         <w:gridCol w:w="4873"/>
       </w:tblGrid>
       <w:tr>
-        <w:tblPrEx>
-          <w:tblCellMar>
-            <w:top w:w="0" w:type="dxa"/>
-            <w:bottom w:w="0" w:type="dxa"/>
-          </w:tblCellMar>
-        </w:tblPrEx>
         <w:trPr>
           <w:trHeight w:val="300"/>
         </w:trPr>
@@ -13653,41 +9450,7 @@
                 <w:sz w:val="18"/>
                 <w:szCs w:val="18"/>
               </w:rPr>
-              <w:t xml:space="preserve">⏱  Durée </w:t>
-            </w:r>
-            <w:proofErr w:type="spellStart"/>
-            <w:proofErr w:type="gramStart"/>
-            <w:r>
-              <w:rPr>
-                <w:b/>
-                <w:bCs/>
-                <w:color w:val="16386B"/>
-                <w:sz w:val="18"/>
-                <w:szCs w:val="18"/>
-              </w:rPr>
-              <w:t>estimée</w:t>
-            </w:r>
-            <w:proofErr w:type="spellEnd"/>
-            <w:r>
-              <w:rPr>
-                <w:b/>
-                <w:bCs/>
-                <w:color w:val="16386B"/>
-                <w:sz w:val="18"/>
-                <w:szCs w:val="18"/>
-              </w:rPr>
-              <w:t xml:space="preserve"> :</w:t>
-            </w:r>
-            <w:proofErr w:type="gramEnd"/>
-            <w:r>
-              <w:rPr>
-                <w:b/>
-                <w:bCs/>
-                <w:color w:val="16386B"/>
-                <w:sz w:val="18"/>
-                <w:szCs w:val="18"/>
-              </w:rPr>
-              <w:t xml:space="preserve"> 35 min</w:t>
+              <w:t>⏱  Durée estimée : 35 min</w:t>
             </w:r>
           </w:p>
         </w:tc>
@@ -13739,39 +9502,7 @@
           <w:color w:val="222222"/>
           <w:lang w:val="fr-FR"/>
         </w:rPr>
-        <w:t>Exploiter l'index 2dsphere pour répondre à « quelle agence près de moi ? » avec les opérateurs $</w:t>
-      </w:r>
-      <w:proofErr w:type="spellStart"/>
-      <w:r>
-        <w:rPr>
-          <w:color w:val="222222"/>
-          <w:lang w:val="fr-FR"/>
-        </w:rPr>
-        <w:t>near</w:t>
-      </w:r>
-      <w:proofErr w:type="spellEnd"/>
-      <w:r>
-        <w:rPr>
-          <w:color w:val="222222"/>
-          <w:lang w:val="fr-FR"/>
-        </w:rPr>
-        <w:t xml:space="preserve"> et $</w:t>
-      </w:r>
-      <w:proofErr w:type="spellStart"/>
-      <w:r>
-        <w:rPr>
-          <w:color w:val="222222"/>
-          <w:lang w:val="fr-FR"/>
-        </w:rPr>
-        <w:t>geoWithin</w:t>
-      </w:r>
-      <w:proofErr w:type="spellEnd"/>
-      <w:r>
-        <w:rPr>
-          <w:color w:val="222222"/>
-          <w:lang w:val="fr-FR"/>
-        </w:rPr>
-        <w:t xml:space="preserve"> depuis C#.</w:t>
+        <w:t>Exploiter l'index 2dsphere pour répondre à « quelle agence près de moi ? » avec les opérateurs $near et $geoWithin depuis C#.</w:t>
       </w:r>
     </w:p>
     <w:p>
@@ -13792,23 +9523,7 @@
           <w:color w:val="222222"/>
           <w:lang w:val="fr-FR"/>
         </w:rPr>
-        <w:t xml:space="preserve">Construire un point </w:t>
-      </w:r>
-      <w:proofErr w:type="spellStart"/>
-      <w:r>
-        <w:rPr>
-          <w:color w:val="222222"/>
-          <w:lang w:val="fr-FR"/>
-        </w:rPr>
-        <w:t>GeoJSON</w:t>
-      </w:r>
-      <w:proofErr w:type="spellEnd"/>
-      <w:r>
-        <w:rPr>
-          <w:color w:val="222222"/>
-          <w:lang w:val="fr-FR"/>
-        </w:rPr>
-        <w:t xml:space="preserve"> correspondant à la position de l'utilisateur.</w:t>
+        <w:t>Construire un point GeoJSON correspondant à la position de l'utilisateur.</w:t>
       </w:r>
     </w:p>
     <w:p>
@@ -13829,23 +9544,7 @@
           <w:color w:val="222222"/>
           <w:lang w:val="fr-FR"/>
         </w:rPr>
-        <w:t>Trouver les 10 agences dont la localisation est à moins de 20 km, du plus proche au plus lointain ($</w:t>
-      </w:r>
-      <w:proofErr w:type="spellStart"/>
-      <w:r>
-        <w:rPr>
-          <w:color w:val="222222"/>
-          <w:lang w:val="fr-FR"/>
-        </w:rPr>
-        <w:t>near</w:t>
-      </w:r>
-      <w:proofErr w:type="spellEnd"/>
-      <w:r>
-        <w:rPr>
-          <w:color w:val="222222"/>
-          <w:lang w:val="fr-FR"/>
-        </w:rPr>
-        <w:t>).</w:t>
+        <w:t>Trouver les 10 agences dont la localisation est à moins de 20 km, du plus proche au plus lointain ($near).</w:t>
       </w:r>
     </w:p>
     <w:p>
@@ -13866,39 +9565,7 @@
           <w:color w:val="222222"/>
           <w:lang w:val="fr-FR"/>
         </w:rPr>
-        <w:t>Compter les agences situées dans un cercle de 5 km autour d'un point ($</w:t>
-      </w:r>
-      <w:proofErr w:type="spellStart"/>
-      <w:r>
-        <w:rPr>
-          <w:color w:val="222222"/>
-          <w:lang w:val="fr-FR"/>
-        </w:rPr>
-        <w:t>geoWithin</w:t>
-      </w:r>
-      <w:proofErr w:type="spellEnd"/>
-      <w:r>
-        <w:rPr>
-          <w:color w:val="222222"/>
-          <w:lang w:val="fr-FR"/>
-        </w:rPr>
-        <w:t xml:space="preserve"> / </w:t>
-      </w:r>
-      <w:proofErr w:type="spellStart"/>
-      <w:r>
-        <w:rPr>
-          <w:color w:val="222222"/>
-          <w:lang w:val="fr-FR"/>
-        </w:rPr>
-        <w:t>centerSphere</w:t>
-      </w:r>
-      <w:proofErr w:type="spellEnd"/>
-      <w:r>
-        <w:rPr>
-          <w:color w:val="222222"/>
-          <w:lang w:val="fr-FR"/>
-        </w:rPr>
-        <w:t>).</w:t>
+        <w:t>Compter les agences situées dans un cercle de 5 km autour d'un point ($geoWithin / centerSphere).</w:t>
       </w:r>
     </w:p>
     <w:p>
@@ -14028,12 +9695,6 @@
         <w:gridCol w:w="9746"/>
       </w:tblGrid>
       <w:tr>
-        <w:tblPrEx>
-          <w:tblCellMar>
-            <w:top w:w="0" w:type="dxa"/>
-            <w:bottom w:w="0" w:type="dxa"/>
-          </w:tblCellMar>
-        </w:tblPrEx>
         <w:tc>
           <w:tcPr>
             <w:tcW w:w="9746" w:type="dxa"/>
@@ -14083,7 +9744,6 @@
                 <w:lang w:val="fr-FR"/>
               </w:rPr>
             </w:pPr>
-            <w:proofErr w:type="spellStart"/>
             <w:r>
               <w:rPr>
                 <w:b/>
@@ -14106,7 +9766,6 @@
               </w:rPr>
               <w:t>n</w:t>
             </w:r>
-            <w:proofErr w:type="spellEnd"/>
           </w:p>
           <w:p>
             <w:pPr>
@@ -14170,12 +9829,6 @@
         <w:gridCol w:w="4873"/>
       </w:tblGrid>
       <w:tr>
-        <w:tblPrEx>
-          <w:tblCellMar>
-            <w:top w:w="0" w:type="dxa"/>
-            <w:bottom w:w="0" w:type="dxa"/>
-          </w:tblCellMar>
-        </w:tblPrEx>
         <w:trPr>
           <w:trHeight w:val="300"/>
         </w:trPr>
@@ -14199,41 +9852,7 @@
                 <w:sz w:val="18"/>
                 <w:szCs w:val="18"/>
               </w:rPr>
-              <w:t xml:space="preserve">⏱  Durée </w:t>
-            </w:r>
-            <w:proofErr w:type="spellStart"/>
-            <w:proofErr w:type="gramStart"/>
-            <w:r>
-              <w:rPr>
-                <w:b/>
-                <w:bCs/>
-                <w:color w:val="16386B"/>
-                <w:sz w:val="18"/>
-                <w:szCs w:val="18"/>
-              </w:rPr>
-              <w:t>estimée</w:t>
-            </w:r>
-            <w:proofErr w:type="spellEnd"/>
-            <w:r>
-              <w:rPr>
-                <w:b/>
-                <w:bCs/>
-                <w:color w:val="16386B"/>
-                <w:sz w:val="18"/>
-                <w:szCs w:val="18"/>
-              </w:rPr>
-              <w:t xml:space="preserve"> :</w:t>
-            </w:r>
-            <w:proofErr w:type="gramEnd"/>
-            <w:r>
-              <w:rPr>
-                <w:b/>
-                <w:bCs/>
-                <w:color w:val="16386B"/>
-                <w:sz w:val="18"/>
-                <w:szCs w:val="18"/>
-              </w:rPr>
-              <w:t xml:space="preserve"> 50 min</w:t>
+              <w:t>⏱  Durée estimée : 50 min</w:t>
             </w:r>
           </w:p>
         </w:tc>
@@ -14321,23 +9940,7 @@
           <w:color w:val="222222"/>
           <w:lang w:val="fr-FR"/>
         </w:rPr>
-        <w:t xml:space="preserve"> $</w:t>
-      </w:r>
-      <w:proofErr w:type="spellStart"/>
-      <w:r>
-        <w:rPr>
-          <w:color w:val="222222"/>
-          <w:lang w:val="fr-FR"/>
-        </w:rPr>
-        <w:t>lookup</w:t>
-      </w:r>
-      <w:proofErr w:type="spellEnd"/>
-      <w:r>
-        <w:rPr>
-          <w:color w:val="222222"/>
-          <w:lang w:val="fr-FR"/>
-        </w:rPr>
-        <w:t xml:space="preserve"> </w:t>
+        <w:t xml:space="preserve"> $lookup </w:t>
       </w:r>
       <w:r>
         <w:rPr>
@@ -14351,23 +9954,7 @@
           <w:color w:val="222222"/>
           <w:lang w:val="fr-FR"/>
         </w:rPr>
-        <w:t xml:space="preserve"> $sort) dans </w:t>
-      </w:r>
-      <w:proofErr w:type="spellStart"/>
-      <w:r>
-        <w:rPr>
-          <w:color w:val="222222"/>
-          <w:lang w:val="fr-FR"/>
-        </w:rPr>
-        <w:t>mongosh</w:t>
-      </w:r>
-      <w:proofErr w:type="spellEnd"/>
-      <w:r>
-        <w:rPr>
-          <w:color w:val="222222"/>
-          <w:lang w:val="fr-FR"/>
-        </w:rPr>
-        <w:t xml:space="preserve"> : le patrimoine par client actif.</w:t>
+        <w:t xml:space="preserve"> $sort) dans mongosh : le patrimoine par client actif.</w:t>
       </w:r>
     </w:p>
     <w:p>
@@ -14381,28 +9968,18 @@
           <w:color w:val="222222"/>
         </w:rPr>
       </w:pPr>
-      <w:proofErr w:type="spellStart"/>
-      <w:r>
-        <w:rPr>
-          <w:color w:val="222222"/>
-        </w:rPr>
-        <w:t>Sélectionner</w:t>
-      </w:r>
-      <w:proofErr w:type="spellEnd"/>
-      <w:r>
-        <w:rPr>
-          <w:color w:val="222222"/>
-        </w:rPr>
-        <w:t xml:space="preserve"> la base </w:t>
-      </w:r>
-      <w:proofErr w:type="spellStart"/>
-      <w:r>
-        <w:rPr>
-          <w:color w:val="222222"/>
-        </w:rPr>
-        <w:t>banque</w:t>
-      </w:r>
-      <w:proofErr w:type="spellEnd"/>
+      <w:r>
+        <w:rPr>
+          <w:color w:val="222222"/>
+        </w:rPr>
+        <w:t>Sélectionner la base ba</w:t>
+      </w:r>
+      <w:r>
+        <w:rPr>
+          <w:color w:val="222222"/>
+        </w:rPr>
+        <w:t>nkflux</w:t>
+      </w:r>
       <w:r>
         <w:rPr>
           <w:color w:val="222222"/>
@@ -14427,23 +10004,7 @@
           <w:color w:val="222222"/>
           <w:lang w:val="fr-FR"/>
         </w:rPr>
-        <w:t>$match : ne conserver que les comptes actifs (</w:t>
-      </w:r>
-      <w:proofErr w:type="spellStart"/>
-      <w:r>
-        <w:rPr>
-          <w:color w:val="222222"/>
-          <w:lang w:val="fr-FR"/>
-        </w:rPr>
-        <w:t>status</w:t>
-      </w:r>
-      <w:proofErr w:type="spellEnd"/>
-      <w:r>
-        <w:rPr>
-          <w:color w:val="222222"/>
-          <w:lang w:val="fr-FR"/>
-        </w:rPr>
-        <w:t xml:space="preserve"> = "active").</w:t>
+        <w:t>$match : ne conserver que les comptes actifs (status = "active").</w:t>
       </w:r>
     </w:p>
     <w:p>
@@ -14463,23 +10024,7 @@
           <w:color w:val="222222"/>
           <w:lang w:val="fr-FR"/>
         </w:rPr>
-        <w:t xml:space="preserve">$group : regrouper par </w:t>
-      </w:r>
-      <w:proofErr w:type="spellStart"/>
-      <w:r>
-        <w:rPr>
-          <w:color w:val="222222"/>
-          <w:lang w:val="fr-FR"/>
-        </w:rPr>
-        <w:t>customerId</w:t>
-      </w:r>
-      <w:proofErr w:type="spellEnd"/>
-      <w:r>
-        <w:rPr>
-          <w:color w:val="222222"/>
-          <w:lang w:val="fr-FR"/>
-        </w:rPr>
-        <w:t>, sommer les soldes (patrimoine) et compter les comptes.</w:t>
+        <w:t>$group : regrouper par customerId, sommer les soldes (patrimoine) et compter les comptes.</w:t>
       </w:r>
     </w:p>
     <w:p>
@@ -14499,39 +10044,7 @@
           <w:color w:val="222222"/>
           <w:lang w:val="fr-FR"/>
         </w:rPr>
-        <w:t>$</w:t>
-      </w:r>
-      <w:proofErr w:type="spellStart"/>
-      <w:r>
-        <w:rPr>
-          <w:color w:val="222222"/>
-          <w:lang w:val="fr-FR"/>
-        </w:rPr>
-        <w:t>lookup</w:t>
-      </w:r>
-      <w:proofErr w:type="spellEnd"/>
-      <w:r>
-        <w:rPr>
-          <w:color w:val="222222"/>
-          <w:lang w:val="fr-FR"/>
-        </w:rPr>
-        <w:t xml:space="preserve"> : joindre la collection </w:t>
-      </w:r>
-      <w:proofErr w:type="spellStart"/>
-      <w:r>
-        <w:rPr>
-          <w:color w:val="222222"/>
-          <w:lang w:val="fr-FR"/>
-        </w:rPr>
-        <w:t>customers</w:t>
-      </w:r>
-      <w:proofErr w:type="spellEnd"/>
-      <w:r>
-        <w:rPr>
-          <w:color w:val="222222"/>
-          <w:lang w:val="fr-FR"/>
-        </w:rPr>
-        <w:t xml:space="preserve"> pour récupérer le nom du titulaire.</w:t>
+        <w:t>$lookup : joindre la collection customers pour récupérer le nom du titulaire.</w:t>
       </w:r>
     </w:p>
     <w:p>
@@ -14613,58 +10126,8 @@
           <w:szCs w:val="19"/>
           <w:lang w:val="fr-FR"/>
         </w:rPr>
-        <w:t xml:space="preserve"> 2 </w:t>
-      </w:r>
-      <w:proofErr w:type="gramStart"/>
-      <w:r>
-        <w:rPr>
-          <w:b/>
-          <w:bCs/>
-          <w:color w:val="1F4E96"/>
-          <w:sz w:val="19"/>
-          <w:szCs w:val="19"/>
-          <w:lang w:val="fr-FR"/>
-        </w:rPr>
-        <w:t xml:space="preserve">( </w:t>
-      </w:r>
-      <w:proofErr w:type="spellStart"/>
-      <w:r>
-        <w:rPr>
-          <w:b/>
-          <w:bCs/>
-          <w:color w:val="1F4E96"/>
-          <w:sz w:val="19"/>
-          <w:szCs w:val="19"/>
-          <w:lang w:val="fr-FR"/>
-        </w:rPr>
-        <w:t>Aggregation</w:t>
-      </w:r>
-      <w:proofErr w:type="spellEnd"/>
-      <w:proofErr w:type="gramEnd"/>
-      <w:r>
-        <w:rPr>
-          <w:b/>
-          <w:bCs/>
-          <w:color w:val="1F4E96"/>
-          <w:sz w:val="19"/>
-          <w:szCs w:val="19"/>
-          <w:lang w:val="fr-FR"/>
-        </w:rPr>
-        <w:t xml:space="preserve"> </w:t>
-      </w:r>
-      <w:proofErr w:type="gramStart"/>
-      <w:r>
-        <w:rPr>
-          <w:b/>
-          <w:bCs/>
-          <w:color w:val="1F4E96"/>
-          <w:sz w:val="19"/>
-          <w:szCs w:val="19"/>
-          <w:lang w:val="fr-FR"/>
-        </w:rPr>
-        <w:t>Framework )</w:t>
-      </w:r>
-      <w:proofErr w:type="gramEnd"/>
+        <w:t xml:space="preserve"> 2 ( Aggregation Framework )</w:t>
+      </w:r>
     </w:p>
     <w:p>
       <w:pPr>
@@ -14677,21 +10140,7 @@
         <w:rPr>
           <w:lang w:val="fr-FR"/>
         </w:rPr>
-        <w:t>Reproduire ce pipeline depuis .NET (</w:t>
-      </w:r>
-      <w:proofErr w:type="spellStart"/>
-      <w:r>
-        <w:rPr>
-          <w:lang w:val="fr-FR"/>
-        </w:rPr>
-        <w:t>BsonDocument</w:t>
-      </w:r>
-      <w:proofErr w:type="spellEnd"/>
-      <w:r>
-        <w:rPr>
-          <w:lang w:val="fr-FR"/>
-        </w:rPr>
-        <w:t xml:space="preserve"> puis API fluide typée) et persister un rapport avec </w:t>
+        <w:t xml:space="preserve">Reproduire ce pipeline depuis .NET (BsonDocument puis API fluide typée) et persister un rapport avec </w:t>
       </w:r>
       <w:r>
         <w:rPr>
@@ -14724,77 +10173,25 @@
         </w:rPr>
         <w:t xml:space="preserve">Réécrire le pipeline à 4 étapes en </w:t>
       </w:r>
-      <w:proofErr w:type="spellStart"/>
-      <w:proofErr w:type="gramStart"/>
       <w:r>
         <w:rPr>
           <w:rFonts w:ascii="Consolas" w:eastAsia="Consolas" w:hAnsi="Consolas" w:cs="Consolas"/>
           <w:lang w:val="fr-FR"/>
         </w:rPr>
-        <w:t>BsonDocument</w:t>
-      </w:r>
-      <w:proofErr w:type="spellEnd"/>
+        <w:t>BsonDocument[]</w:t>
+      </w:r>
+      <w:r>
+        <w:rPr>
+          <w:lang w:val="fr-FR"/>
+        </w:rPr>
+        <w:t xml:space="preserve"> et l'exécuter avec </w:t>
+      </w:r>
       <w:r>
         <w:rPr>
           <w:rFonts w:ascii="Consolas" w:eastAsia="Consolas" w:hAnsi="Consolas" w:cs="Consolas"/>
           <w:lang w:val="fr-FR"/>
         </w:rPr>
-        <w:t>[</w:t>
-      </w:r>
-      <w:proofErr w:type="gramEnd"/>
-      <w:r>
-        <w:rPr>
-          <w:rFonts w:ascii="Consolas" w:eastAsia="Consolas" w:hAnsi="Consolas" w:cs="Consolas"/>
-          <w:lang w:val="fr-FR"/>
-        </w:rPr>
-        <w:t>]</w:t>
-      </w:r>
-      <w:r>
-        <w:rPr>
-          <w:lang w:val="fr-FR"/>
-        </w:rPr>
-        <w:t xml:space="preserve"> et l'exécuter avec </w:t>
-      </w:r>
-      <w:proofErr w:type="spellStart"/>
-      <w:r>
-        <w:rPr>
-          <w:rFonts w:ascii="Consolas" w:eastAsia="Consolas" w:hAnsi="Consolas" w:cs="Consolas"/>
-          <w:lang w:val="fr-FR"/>
-        </w:rPr>
-        <w:t>Aggregate</w:t>
-      </w:r>
-      <w:proofErr w:type="spellEnd"/>
-      <w:r>
-        <w:rPr>
-          <w:rFonts w:ascii="Consolas" w:eastAsia="Consolas" w:hAnsi="Consolas" w:cs="Consolas"/>
-          <w:lang w:val="fr-FR"/>
-        </w:rPr>
-        <w:t>&lt;</w:t>
-      </w:r>
-      <w:proofErr w:type="spellStart"/>
-      <w:r>
-        <w:rPr>
-          <w:rFonts w:ascii="Consolas" w:eastAsia="Consolas" w:hAnsi="Consolas" w:cs="Consolas"/>
-          <w:lang w:val="fr-FR"/>
-        </w:rPr>
-        <w:t>BsonDocument</w:t>
-      </w:r>
-      <w:proofErr w:type="spellEnd"/>
-      <w:proofErr w:type="gramStart"/>
-      <w:r>
-        <w:rPr>
-          <w:rFonts w:ascii="Consolas" w:eastAsia="Consolas" w:hAnsi="Consolas" w:cs="Consolas"/>
-          <w:lang w:val="fr-FR"/>
-        </w:rPr>
-        <w:t>&gt;(</w:t>
-      </w:r>
-      <w:proofErr w:type="gramEnd"/>
-      <w:r>
-        <w:rPr>
-          <w:rFonts w:ascii="Consolas" w:eastAsia="Consolas" w:hAnsi="Consolas" w:cs="Consolas"/>
-          <w:lang w:val="fr-FR"/>
-        </w:rPr>
-        <w:t>)</w:t>
+        <w:t>Aggregate&lt;BsonDocument&gt;()</w:t>
       </w:r>
       <w:r>
         <w:rPr>
@@ -14846,7 +10243,6 @@
         </w:rPr>
         <w:t xml:space="preserve"> / </w:t>
       </w:r>
-      <w:proofErr w:type="spellStart"/>
       <w:r>
         <w:rPr>
           <w:rFonts w:ascii="Consolas" w:eastAsia="Consolas" w:hAnsi="Consolas" w:cs="Consolas"/>
@@ -14854,7 +10250,6 @@
         </w:rPr>
         <w:t>SortByDescending</w:t>
       </w:r>
-      <w:proofErr w:type="spellEnd"/>
       <w:r>
         <w:rPr>
           <w:lang w:val="fr-FR"/>
@@ -14897,17 +10292,8 @@
           <w:rFonts w:ascii="Consolas" w:eastAsia="Consolas" w:hAnsi="Consolas" w:cs="Consolas"/>
           <w:lang w:val="fr-FR"/>
         </w:rPr>
-        <w:t>$</w:t>
-      </w:r>
-      <w:proofErr w:type="spellStart"/>
-      <w:r>
-        <w:rPr>
-          <w:rFonts w:ascii="Consolas" w:eastAsia="Consolas" w:hAnsi="Consolas" w:cs="Consolas"/>
-          <w:lang w:val="fr-FR"/>
-        </w:rPr>
-        <w:t>lookup</w:t>
-      </w:r>
-      <w:proofErr w:type="spellEnd"/>
+        <w:t>$lookup</w:t>
+      </w:r>
       <w:r>
         <w:rPr>
           <w:lang w:val="fr-FR"/>
@@ -14932,7 +10318,6 @@
         </w:rPr>
         <w:t xml:space="preserve">Produire un rapport mensuel et le stocker dans la collection </w:t>
       </w:r>
-      <w:proofErr w:type="spellStart"/>
       <w:r>
         <w:rPr>
           <w:rFonts w:ascii="Consolas" w:eastAsia="Consolas" w:hAnsi="Consolas" w:cs="Consolas"/>
@@ -14940,7 +10325,6 @@
         </w:rPr>
         <w:t>monthly_reports</w:t>
       </w:r>
-      <w:proofErr w:type="spellEnd"/>
       <w:r>
         <w:rPr>
           <w:lang w:val="fr-FR"/>
@@ -15001,12 +10385,6 @@
         <w:gridCol w:w="9746"/>
       </w:tblGrid>
       <w:tr>
-        <w:tblPrEx>
-          <w:tblCellMar>
-            <w:top w:w="0" w:type="dxa"/>
-            <w:bottom w:w="0" w:type="dxa"/>
-          </w:tblCellMar>
-        </w:tblPrEx>
         <w:tc>
           <w:tcPr>
             <w:tcW w:w="9746" w:type="dxa"/>
@@ -15064,31 +10442,7 @@
                 <w:szCs w:val="30"/>
                 <w:lang w:val="fr-FR"/>
               </w:rPr>
-              <w:t xml:space="preserve"> — l'application </w:t>
-            </w:r>
-            <w:proofErr w:type="spellStart"/>
-            <w:r>
-              <w:rPr>
-                <w:b/>
-                <w:bCs/>
-                <w:color w:val="FFFFFF"/>
-                <w:sz w:val="30"/>
-                <w:szCs w:val="30"/>
-                <w:lang w:val="fr-FR"/>
-              </w:rPr>
-              <w:t>BilletFlux</w:t>
-            </w:r>
-            <w:proofErr w:type="spellEnd"/>
-            <w:r>
-              <w:rPr>
-                <w:b/>
-                <w:bCs/>
-                <w:color w:val="FFFFFF"/>
-                <w:sz w:val="30"/>
-                <w:szCs w:val="30"/>
-                <w:lang w:val="fr-FR"/>
-              </w:rPr>
-              <w:t xml:space="preserve"> complète</w:t>
+              <w:t xml:space="preserve"> — l'application BilletFlux complète</w:t>
             </w:r>
           </w:p>
           <w:p>
@@ -15153,12 +10507,6 @@
         <w:gridCol w:w="4873"/>
       </w:tblGrid>
       <w:tr>
-        <w:tblPrEx>
-          <w:tblCellMar>
-            <w:top w:w="0" w:type="dxa"/>
-            <w:bottom w:w="0" w:type="dxa"/>
-          </w:tblCellMar>
-        </w:tblPrEx>
         <w:trPr>
           <w:trHeight w:val="300"/>
         </w:trPr>
@@ -15182,41 +10530,7 @@
                 <w:sz w:val="18"/>
                 <w:szCs w:val="18"/>
               </w:rPr>
-              <w:t xml:space="preserve">⏱  Durée </w:t>
-            </w:r>
-            <w:proofErr w:type="spellStart"/>
-            <w:proofErr w:type="gramStart"/>
-            <w:r>
-              <w:rPr>
-                <w:b/>
-                <w:bCs/>
-                <w:color w:val="16386B"/>
-                <w:sz w:val="18"/>
-                <w:szCs w:val="18"/>
-              </w:rPr>
-              <w:t>estimée</w:t>
-            </w:r>
-            <w:proofErr w:type="spellEnd"/>
-            <w:r>
-              <w:rPr>
-                <w:b/>
-                <w:bCs/>
-                <w:color w:val="16386B"/>
-                <w:sz w:val="18"/>
-                <w:szCs w:val="18"/>
-              </w:rPr>
-              <w:t xml:space="preserve"> :</w:t>
-            </w:r>
-            <w:proofErr w:type="gramEnd"/>
-            <w:r>
-              <w:rPr>
-                <w:b/>
-                <w:bCs/>
-                <w:color w:val="16386B"/>
-                <w:sz w:val="18"/>
-                <w:szCs w:val="18"/>
-              </w:rPr>
-              <w:t xml:space="preserve"> 2 h</w:t>
+              <w:t>⏱  Durée estimée : 2 h</w:t>
             </w:r>
           </w:p>
         </w:tc>
@@ -15271,89 +10585,11 @@
           <w:color w:val="222222"/>
         </w:rPr>
       </w:pPr>
-      <w:proofErr w:type="spellStart"/>
-      <w:r>
-        <w:rPr>
-          <w:color w:val="222222"/>
-        </w:rPr>
-        <w:t>Organiser</w:t>
-      </w:r>
-      <w:proofErr w:type="spellEnd"/>
-      <w:r>
-        <w:rPr>
-          <w:color w:val="222222"/>
-        </w:rPr>
-        <w:t xml:space="preserve"> le code </w:t>
-      </w:r>
-      <w:proofErr w:type="spellStart"/>
-      <w:r>
-        <w:rPr>
-          <w:color w:val="222222"/>
-        </w:rPr>
-        <w:t>en</w:t>
-      </w:r>
-      <w:proofErr w:type="spellEnd"/>
-      <w:r>
-        <w:rPr>
-          <w:color w:val="222222"/>
-        </w:rPr>
-        <w:t xml:space="preserve"> </w:t>
-      </w:r>
-      <w:proofErr w:type="gramStart"/>
-      <w:r>
-        <w:rPr>
-          <w:color w:val="222222"/>
-        </w:rPr>
-        <w:t>services :</w:t>
-      </w:r>
-      <w:proofErr w:type="gramEnd"/>
-      <w:r>
-        <w:rPr>
-          <w:color w:val="222222"/>
-        </w:rPr>
-        <w:t xml:space="preserve"> </w:t>
-      </w:r>
-      <w:proofErr w:type="spellStart"/>
-      <w:r>
-        <w:rPr>
-          <w:color w:val="222222"/>
-        </w:rPr>
-        <w:t>AccountService</w:t>
-      </w:r>
-      <w:proofErr w:type="spellEnd"/>
-      <w:r>
-        <w:rPr>
-          <w:color w:val="222222"/>
-        </w:rPr>
-        <w:t xml:space="preserve">, </w:t>
-      </w:r>
-      <w:proofErr w:type="spellStart"/>
-      <w:r>
-        <w:rPr>
-          <w:color w:val="222222"/>
-        </w:rPr>
-        <w:t>TransferService</w:t>
-      </w:r>
-      <w:proofErr w:type="spellEnd"/>
-      <w:r>
-        <w:rPr>
-          <w:color w:val="222222"/>
-        </w:rPr>
-        <w:t xml:space="preserve">, </w:t>
-      </w:r>
-      <w:proofErr w:type="spellStart"/>
-      <w:r>
-        <w:rPr>
-          <w:color w:val="222222"/>
-        </w:rPr>
-        <w:t>ReportingService</w:t>
-      </w:r>
-      <w:proofErr w:type="spellEnd"/>
-      <w:r>
-        <w:rPr>
-          <w:color w:val="222222"/>
-        </w:rPr>
-        <w:t>.</w:t>
+      <w:r>
+        <w:rPr>
+          <w:color w:val="222222"/>
+        </w:rPr>
+        <w:t>Organiser le code en services : AccountService, TransferService, ReportingService.</w:t>
       </w:r>
     </w:p>
     <w:p>
@@ -15417,23 +10653,7 @@
           <w:color w:val="222222"/>
           <w:lang w:val="fr-FR"/>
         </w:rPr>
-        <w:t xml:space="preserve">Gérer les erreurs (solde insuffisant, </w:t>
-      </w:r>
-      <w:proofErr w:type="gramStart"/>
-      <w:r>
-        <w:rPr>
-          <w:color w:val="222222"/>
-          <w:lang w:val="fr-FR"/>
-        </w:rPr>
-        <w:t>e-mail</w:t>
-      </w:r>
-      <w:proofErr w:type="gramEnd"/>
-      <w:r>
-        <w:rPr>
-          <w:color w:val="222222"/>
-          <w:lang w:val="fr-FR"/>
-        </w:rPr>
-        <w:t xml:space="preserve"> en doublon) avec des messages clairs.</w:t>
+        <w:t>Gérer les erreurs (solde insuffisant, e-mail en doublon) avec des messages clairs.</w:t>
       </w:r>
     </w:p>
     <w:p>
@@ -15456,8 +10676,8 @@
       </w:pPr>
     </w:p>
     <w:sectPr>
-      <w:headerReference w:type="default" r:id="rId11"/>
-      <w:footerReference w:type="default" r:id="rId12"/>
+      <w:headerReference w:type="default" r:id="rId12"/>
+      <w:footerReference w:type="default" r:id="rId13"/>
       <w:pgSz w:w="11906" w:h="16838"/>
       <w:pgMar w:top="1200" w:right="1080" w:bottom="1100" w:left="1080" w:header="708" w:footer="708" w:gutter="0"/>
       <w:cols w:space="720"/>
@@ -20237,4 +15457,16 @@
     </a:ext>
   </a:extLst>
 </a:theme>
+</file>
+
+<file path=customXml/item1.xml><?xml version="1.0" encoding="utf-8"?>
+<b:Sources xmlns:b="http://schemas.openxmlformats.org/officeDocument/2006/bibliography" xmlns="http://schemas.openxmlformats.org/officeDocument/2006/bibliography" SelectedStyle="\APASixthEditionOfficeOnline.xsl" StyleName="APA" Version="6"/>
+</file>
+
+<file path=customXml/itemProps1.xml><?xml version="1.0" encoding="utf-8"?>
+<ds:datastoreItem xmlns:ds="http://schemas.openxmlformats.org/officeDocument/2006/customXml" ds:itemID="{5BCD148C-844C-446A-B073-5C395423A530}">
+  <ds:schemaRefs>
+    <ds:schemaRef ds:uri="http://schemas.openxmlformats.org/officeDocument/2006/bibliography"/>
+  </ds:schemaRefs>
+</ds:datastoreItem>
 </file>